--- a/Sjablonen documenten/Jin/Sjabloon 4 - Feedbackformulier voor bijrollen_Jin.docx
+++ b/Sjablonen documenten/Jin/Sjabloon 4 - Feedbackformulier voor bijrollen_Jin.docx
@@ -39,7 +39,7 @@
         <w:t xml:space="preserve">Naam beoordelaar: </w:t>
       </w:r>
       <w:r>
-        <w:t>…</w:t>
+        <w:t>Adam Aljumaili</w:t>
       </w:r>
       <w:r>
         <w:br/>
@@ -48,54 +48,57 @@
         <w:t xml:space="preserve">Sprint: </w:t>
       </w:r>
       <w:r>
-        <w:t>…</w:t>
+        <w:t>2</w:t>
       </w:r>
       <w:r>
         <w:br/>
       </w:r>
       <w:r>
-        <w:t xml:space="preserve">Team: </w:t>
-      </w:r>
-      <w:r>
-        <w:t>…</w:t>
+        <w:t>Team:</w:t>
+      </w:r>
+      <w:r>
+        <w:t xml:space="preserve"> Stamgroep C</w:t>
+      </w:r>
+    </w:p>
+    <w:p>
+      <w:pPr>
+        <w:rPr>
+          <w:b/>
+          <w:bCs/>
+        </w:rPr>
+      </w:pPr>
+      <w:r>
+        <w:rPr>
+          <w:b/>
+          <w:bCs/>
+        </w:rPr>
+        <w:t>1. Rol en Deliverables</w:t>
+      </w:r>
+    </w:p>
+    <w:p>
+      <w:r>
+        <w:t xml:space="preserve">Rol: </w:t>
+      </w:r>
+      <w:r>
+        <w:t>Scrum Master</w:t>
       </w:r>
       <w:r>
         <w:br/>
       </w:r>
-    </w:p>
-    <w:p>
-      <w:pPr>
-        <w:rPr>
-          <w:b/>
-          <w:bCs/>
-        </w:rPr>
-      </w:pPr>
-      <w:r>
-        <w:rPr>
-          <w:b/>
-          <w:bCs/>
-        </w:rPr>
-        <w:t>1. Rol en Deliverables</w:t>
-      </w:r>
-    </w:p>
-    <w:p>
-      <w:r>
-        <w:t xml:space="preserve">Rol: </w:t>
-      </w:r>
-      <w:r>
-        <w:t>…</w:t>
-      </w:r>
-      <w:r>
-        <w:br/>
-      </w:r>
-      <w:r>
-        <w:t xml:space="preserve">Naam rol </w:t>
-      </w:r>
-      <w:proofErr w:type="gramStart"/>
-      <w:r>
-        <w:t>eigenaar:…</w:t>
-      </w:r>
-      <w:proofErr w:type="gramEnd"/>
+      <w:r>
+        <w:t>Naam rol eigenaar:</w:t>
+      </w:r>
+      <w:r>
+        <w:t xml:space="preserve"> </w:t>
+      </w:r>
+      <w:proofErr w:type="spellStart"/>
+      <w:r>
+        <w:t>Zeineb</w:t>
+      </w:r>
+      <w:proofErr w:type="spellEnd"/>
+      <w:r>
+        <w:t xml:space="preserve"> Ibrahim</w:t>
+      </w:r>
     </w:p>
     <w:p>
       <w:r>
@@ -111,41 +114,58 @@
     </w:p>
     <w:p>
       <w:pPr>
-        <w:pStyle w:val="Lijstalinea"/>
+        <w:pStyle w:val="ListParagraph"/>
         <w:numPr>
           <w:ilvl w:val="0"/>
           <w:numId w:val="11"/>
         </w:numPr>
       </w:pPr>
       <w:r>
-        <w:t xml:space="preserve"> …</w:t>
-      </w:r>
-    </w:p>
-    <w:p>
-      <w:pPr>
-        <w:pStyle w:val="Lijstalinea"/>
+        <w:t xml:space="preserve"> </w:t>
+      </w:r>
+      <w:r>
+        <w:t>Neemt verantwoordelijkheid voor de documentatie, en inlever criteria</w:t>
+      </w:r>
+      <w:r>
+        <w:t>.</w:t>
+      </w:r>
+    </w:p>
+    <w:p>
+      <w:pPr>
+        <w:pStyle w:val="ListParagraph"/>
         <w:numPr>
           <w:ilvl w:val="0"/>
           <w:numId w:val="11"/>
         </w:numPr>
       </w:pPr>
       <w:r>
-        <w:t xml:space="preserve"> …</w:t>
-      </w:r>
-    </w:p>
-    <w:p>
-      <w:pPr>
-        <w:pStyle w:val="Lijstalinea"/>
+        <w:t xml:space="preserve"> </w:t>
+      </w:r>
+      <w:r>
+        <w:t>Maakt een planning en bekijkt het groepsleden progressie.</w:t>
+      </w:r>
+    </w:p>
+    <w:p>
+      <w:pPr>
+        <w:pStyle w:val="ListParagraph"/>
         <w:numPr>
           <w:ilvl w:val="0"/>
           <w:numId w:val="11"/>
         </w:numPr>
       </w:pPr>
       <w:r>
-        <w:t xml:space="preserve"> …</w:t>
-      </w:r>
-    </w:p>
-    <w:p/>
+        <w:t xml:space="preserve"> </w:t>
+      </w:r>
+      <w:r>
+        <w:t xml:space="preserve">Geeft werkt aan </w:t>
+      </w:r>
+      <w:r>
+        <w:t>de</w:t>
+      </w:r>
+      <w:r>
+        <w:t xml:space="preserve"> teamleden als ze niet weten wat ze moeten maken.</w:t>
+      </w:r>
+    </w:p>
     <w:p>
       <w:pPr>
         <w:rPr>
@@ -160,6 +180,14 @@
         </w:rPr>
         <w:t>2. Beoordelingscriteria</w:t>
       </w:r>
+    </w:p>
+    <w:p>
+      <w:pPr>
+        <w:rPr>
+          <w:b/>
+          <w:bCs/>
+        </w:rPr>
+      </w:pPr>
     </w:p>
     <w:tbl>
       <w:tblPr>
@@ -344,7 +372,7 @@
               <w:jc w:val="center"/>
             </w:pPr>
             <w:r>
-              <w:t>O/M/V/G</w:t>
+              <w:t>V</w:t>
             </w:r>
           </w:p>
         </w:tc>
@@ -358,8 +386,29 @@
             <w:pPr>
               <w:spacing w:after="0"/>
             </w:pPr>
-            <w:r>
-              <w:t>…</w:t>
+            <w:proofErr w:type="spellStart"/>
+            <w:r>
+              <w:t>Zeineb</w:t>
+            </w:r>
+            <w:proofErr w:type="spellEnd"/>
+            <w:r>
+              <w:t xml:space="preserve"> heeft haar taken goed uitgevoerd. Ze nam verantwoordelijkheid voor het op tijd afronden van het werk, wat haar ook is gelukt. Daarnaast heeft ze </w:t>
+            </w:r>
+            <w:proofErr w:type="spellStart"/>
+            <w:r>
+              <w:t>Trello</w:t>
+            </w:r>
+            <w:proofErr w:type="spellEnd"/>
+            <w:r>
+              <w:t xml:space="preserve"> tijdig bijgewerkt en een GitHub-</w:t>
+            </w:r>
+            <w:proofErr w:type="spellStart"/>
+            <w:r>
+              <w:t>repository</w:t>
+            </w:r>
+            <w:proofErr w:type="spellEnd"/>
+            <w:r>
+              <w:t xml:space="preserve"> voor ons aangemaakt.</w:t>
             </w:r>
           </w:p>
         </w:tc>
@@ -414,7 +463,7 @@
               <w:jc w:val="center"/>
             </w:pPr>
             <w:r>
-              <w:t>O/M/V/G</w:t>
+              <w:t>V</w:t>
             </w:r>
           </w:p>
         </w:tc>
@@ -428,7 +477,15 @@
               <w:spacing w:after="0"/>
             </w:pPr>
             <w:r>
-              <w:t>…</w:t>
+              <w:t xml:space="preserve">Haar aanpassingen in </w:t>
+            </w:r>
+            <w:proofErr w:type="spellStart"/>
+            <w:r>
+              <w:t>Trello</w:t>
+            </w:r>
+            <w:proofErr w:type="spellEnd"/>
+            <w:r>
+              <w:t xml:space="preserve"> en haar omgang met de taakverdeling waren goed georganiseerd.</w:t>
             </w:r>
           </w:p>
         </w:tc>
@@ -483,7 +540,7 @@
               <w:jc w:val="center"/>
             </w:pPr>
             <w:r>
-              <w:t>O/M/V/G</w:t>
+              <w:t>M</w:t>
             </w:r>
           </w:p>
         </w:tc>
@@ -496,8 +553,13 @@
             <w:pPr>
               <w:spacing w:after="0"/>
             </w:pPr>
-            <w:r>
-              <w:t>…</w:t>
+            <w:proofErr w:type="spellStart"/>
+            <w:r>
+              <w:t>Zeineb</w:t>
+            </w:r>
+            <w:proofErr w:type="spellEnd"/>
+            <w:r>
+              <w:t xml:space="preserve"> ging soms met ons in gesprek over de voortgang van het project, maar dit zou vaker moeten gebeuren, zodat we een beter beeld hebben van hoe ver we in de sprint zijn gekomen.</w:t>
             </w:r>
           </w:p>
         </w:tc>
@@ -521,6 +583,7 @@
                 <w:b/>
                 <w:bCs/>
               </w:rPr>
+              <w:lastRenderedPageBreak/>
               <w:t>Samenwerking</w:t>
             </w:r>
           </w:p>
@@ -552,7 +615,7 @@
               <w:jc w:val="center"/>
             </w:pPr>
             <w:r>
-              <w:t>O/M/V/G</w:t>
+              <w:t>V</w:t>
             </w:r>
           </w:p>
         </w:tc>
@@ -565,8 +628,13 @@
             <w:pPr>
               <w:spacing w:after="0"/>
             </w:pPr>
-            <w:r>
-              <w:t>…</w:t>
+            <w:proofErr w:type="spellStart"/>
+            <w:r>
+              <w:t>Zeineb</w:t>
+            </w:r>
+            <w:proofErr w:type="spellEnd"/>
+            <w:r>
+              <w:t xml:space="preserve"> zorgt voor een zeer positieve samenwerking. Ze rondt haar werk altijd op tijd af en houdt ons op de hoogte van haar voortgang met haar opdrachten.</w:t>
             </w:r>
           </w:p>
         </w:tc>
@@ -639,7 +707,7 @@
               <w:jc w:val="center"/>
             </w:pPr>
             <w:r>
-              <w:t>O/M/V/G</w:t>
+              <w:t>V</w:t>
             </w:r>
           </w:p>
         </w:tc>
@@ -652,9 +720,1186 @@
             <w:pPr>
               <w:spacing w:after="0"/>
             </w:pPr>
-            <w:r>
-              <w:t>…</w:t>
-            </w:r>
+            <w:proofErr w:type="spellStart"/>
+            <w:r>
+              <w:t>Zeineb</w:t>
+            </w:r>
+            <w:proofErr w:type="spellEnd"/>
+            <w:r>
+              <w:t xml:space="preserve"> is proactief bij het zoeken van oplossingen voor haar problemen, maar ze is neemt geen initiatief voor het </w:t>
+            </w:r>
+            <w:proofErr w:type="spellStart"/>
+            <w:r>
+              <w:t>groep’s</w:t>
+            </w:r>
+            <w:proofErr w:type="spellEnd"/>
+            <w:r>
+              <w:t xml:space="preserve"> samenwerking</w:t>
+            </w:r>
+          </w:p>
+        </w:tc>
+      </w:tr>
+    </w:tbl>
+    <w:p/>
+    <w:p/>
+    <w:p/>
+    <w:p>
+      <w:pPr>
+        <w:rPr>
+          <w:b/>
+          <w:bCs/>
+        </w:rPr>
+      </w:pPr>
+      <w:r>
+        <w:rPr>
+          <w:b/>
+          <w:bCs/>
+        </w:rPr>
+        <w:t>3. Sterke punten</w:t>
+      </w:r>
+    </w:p>
+    <w:p>
+      <w:pPr>
+        <w:numPr>
+          <w:ilvl w:val="0"/>
+          <w:numId w:val="15"/>
+        </w:numPr>
+      </w:pPr>
+      <w:proofErr w:type="spellStart"/>
+      <w:r>
+        <w:t>Zeineb</w:t>
+      </w:r>
+      <w:proofErr w:type="spellEnd"/>
+      <w:r>
+        <w:t xml:space="preserve"> voert haar taken zorgvuldig en altijd op tijd uit.</w:t>
+      </w:r>
+    </w:p>
+    <w:p>
+      <w:pPr>
+        <w:numPr>
+          <w:ilvl w:val="0"/>
+          <w:numId w:val="15"/>
+        </w:numPr>
+      </w:pPr>
+      <w:r>
+        <w:t>Ze neemt verantwoordelijkheid voor haar werk en houdt het team op de hoogte van haar voortgang.</w:t>
+      </w:r>
+    </w:p>
+    <w:p>
+      <w:pPr>
+        <w:numPr>
+          <w:ilvl w:val="0"/>
+          <w:numId w:val="15"/>
+        </w:numPr>
+      </w:pPr>
+      <w:r>
+        <w:t>Ze zorgt voor een positieve en prettige sfeer binnen de samenwerking.</w:t>
+      </w:r>
+    </w:p>
+    <w:p>
+      <w:pPr>
+        <w:rPr>
+          <w:b/>
+          <w:bCs/>
+        </w:rPr>
+      </w:pPr>
+      <w:r>
+        <w:rPr>
+          <w:b/>
+          <w:bCs/>
+        </w:rPr>
+        <w:t>4. Verbeterpunten</w:t>
+      </w:r>
+    </w:p>
+    <w:p>
+      <w:pPr>
+        <w:numPr>
+          <w:ilvl w:val="0"/>
+          <w:numId w:val="16"/>
+        </w:numPr>
+      </w:pPr>
+      <w:r>
+        <w:t>Ze zou vaker met het team kunnen overleggen over de voortgang van het project.</w:t>
+      </w:r>
+    </w:p>
+    <w:p>
+      <w:pPr>
+        <w:numPr>
+          <w:ilvl w:val="0"/>
+          <w:numId w:val="16"/>
+        </w:numPr>
+      </w:pPr>
+      <w:r>
+        <w:t>Ze mag meer initiatief nemen in de samenwerking binnen de groep.</w:t>
+      </w:r>
+    </w:p>
+    <w:p>
+      <w:pPr>
+        <w:numPr>
+          <w:ilvl w:val="0"/>
+          <w:numId w:val="16"/>
+        </w:numPr>
+      </w:pPr>
+      <w:r>
+        <w:t>Ze kan actiever meedenken en ondersteuning bieden aan andere teamleden wanneer dat nodig is.</w:t>
+      </w:r>
+    </w:p>
+    <w:p>
+      <w:r>
+        <w:rPr>
+          <w:b/>
+          <w:bCs/>
+        </w:rPr>
+        <w:t>5</w:t>
+      </w:r>
+      <w:r>
+        <w:rPr>
+          <w:b/>
+          <w:bCs/>
+        </w:rPr>
+        <w:t>. Algemene feedback</w:t>
+      </w:r>
+    </w:p>
+    <w:p>
+      <w:proofErr w:type="spellStart"/>
+      <w:r>
+        <w:t>Zeineb</w:t>
+      </w:r>
+      <w:proofErr w:type="spellEnd"/>
+      <w:r>
+        <w:t xml:space="preserve"> is een betrouwbaar en positief teamlid dat haar werk op tijd afrondt en verantwoordelijkheid toont. Als ze wat meer initiatief neemt in de samenwerking en vaker communiceert met het team, kan de groepsdynamiek nog beter worden.</w:t>
+      </w:r>
+    </w:p>
+    <w:p/>
+    <w:p/>
+    <w:p/>
+    <w:p>
+      <w:pPr>
+        <w:rPr>
+          <w:b/>
+          <w:bCs/>
+        </w:rPr>
+      </w:pPr>
+      <w:r>
+        <w:lastRenderedPageBreak/>
+        <w:t xml:space="preserve">Naam beoordelaar: </w:t>
+      </w:r>
+      <w:r>
+        <w:t>Adam Aljumaili</w:t>
+      </w:r>
+      <w:r>
+        <w:br/>
+      </w:r>
+      <w:r>
+        <w:t xml:space="preserve">Sprint: </w:t>
+      </w:r>
+      <w:r>
+        <w:t>2</w:t>
+      </w:r>
+      <w:r>
+        <w:br/>
+      </w:r>
+      <w:r>
+        <w:t>Team:</w:t>
+      </w:r>
+      <w:r>
+        <w:t xml:space="preserve"> Stamgroep C</w:t>
+      </w:r>
+    </w:p>
+    <w:p>
+      <w:pPr>
+        <w:rPr>
+          <w:b/>
+          <w:bCs/>
+        </w:rPr>
+      </w:pPr>
+      <w:r>
+        <w:rPr>
+          <w:b/>
+          <w:bCs/>
+        </w:rPr>
+        <w:t>1. Rol en Deliverables</w:t>
+      </w:r>
+    </w:p>
+    <w:p>
+      <w:r>
+        <w:t xml:space="preserve">Rol: </w:t>
+      </w:r>
+      <w:r>
+        <w:t>QA Tester</w:t>
+      </w:r>
+      <w:r>
+        <w:br/>
+      </w:r>
+      <w:r>
+        <w:t xml:space="preserve">Naam rol eigenaar: </w:t>
+      </w:r>
+      <w:r>
+        <w:t xml:space="preserve">Daniel </w:t>
+      </w:r>
+      <w:proofErr w:type="spellStart"/>
+      <w:r>
+        <w:t>Freriksen</w:t>
+      </w:r>
+      <w:proofErr w:type="spellEnd"/>
+    </w:p>
+    <w:p>
+      <w:r>
+        <w:rPr>
+          <w:b/>
+          <w:bCs/>
+        </w:rPr>
+        <w:t>Verwachte deliverables</w:t>
+      </w:r>
+      <w:r>
+        <w:t xml:space="preserve"> (kort beschrijven):</w:t>
+      </w:r>
+    </w:p>
+    <w:p>
+      <w:pPr>
+        <w:pStyle w:val="ListParagraph"/>
+        <w:numPr>
+          <w:ilvl w:val="0"/>
+          <w:numId w:val="29"/>
+        </w:numPr>
+      </w:pPr>
+      <w:r>
+        <w:t xml:space="preserve"> </w:t>
+      </w:r>
+      <w:r>
+        <w:t xml:space="preserve">Neemt verantwoordelijkheid voor de game tests en </w:t>
+      </w:r>
+      <w:proofErr w:type="spellStart"/>
+      <w:r>
+        <w:t>playtests</w:t>
+      </w:r>
+      <w:proofErr w:type="spellEnd"/>
+      <w:r>
+        <w:t>.</w:t>
+      </w:r>
+    </w:p>
+    <w:p>
+      <w:pPr>
+        <w:pStyle w:val="ListParagraph"/>
+        <w:numPr>
+          <w:ilvl w:val="0"/>
+          <w:numId w:val="29"/>
+        </w:numPr>
+      </w:pPr>
+      <w:r>
+        <w:t>Ch</w:t>
+      </w:r>
+      <w:r>
+        <w:t>eckt het product voor bugs, en geeft feedback.</w:t>
+      </w:r>
+    </w:p>
+    <w:p>
+      <w:pPr>
+        <w:pStyle w:val="ListParagraph"/>
+        <w:numPr>
+          <w:ilvl w:val="0"/>
+          <w:numId w:val="29"/>
+        </w:numPr>
+      </w:pPr>
+      <w:r>
+        <w:t xml:space="preserve">Test het </w:t>
+      </w:r>
+      <w:proofErr w:type="spellStart"/>
+      <w:r>
+        <w:t>userstorie’s</w:t>
+      </w:r>
+      <w:proofErr w:type="spellEnd"/>
+      <w:r>
+        <w:t xml:space="preserve"> samen met de scrum master.</w:t>
+      </w:r>
+    </w:p>
+    <w:p>
+      <w:pPr>
+        <w:pStyle w:val="ListParagraph"/>
+      </w:pPr>
+    </w:p>
+    <w:p>
+      <w:pPr>
+        <w:pStyle w:val="ListParagraph"/>
+      </w:pPr>
+      <w:r>
+        <w:rPr>
+          <w:b/>
+          <w:bCs/>
+        </w:rPr>
+        <w:t>2. Beoordelingscriteria</w:t>
+      </w:r>
+    </w:p>
+    <w:tbl>
+      <w:tblPr>
+        <w:tblW w:w="9360" w:type="dxa"/>
+        <w:tblCellSpacing w:w="15" w:type="dxa"/>
+        <w:tblBorders>
+          <w:top w:val="single" w:sz="4" w:space="0" w:color="auto"/>
+          <w:left w:val="single" w:sz="4" w:space="0" w:color="auto"/>
+          <w:bottom w:val="single" w:sz="4" w:space="0" w:color="auto"/>
+          <w:right w:val="single" w:sz="4" w:space="0" w:color="auto"/>
+          <w:insideH w:val="single" w:sz="4" w:space="0" w:color="auto"/>
+          <w:insideV w:val="single" w:sz="4" w:space="0" w:color="auto"/>
+        </w:tblBorders>
+        <w:tblLayout w:type="fixed"/>
+        <w:tblCellMar>
+          <w:top w:w="15" w:type="dxa"/>
+          <w:left w:w="15" w:type="dxa"/>
+          <w:bottom w:w="15" w:type="dxa"/>
+          <w:right w:w="15" w:type="dxa"/>
+        </w:tblCellMar>
+        <w:tblLook w:val="04A0" w:firstRow="1" w:lastRow="0" w:firstColumn="1" w:lastColumn="0" w:noHBand="0" w:noVBand="1"/>
+      </w:tblPr>
+      <w:tblGrid>
+        <w:gridCol w:w="2268"/>
+        <w:gridCol w:w="2977"/>
+        <w:gridCol w:w="1129"/>
+        <w:gridCol w:w="2986"/>
+      </w:tblGrid>
+      <w:tr>
+        <w:trPr>
+          <w:tblHeader/>
+          <w:tblCellSpacing w:w="15" w:type="dxa"/>
+        </w:trPr>
+        <w:tc>
+          <w:tcPr>
+            <w:tcW w:w="2223" w:type="dxa"/>
+            <w:vAlign w:val="center"/>
+            <w:hideMark/>
+          </w:tcPr>
+          <w:p>
+            <w:pPr>
+              <w:spacing w:after="0"/>
+              <w:rPr>
+                <w:b/>
+                <w:bCs/>
+              </w:rPr>
+            </w:pPr>
+            <w:r>
+              <w:rPr>
+                <w:b/>
+                <w:bCs/>
+              </w:rPr>
+              <w:t>Categorie</w:t>
+            </w:r>
+          </w:p>
+        </w:tc>
+        <w:tc>
+          <w:tcPr>
+            <w:tcW w:w="2947" w:type="dxa"/>
+            <w:vAlign w:val="center"/>
+            <w:hideMark/>
+          </w:tcPr>
+          <w:p>
+            <w:pPr>
+              <w:spacing w:after="0"/>
+              <w:rPr>
+                <w:b/>
+                <w:bCs/>
+              </w:rPr>
+            </w:pPr>
+            <w:r>
+              <w:rPr>
+                <w:b/>
+                <w:bCs/>
+              </w:rPr>
+              <w:t>Vraag</w:t>
+            </w:r>
+          </w:p>
+        </w:tc>
+        <w:tc>
+          <w:tcPr>
+            <w:tcW w:w="1099" w:type="dxa"/>
+            <w:vAlign w:val="center"/>
+            <w:hideMark/>
+          </w:tcPr>
+          <w:p>
+            <w:pPr>
+              <w:spacing w:after="0"/>
+              <w:rPr>
+                <w:b/>
+                <w:bCs/>
+              </w:rPr>
+            </w:pPr>
+            <w:r>
+              <w:rPr>
+                <w:b/>
+                <w:bCs/>
+              </w:rPr>
+              <w:t>Niveau</w:t>
+            </w:r>
+          </w:p>
+        </w:tc>
+        <w:tc>
+          <w:tcPr>
+            <w:tcW w:w="2941" w:type="dxa"/>
+            <w:vAlign w:val="center"/>
+            <w:hideMark/>
+          </w:tcPr>
+          <w:p>
+            <w:pPr>
+              <w:spacing w:after="0"/>
+              <w:rPr>
+                <w:b/>
+                <w:bCs/>
+              </w:rPr>
+            </w:pPr>
+            <w:r>
+              <w:rPr>
+                <w:b/>
+                <w:bCs/>
+              </w:rPr>
+              <w:t>Toelichting/ Voorbeeld</w:t>
+            </w:r>
+            <w:r>
+              <w:rPr>
+                <w:b/>
+                <w:bCs/>
+              </w:rPr>
+              <w:t>:</w:t>
+            </w:r>
+          </w:p>
+        </w:tc>
+      </w:tr>
+      <w:tr>
+        <w:trPr>
+          <w:trHeight w:val="872"/>
+          <w:tblCellSpacing w:w="15" w:type="dxa"/>
+        </w:trPr>
+        <w:tc>
+          <w:tcPr>
+            <w:tcW w:w="2223" w:type="dxa"/>
+            <w:vAlign w:val="center"/>
+            <w:hideMark/>
+          </w:tcPr>
+          <w:p>
+            <w:pPr>
+              <w:spacing w:after="0"/>
+            </w:pPr>
+            <w:r>
+              <w:rPr>
+                <w:b/>
+                <w:bCs/>
+              </w:rPr>
+              <w:t>Verantwoordelijkheid</w:t>
+            </w:r>
+          </w:p>
+        </w:tc>
+        <w:tc>
+          <w:tcPr>
+            <w:tcW w:w="2947" w:type="dxa"/>
+            <w:vAlign w:val="center"/>
+            <w:hideMark/>
+          </w:tcPr>
+          <w:p>
+            <w:pPr>
+              <w:spacing w:after="0"/>
+            </w:pPr>
+            <w:r>
+              <w:t>Heeft de persoon zijn/haar taken op tijd en volledig uitgevoerd?</w:t>
+            </w:r>
+          </w:p>
+        </w:tc>
+        <w:tc>
+          <w:tcPr>
+            <w:tcW w:w="1099" w:type="dxa"/>
+            <w:vAlign w:val="center"/>
+            <w:hideMark/>
+          </w:tcPr>
+          <w:p>
+            <w:pPr>
+              <w:spacing w:after="0"/>
+              <w:jc w:val="center"/>
+            </w:pPr>
+            <w:r>
+              <w:t>G</w:t>
+            </w:r>
+          </w:p>
+        </w:tc>
+        <w:tc>
+          <w:tcPr>
+            <w:tcW w:w="2941" w:type="dxa"/>
+            <w:vAlign w:val="center"/>
+            <w:hideMark/>
+          </w:tcPr>
+          <w:p>
+            <w:pPr>
+              <w:spacing w:after="0"/>
+            </w:pPr>
+            <w:r>
+              <w:t>Daniel heeft zijn testtaken op tijd afgerond en alle onderdelen grondig getest.</w:t>
+            </w:r>
+          </w:p>
+        </w:tc>
+      </w:tr>
+      <w:tr>
+        <w:trPr>
+          <w:tblCellSpacing w:w="15" w:type="dxa"/>
+        </w:trPr>
+        <w:tc>
+          <w:tcPr>
+            <w:tcW w:w="2223" w:type="dxa"/>
+            <w:vAlign w:val="center"/>
+            <w:hideMark/>
+          </w:tcPr>
+          <w:p>
+            <w:pPr>
+              <w:spacing w:after="0"/>
+            </w:pPr>
+            <w:r>
+              <w:rPr>
+                <w:b/>
+                <w:bCs/>
+              </w:rPr>
+              <w:t>Kwaliteit werk</w:t>
+            </w:r>
+          </w:p>
+        </w:tc>
+        <w:tc>
+          <w:tcPr>
+            <w:tcW w:w="2947" w:type="dxa"/>
+            <w:vAlign w:val="center"/>
+            <w:hideMark/>
+          </w:tcPr>
+          <w:p>
+            <w:pPr>
+              <w:spacing w:after="0"/>
+            </w:pPr>
+            <w:r>
+              <w:t>Was de kwaliteit van de aangeleverde deliverables voldoende en vrij van fouten?</w:t>
+            </w:r>
+          </w:p>
+        </w:tc>
+        <w:tc>
+          <w:tcPr>
+            <w:tcW w:w="1099" w:type="dxa"/>
+            <w:vAlign w:val="center"/>
+            <w:hideMark/>
+          </w:tcPr>
+          <w:p>
+            <w:pPr>
+              <w:spacing w:after="0"/>
+              <w:jc w:val="center"/>
+            </w:pPr>
+            <w:r>
+              <w:t>G</w:t>
+            </w:r>
+          </w:p>
+        </w:tc>
+        <w:tc>
+          <w:tcPr>
+            <w:tcW w:w="2941" w:type="dxa"/>
+            <w:vAlign w:val="center"/>
+          </w:tcPr>
+          <w:tbl>
+            <w:tblPr>
+              <w:tblW w:w="0" w:type="auto"/>
+              <w:tblCellSpacing w:w="15" w:type="dxa"/>
+              <w:tblCellMar>
+                <w:top w:w="15" w:type="dxa"/>
+                <w:left w:w="15" w:type="dxa"/>
+                <w:bottom w:w="15" w:type="dxa"/>
+                <w:right w:w="15" w:type="dxa"/>
+              </w:tblCellMar>
+              <w:tblLook w:val="04A0" w:firstRow="1" w:lastRow="0" w:firstColumn="1" w:lastColumn="0" w:noHBand="0" w:noVBand="1"/>
+            </w:tblPr>
+            <w:tblGrid>
+              <w:gridCol w:w="110"/>
+            </w:tblGrid>
+            <w:tr>
+              <w:trPr>
+                <w:tblCellSpacing w:w="15" w:type="dxa"/>
+              </w:trPr>
+              <w:tc>
+                <w:tcPr>
+                  <w:tcW w:w="36" w:type="dxa"/>
+                  <w:vAlign w:val="center"/>
+                  <w:hideMark/>
+                </w:tcPr>
+                <w:p>
+                  <w:pPr>
+                    <w:spacing w:after="0"/>
+                  </w:pPr>
+                </w:p>
+              </w:tc>
+            </w:tr>
+          </w:tbl>
+          <w:p>
+            <w:pPr>
+              <w:spacing w:after="0"/>
+              <w:rPr>
+                <w:vanish/>
+              </w:rPr>
+            </w:pPr>
+          </w:p>
+          <w:tbl>
+            <w:tblPr>
+              <w:tblW w:w="0" w:type="auto"/>
+              <w:tblCellSpacing w:w="15" w:type="dxa"/>
+              <w:tblCellMar>
+                <w:top w:w="15" w:type="dxa"/>
+                <w:left w:w="15" w:type="dxa"/>
+                <w:bottom w:w="15" w:type="dxa"/>
+                <w:right w:w="15" w:type="dxa"/>
+              </w:tblCellMar>
+              <w:tblLook w:val="04A0" w:firstRow="1" w:lastRow="0" w:firstColumn="1" w:lastColumn="0" w:noHBand="0" w:noVBand="1"/>
+            </w:tblPr>
+            <w:tblGrid>
+              <w:gridCol w:w="7228"/>
+            </w:tblGrid>
+            <w:tr>
+              <w:trPr>
+                <w:tblCellSpacing w:w="15" w:type="dxa"/>
+              </w:trPr>
+              <w:tc>
+                <w:tcPr>
+                  <w:tcW w:w="7168" w:type="dxa"/>
+                  <w:vAlign w:val="center"/>
+                  <w:hideMark/>
+                </w:tcPr>
+                <w:p>
+                  <w:pPr>
+                    <w:spacing w:after="0"/>
+                  </w:pPr>
+                  <w:r>
+                    <w:t>Zijn testresultaten waren</w:t>
+                  </w:r>
+                </w:p>
+                <w:p>
+                  <w:pPr>
+                    <w:spacing w:after="0"/>
+                  </w:pPr>
+                  <w:r>
+                    <w:t>duidelijk, gestructureerd en</w:t>
+                  </w:r>
+                </w:p>
+                <w:p>
+                  <w:pPr>
+                    <w:spacing w:after="0"/>
+                  </w:pPr>
+                  <w:r>
+                    <w:t>zonder slordigheden.</w:t>
+                  </w:r>
+                </w:p>
+              </w:tc>
+            </w:tr>
+          </w:tbl>
+          <w:p>
+            <w:pPr>
+              <w:spacing w:after="0"/>
+            </w:pPr>
+          </w:p>
+        </w:tc>
+      </w:tr>
+      <w:tr>
+        <w:trPr>
+          <w:tblCellSpacing w:w="15" w:type="dxa"/>
+        </w:trPr>
+        <w:tc>
+          <w:tcPr>
+            <w:tcW w:w="2223" w:type="dxa"/>
+            <w:vAlign w:val="center"/>
+            <w:hideMark/>
+          </w:tcPr>
+          <w:p>
+            <w:pPr>
+              <w:spacing w:after="0"/>
+            </w:pPr>
+            <w:r>
+              <w:rPr>
+                <w:b/>
+                <w:bCs/>
+              </w:rPr>
+              <w:t>Communicatie</w:t>
+            </w:r>
+          </w:p>
+        </w:tc>
+        <w:tc>
+          <w:tcPr>
+            <w:tcW w:w="2947" w:type="dxa"/>
+            <w:vAlign w:val="center"/>
+            <w:hideMark/>
+          </w:tcPr>
+          <w:p>
+            <w:pPr>
+              <w:spacing w:after="0"/>
+            </w:pPr>
+            <w:r>
+              <w:t>Communiceerde de persoon duidelijk over voortgang, vragen en issues?</w:t>
+            </w:r>
+          </w:p>
+        </w:tc>
+        <w:tc>
+          <w:tcPr>
+            <w:tcW w:w="1099" w:type="dxa"/>
+            <w:vAlign w:val="center"/>
+            <w:hideMark/>
+          </w:tcPr>
+          <w:p>
+            <w:pPr>
+              <w:spacing w:after="0"/>
+              <w:jc w:val="center"/>
+            </w:pPr>
+            <w:r>
+              <w:t>V</w:t>
+            </w:r>
+          </w:p>
+        </w:tc>
+        <w:tc>
+          <w:tcPr>
+            <w:tcW w:w="2941" w:type="dxa"/>
+            <w:vAlign w:val="center"/>
+          </w:tcPr>
+          <w:tbl>
+            <w:tblPr>
+              <w:tblW w:w="0" w:type="auto"/>
+              <w:tblCellSpacing w:w="15" w:type="dxa"/>
+              <w:tblCellMar>
+                <w:top w:w="15" w:type="dxa"/>
+                <w:left w:w="15" w:type="dxa"/>
+                <w:bottom w:w="15" w:type="dxa"/>
+                <w:right w:w="15" w:type="dxa"/>
+              </w:tblCellMar>
+              <w:tblLook w:val="04A0" w:firstRow="1" w:lastRow="0" w:firstColumn="1" w:lastColumn="0" w:noHBand="0" w:noVBand="1"/>
+            </w:tblPr>
+            <w:tblGrid>
+              <w:gridCol w:w="110"/>
+            </w:tblGrid>
+            <w:tr>
+              <w:trPr>
+                <w:tblCellSpacing w:w="15" w:type="dxa"/>
+              </w:trPr>
+              <w:tc>
+                <w:tcPr>
+                  <w:tcW w:w="36" w:type="dxa"/>
+                  <w:vAlign w:val="center"/>
+                  <w:hideMark/>
+                </w:tcPr>
+                <w:p>
+                  <w:pPr>
+                    <w:spacing w:after="0"/>
+                  </w:pPr>
+                </w:p>
+              </w:tc>
+            </w:tr>
+          </w:tbl>
+          <w:p>
+            <w:pPr>
+              <w:spacing w:after="0"/>
+              <w:rPr>
+                <w:vanish/>
+              </w:rPr>
+            </w:pPr>
+          </w:p>
+          <w:tbl>
+            <w:tblPr>
+              <w:tblW w:w="0" w:type="auto"/>
+              <w:tblCellSpacing w:w="15" w:type="dxa"/>
+              <w:tblCellMar>
+                <w:top w:w="15" w:type="dxa"/>
+                <w:left w:w="15" w:type="dxa"/>
+                <w:bottom w:w="15" w:type="dxa"/>
+                <w:right w:w="15" w:type="dxa"/>
+              </w:tblCellMar>
+              <w:tblLook w:val="04A0" w:firstRow="1" w:lastRow="0" w:firstColumn="1" w:lastColumn="0" w:noHBand="0" w:noVBand="1"/>
+            </w:tblPr>
+            <w:tblGrid>
+              <w:gridCol w:w="7715"/>
+            </w:tblGrid>
+            <w:tr>
+              <w:trPr>
+                <w:tblCellSpacing w:w="15" w:type="dxa"/>
+              </w:trPr>
+              <w:tc>
+                <w:tcPr>
+                  <w:tcW w:w="7655" w:type="dxa"/>
+                  <w:vAlign w:val="center"/>
+                  <w:hideMark/>
+                </w:tcPr>
+                <w:p>
+                  <w:pPr>
+                    <w:spacing w:after="0"/>
+                  </w:pPr>
+                  <w:r>
+                    <w:t>Hij communiceerde over</w:t>
+                  </w:r>
+                </w:p>
+                <w:p>
+                  <w:pPr>
+                    <w:spacing w:after="0"/>
+                  </w:pPr>
+                  <w:r>
+                    <w:t>zijn voortgang, maar dit</w:t>
+                  </w:r>
+                </w:p>
+                <w:p>
+                  <w:pPr>
+                    <w:spacing w:after="0"/>
+                  </w:pPr>
+                  <w:r>
+                    <w:t>mocht soms iets</w:t>
+                  </w:r>
+                </w:p>
+                <w:p>
+                  <w:pPr>
+                    <w:spacing w:after="0"/>
+                  </w:pPr>
+                  <w:r>
+                    <w:t>consistenter.</w:t>
+                  </w:r>
+                </w:p>
+              </w:tc>
+            </w:tr>
+          </w:tbl>
+          <w:p>
+            <w:pPr>
+              <w:spacing w:after="0"/>
+            </w:pPr>
+          </w:p>
+        </w:tc>
+      </w:tr>
+      <w:tr>
+        <w:trPr>
+          <w:tblCellSpacing w:w="15" w:type="dxa"/>
+        </w:trPr>
+        <w:tc>
+          <w:tcPr>
+            <w:tcW w:w="2223" w:type="dxa"/>
+            <w:vAlign w:val="center"/>
+            <w:hideMark/>
+          </w:tcPr>
+          <w:p>
+            <w:pPr>
+              <w:spacing w:after="0"/>
+            </w:pPr>
+            <w:r>
+              <w:rPr>
+                <w:b/>
+                <w:bCs/>
+              </w:rPr>
+              <w:t>Samenwerking</w:t>
+            </w:r>
+          </w:p>
+        </w:tc>
+        <w:tc>
+          <w:tcPr>
+            <w:tcW w:w="2947" w:type="dxa"/>
+            <w:vAlign w:val="center"/>
+            <w:hideMark/>
+          </w:tcPr>
+          <w:p>
+            <w:pPr>
+              <w:spacing w:after="0"/>
+            </w:pPr>
+            <w:r>
+              <w:t>Droeg de persoon bij aan een positieve samenwerking binnen het team?</w:t>
+            </w:r>
+          </w:p>
+        </w:tc>
+        <w:tc>
+          <w:tcPr>
+            <w:tcW w:w="1099" w:type="dxa"/>
+            <w:vAlign w:val="center"/>
+            <w:hideMark/>
+          </w:tcPr>
+          <w:p>
+            <w:pPr>
+              <w:spacing w:after="0"/>
+              <w:jc w:val="center"/>
+            </w:pPr>
+            <w:r>
+              <w:t>G</w:t>
+            </w:r>
+          </w:p>
+        </w:tc>
+        <w:tc>
+          <w:tcPr>
+            <w:tcW w:w="2941" w:type="dxa"/>
+            <w:vAlign w:val="center"/>
+          </w:tcPr>
+          <w:tbl>
+            <w:tblPr>
+              <w:tblW w:w="0" w:type="auto"/>
+              <w:tblCellSpacing w:w="15" w:type="dxa"/>
+              <w:tblCellMar>
+                <w:top w:w="15" w:type="dxa"/>
+                <w:left w:w="15" w:type="dxa"/>
+                <w:bottom w:w="15" w:type="dxa"/>
+                <w:right w:w="15" w:type="dxa"/>
+              </w:tblCellMar>
+              <w:tblLook w:val="04A0" w:firstRow="1" w:lastRow="0" w:firstColumn="1" w:lastColumn="0" w:noHBand="0" w:noVBand="1"/>
+            </w:tblPr>
+            <w:tblGrid>
+              <w:gridCol w:w="110"/>
+            </w:tblGrid>
+            <w:tr>
+              <w:trPr>
+                <w:tblCellSpacing w:w="15" w:type="dxa"/>
+              </w:trPr>
+              <w:tc>
+                <w:tcPr>
+                  <w:tcW w:w="36" w:type="dxa"/>
+                  <w:vAlign w:val="center"/>
+                  <w:hideMark/>
+                </w:tcPr>
+                <w:p>
+                  <w:pPr>
+                    <w:spacing w:after="0"/>
+                  </w:pPr>
+                </w:p>
+              </w:tc>
+            </w:tr>
+          </w:tbl>
+          <w:p>
+            <w:pPr>
+              <w:spacing w:after="0"/>
+              <w:rPr>
+                <w:vanish/>
+              </w:rPr>
+            </w:pPr>
+          </w:p>
+          <w:tbl>
+            <w:tblPr>
+              <w:tblW w:w="0" w:type="auto"/>
+              <w:tblCellSpacing w:w="15" w:type="dxa"/>
+              <w:tblCellMar>
+                <w:top w:w="15" w:type="dxa"/>
+                <w:left w:w="15" w:type="dxa"/>
+                <w:bottom w:w="15" w:type="dxa"/>
+                <w:right w:w="15" w:type="dxa"/>
+              </w:tblCellMar>
+              <w:tblLook w:val="04A0" w:firstRow="1" w:lastRow="0" w:firstColumn="1" w:lastColumn="0" w:noHBand="0" w:noVBand="1"/>
+            </w:tblPr>
+            <w:tblGrid>
+              <w:gridCol w:w="6101"/>
+            </w:tblGrid>
+            <w:tr>
+              <w:trPr>
+                <w:tblCellSpacing w:w="15" w:type="dxa"/>
+              </w:trPr>
+              <w:tc>
+                <w:tcPr>
+                  <w:tcW w:w="6041" w:type="dxa"/>
+                  <w:vAlign w:val="center"/>
+                  <w:hideMark/>
+                </w:tcPr>
+                <w:p>
+                  <w:pPr>
+                    <w:spacing w:after="0"/>
+                  </w:pPr>
+                  <w:r>
+                    <w:t>Daniel werkte goed</w:t>
+                  </w:r>
+                </w:p>
+                <w:p>
+                  <w:pPr>
+                    <w:spacing w:after="0"/>
+                  </w:pPr>
+                  <w:r>
+                    <w:t>samen en zorgde voor</w:t>
+                  </w:r>
+                </w:p>
+                <w:p>
+                  <w:pPr>
+                    <w:spacing w:after="0"/>
+                  </w:pPr>
+                  <w:r>
+                    <w:t xml:space="preserve"> een fijne werksfeer.</w:t>
+                  </w:r>
+                </w:p>
+              </w:tc>
+            </w:tr>
+          </w:tbl>
+          <w:p>
+            <w:pPr>
+              <w:spacing w:after="0"/>
+            </w:pPr>
+          </w:p>
+        </w:tc>
+      </w:tr>
+      <w:tr>
+        <w:trPr>
+          <w:tblCellSpacing w:w="15" w:type="dxa"/>
+        </w:trPr>
+        <w:tc>
+          <w:tcPr>
+            <w:tcW w:w="2223" w:type="dxa"/>
+            <w:vAlign w:val="center"/>
+            <w:hideMark/>
+          </w:tcPr>
+          <w:p>
+            <w:pPr>
+              <w:spacing w:after="0"/>
+              <w:rPr>
+                <w:b/>
+                <w:bCs/>
+              </w:rPr>
+            </w:pPr>
+            <w:r>
+              <w:rPr>
+                <w:b/>
+                <w:bCs/>
+              </w:rPr>
+              <w:t xml:space="preserve">Initiatief &amp; </w:t>
+            </w:r>
+            <w:r>
+              <w:rPr>
+                <w:b/>
+                <w:bCs/>
+              </w:rPr>
+              <w:br/>
+            </w:r>
+            <w:r>
+              <w:rPr>
+                <w:b/>
+                <w:bCs/>
+              </w:rPr>
+              <w:t>Pro-activiteit</w:t>
+            </w:r>
+          </w:p>
+        </w:tc>
+        <w:tc>
+          <w:tcPr>
+            <w:tcW w:w="2947" w:type="dxa"/>
+            <w:vAlign w:val="center"/>
+            <w:hideMark/>
+          </w:tcPr>
+          <w:p>
+            <w:pPr>
+              <w:spacing w:after="0"/>
+            </w:pPr>
+            <w:r>
+              <w:t>Nam de persoon initiatief en dacht hij/zij mee over verbeteringen?</w:t>
+            </w:r>
+          </w:p>
+        </w:tc>
+        <w:tc>
+          <w:tcPr>
+            <w:tcW w:w="1099" w:type="dxa"/>
+            <w:vAlign w:val="center"/>
+            <w:hideMark/>
+          </w:tcPr>
+          <w:p>
+            <w:pPr>
+              <w:spacing w:after="0"/>
+              <w:jc w:val="center"/>
+            </w:pPr>
+            <w:r>
+              <w:t>V</w:t>
+            </w:r>
+          </w:p>
+        </w:tc>
+        <w:tc>
+          <w:tcPr>
+            <w:tcW w:w="2941" w:type="dxa"/>
+            <w:vAlign w:val="center"/>
+          </w:tcPr>
+          <w:tbl>
+            <w:tblPr>
+              <w:tblW w:w="0" w:type="auto"/>
+              <w:tblCellSpacing w:w="15" w:type="dxa"/>
+              <w:tblCellMar>
+                <w:top w:w="15" w:type="dxa"/>
+                <w:left w:w="15" w:type="dxa"/>
+                <w:bottom w:w="15" w:type="dxa"/>
+                <w:right w:w="15" w:type="dxa"/>
+              </w:tblCellMar>
+              <w:tblLook w:val="04A0" w:firstRow="1" w:lastRow="0" w:firstColumn="1" w:lastColumn="0" w:noHBand="0" w:noVBand="1"/>
+            </w:tblPr>
+            <w:tblGrid>
+              <w:gridCol w:w="110"/>
+            </w:tblGrid>
+            <w:tr>
+              <w:trPr>
+                <w:tblCellSpacing w:w="15" w:type="dxa"/>
+              </w:trPr>
+              <w:tc>
+                <w:tcPr>
+                  <w:tcW w:w="36" w:type="dxa"/>
+                  <w:vAlign w:val="center"/>
+                  <w:hideMark/>
+                </w:tcPr>
+                <w:p>
+                  <w:pPr>
+                    <w:spacing w:after="0"/>
+                  </w:pPr>
+                </w:p>
+              </w:tc>
+            </w:tr>
+          </w:tbl>
+          <w:p>
+            <w:pPr>
+              <w:spacing w:after="0"/>
+              <w:rPr>
+                <w:vanish/>
+              </w:rPr>
+            </w:pPr>
+          </w:p>
+          <w:tbl>
+            <w:tblPr>
+              <w:tblW w:w="0" w:type="auto"/>
+              <w:tblCellSpacing w:w="15" w:type="dxa"/>
+              <w:tblCellMar>
+                <w:top w:w="15" w:type="dxa"/>
+                <w:left w:w="15" w:type="dxa"/>
+                <w:bottom w:w="15" w:type="dxa"/>
+                <w:right w:w="15" w:type="dxa"/>
+              </w:tblCellMar>
+              <w:tblLook w:val="04A0" w:firstRow="1" w:lastRow="0" w:firstColumn="1" w:lastColumn="0" w:noHBand="0" w:noVBand="1"/>
+            </w:tblPr>
+            <w:tblGrid>
+              <w:gridCol w:w="9360"/>
+            </w:tblGrid>
+            <w:tr>
+              <w:trPr>
+                <w:tblCellSpacing w:w="15" w:type="dxa"/>
+              </w:trPr>
+              <w:tc>
+                <w:tcPr>
+                  <w:tcW w:w="9300" w:type="dxa"/>
+                  <w:vAlign w:val="center"/>
+                  <w:hideMark/>
+                </w:tcPr>
+                <w:p>
+                  <w:pPr>
+                    <w:spacing w:after="0"/>
+                  </w:pPr>
+                  <w:r>
+                    <w:t>Hij dacht mee waar nodig,</w:t>
+                  </w:r>
+                </w:p>
+                <w:p>
+                  <w:pPr>
+                    <w:spacing w:after="0"/>
+                  </w:pPr>
+                  <w:r>
+                    <w:t xml:space="preserve"> maar kan nog meer initiatief</w:t>
+                  </w:r>
+                </w:p>
+                <w:p>
+                  <w:pPr>
+                    <w:spacing w:after="0"/>
+                  </w:pPr>
+                  <w:r>
+                    <w:t xml:space="preserve"> tonen bij het aandragen van</w:t>
+                  </w:r>
+                </w:p>
+                <w:p>
+                  <w:pPr>
+                    <w:spacing w:after="0"/>
+                  </w:pPr>
+                  <w:r>
+                    <w:t xml:space="preserve"> verbeterpunten.</w:t>
+                  </w:r>
+                </w:p>
+              </w:tc>
+            </w:tr>
+          </w:tbl>
+          <w:p>
+            <w:pPr>
+              <w:spacing w:after="0"/>
+            </w:pPr>
           </w:p>
         </w:tc>
       </w:tr>
@@ -663,6 +1908,7 @@
     <w:p/>
     <w:p/>
     <w:p/>
+    <w:p/>
     <w:p>
       <w:pPr>
         <w:rPr>
@@ -681,54 +1927,38 @@
     </w:p>
     <w:p>
       <w:pPr>
-        <w:pStyle w:val="Lijstalinea"/>
         <w:numPr>
           <w:ilvl w:val="0"/>
-          <w:numId w:val="12"/>
+          <w:numId w:val="17"/>
         </w:numPr>
       </w:pPr>
       <w:r>
-        <w:t xml:space="preserve"> </w:t>
-      </w:r>
-      <w:r>
-        <w:t>…</w:t>
-      </w:r>
-    </w:p>
-    <w:p>
-      <w:pPr>
-        <w:pStyle w:val="Lijstalinea"/>
+        <w:t>Daniel testte alle onderdelen grondig en zorgvuldig.</w:t>
+      </w:r>
+    </w:p>
+    <w:p>
+      <w:pPr>
         <w:numPr>
           <w:ilvl w:val="0"/>
-          <w:numId w:val="12"/>
+          <w:numId w:val="17"/>
         </w:numPr>
       </w:pPr>
       <w:r>
-        <w:t xml:space="preserve"> </w:t>
-      </w:r>
-      <w:r>
-        <w:t>…</w:t>
-      </w:r>
-    </w:p>
-    <w:p>
-      <w:pPr>
-        <w:pStyle w:val="Lijstalinea"/>
+        <w:t>Hij leverde zijn werk op tijd en met een goede kwaliteit op.</w:t>
+      </w:r>
+    </w:p>
+    <w:p>
+      <w:pPr>
         <w:numPr>
           <w:ilvl w:val="0"/>
-          <w:numId w:val="12"/>
+          <w:numId w:val="17"/>
         </w:numPr>
       </w:pPr>
       <w:r>
-        <w:t xml:space="preserve"> </w:t>
-      </w:r>
-      <w:r>
-        <w:t>…</w:t>
-      </w:r>
-    </w:p>
-    <w:p>
-      <w:pPr>
-        <w:ind w:left="720"/>
-      </w:pPr>
-    </w:p>
+        <w:t>Hij werkte prettig samen en zorgde voor een positieve sfeer binnen het team.</w:t>
+      </w:r>
+    </w:p>
+    <w:p/>
     <w:p>
       <w:pPr>
         <w:rPr>
@@ -746,81 +1976,3785 @@
     </w:p>
     <w:p>
       <w:pPr>
-        <w:pStyle w:val="Lijstalinea"/>
         <w:numPr>
           <w:ilvl w:val="0"/>
-          <w:numId w:val="13"/>
+          <w:numId w:val="18"/>
         </w:numPr>
       </w:pPr>
       <w:r>
-        <w:t>…</w:t>
-      </w:r>
-    </w:p>
-    <w:p>
-      <w:pPr>
-        <w:pStyle w:val="Lijstalinea"/>
+        <w:t>Hij kan zijn communicatie over voortgang en bevindingen iets regelmatiger maken.</w:t>
+      </w:r>
+    </w:p>
+    <w:p>
+      <w:pPr>
         <w:numPr>
           <w:ilvl w:val="0"/>
-          <w:numId w:val="13"/>
+          <w:numId w:val="18"/>
         </w:numPr>
       </w:pPr>
       <w:r>
-        <w:t xml:space="preserve"> </w:t>
-      </w:r>
-      <w:r>
-        <w:t>…</w:t>
-      </w:r>
-    </w:p>
-    <w:p>
-      <w:pPr>
-        <w:pStyle w:val="Lijstalinea"/>
+        <w:t>Meer initiatief tonen bij het voorstellen van verbeteringen in het testproces.</w:t>
+      </w:r>
+    </w:p>
+    <w:p>
+      <w:pPr>
         <w:numPr>
           <w:ilvl w:val="0"/>
-          <w:numId w:val="13"/>
+          <w:numId w:val="18"/>
         </w:numPr>
       </w:pPr>
       <w:r>
+        <w:t>Testresultaten kunnen nog uitgebreider gedocumenteerd worden om het team beter inzicht te geven.</w:t>
+      </w:r>
+    </w:p>
+    <w:p/>
+    <w:p>
+      <w:pPr>
+        <w:rPr>
+          <w:b/>
+          <w:bCs/>
+        </w:rPr>
+      </w:pPr>
+      <w:r>
+        <w:rPr>
+          <w:b/>
+          <w:bCs/>
+        </w:rPr>
+        <w:t>5</w:t>
+      </w:r>
+      <w:r>
+        <w:rPr>
+          <w:b/>
+          <w:bCs/>
+        </w:rPr>
+        <w:t>. Algemene feedback</w:t>
+      </w:r>
+    </w:p>
+    <w:p>
+      <w:r>
+        <w:t>Daniel heeft zijn rol als QA-tester goed uitgevoerd. Hij testte alle onderdelen zorgvuldig en leverde consistent goed werk af. Zijn inzet en samenwerking waren positief voor het team. Met iets meer proactieve communicatie en initiatief bij verbeteringen kan hij zijn rol nog sterker vervullen.</w:t>
+      </w:r>
+    </w:p>
+    <w:p/>
+    <w:p/>
+    <w:p/>
+    <w:p/>
+    <w:p/>
+    <w:p/>
+    <w:p/>
+    <w:p/>
+    <w:p/>
+    <w:p/>
+    <w:p/>
+    <w:p/>
+    <w:p/>
+    <w:p>
+      <w:pPr>
+        <w:rPr>
+          <w:b/>
+          <w:bCs/>
+        </w:rPr>
+      </w:pPr>
+      <w:r>
+        <w:lastRenderedPageBreak/>
+        <w:t xml:space="preserve">Naam beoordelaar: </w:t>
+      </w:r>
+      <w:r>
+        <w:t>Adam Aljumaili</w:t>
+      </w:r>
+      <w:r>
+        <w:br/>
+      </w:r>
+      <w:r>
+        <w:t xml:space="preserve">Sprint: </w:t>
+      </w:r>
+      <w:r>
+        <w:t>2</w:t>
+      </w:r>
+      <w:r>
+        <w:br/>
+      </w:r>
+      <w:r>
+        <w:t>Team:</w:t>
+      </w:r>
+      <w:r>
+        <w:t xml:space="preserve"> Stamgroep C</w:t>
+      </w:r>
+    </w:p>
+    <w:p>
+      <w:pPr>
+        <w:rPr>
+          <w:b/>
+          <w:bCs/>
+        </w:rPr>
+      </w:pPr>
+      <w:r>
+        <w:rPr>
+          <w:b/>
+          <w:bCs/>
+        </w:rPr>
+        <w:t>1. Rol en Deliverables</w:t>
+      </w:r>
+    </w:p>
+    <w:p>
+      <w:r>
+        <w:t xml:space="preserve">Rol: </w:t>
+      </w:r>
+      <w:r>
+        <w:t>UX/UI designer</w:t>
+      </w:r>
+      <w:r>
+        <w:br/>
+      </w:r>
+      <w:r>
+        <w:t xml:space="preserve">Naam rol eigenaar: </w:t>
+      </w:r>
+      <w:r>
+        <w:t>Luuk van Norden</w:t>
+      </w:r>
+    </w:p>
+    <w:p>
+      <w:r>
+        <w:rPr>
+          <w:b/>
+          <w:bCs/>
+        </w:rPr>
+        <w:t>Verwachte deliverables</w:t>
+      </w:r>
+      <w:r>
+        <w:t xml:space="preserve"> (kort beschrijven):</w:t>
+      </w:r>
+    </w:p>
+    <w:p>
+      <w:pPr>
+        <w:pStyle w:val="ListParagraph"/>
+        <w:numPr>
+          <w:ilvl w:val="0"/>
+          <w:numId w:val="19"/>
+        </w:numPr>
+      </w:pPr>
+      <w:r>
+        <w:t>Houdt verantwoordelijkheid voor het UI van de game.</w:t>
+      </w:r>
+    </w:p>
+    <w:p>
+      <w:pPr>
+        <w:pStyle w:val="ListParagraph"/>
+        <w:numPr>
+          <w:ilvl w:val="0"/>
+          <w:numId w:val="19"/>
+        </w:numPr>
+      </w:pPr>
+      <w:r>
+        <w:t>Houdt verantwoordelijkheid voor het kleur gebruik binnen de UI.</w:t>
+      </w:r>
+    </w:p>
+    <w:p>
+      <w:pPr>
+        <w:rPr>
+          <w:b/>
+          <w:bCs/>
+        </w:rPr>
+      </w:pPr>
+      <w:r>
+        <w:rPr>
+          <w:b/>
+          <w:bCs/>
+        </w:rPr>
+        <w:t>2. Beoordelingscriteria</w:t>
+      </w:r>
+    </w:p>
+    <w:tbl>
+      <w:tblPr>
+        <w:tblW w:w="9360" w:type="dxa"/>
+        <w:tblCellSpacing w:w="15" w:type="dxa"/>
+        <w:tblBorders>
+          <w:top w:val="single" w:sz="4" w:space="0" w:color="auto"/>
+          <w:left w:val="single" w:sz="4" w:space="0" w:color="auto"/>
+          <w:bottom w:val="single" w:sz="4" w:space="0" w:color="auto"/>
+          <w:right w:val="single" w:sz="4" w:space="0" w:color="auto"/>
+          <w:insideH w:val="single" w:sz="4" w:space="0" w:color="auto"/>
+          <w:insideV w:val="single" w:sz="4" w:space="0" w:color="auto"/>
+        </w:tblBorders>
+        <w:tblLayout w:type="fixed"/>
+        <w:tblCellMar>
+          <w:top w:w="15" w:type="dxa"/>
+          <w:left w:w="15" w:type="dxa"/>
+          <w:bottom w:w="15" w:type="dxa"/>
+          <w:right w:w="15" w:type="dxa"/>
+        </w:tblCellMar>
+        <w:tblLook w:val="04A0" w:firstRow="1" w:lastRow="0" w:firstColumn="1" w:lastColumn="0" w:noHBand="0" w:noVBand="1"/>
+      </w:tblPr>
+      <w:tblGrid>
+        <w:gridCol w:w="2268"/>
+        <w:gridCol w:w="2977"/>
+        <w:gridCol w:w="1129"/>
+        <w:gridCol w:w="2986"/>
+      </w:tblGrid>
+      <w:tr>
+        <w:trPr>
+          <w:tblHeader/>
+          <w:tblCellSpacing w:w="15" w:type="dxa"/>
+        </w:trPr>
+        <w:tc>
+          <w:tcPr>
+            <w:tcW w:w="2223" w:type="dxa"/>
+            <w:vAlign w:val="center"/>
+            <w:hideMark/>
+          </w:tcPr>
+          <w:p>
+            <w:pPr>
+              <w:spacing w:after="0"/>
+              <w:rPr>
+                <w:b/>
+                <w:bCs/>
+              </w:rPr>
+            </w:pPr>
+            <w:r>
+              <w:rPr>
+                <w:b/>
+                <w:bCs/>
+              </w:rPr>
+              <w:t>Categorie</w:t>
+            </w:r>
+          </w:p>
+        </w:tc>
+        <w:tc>
+          <w:tcPr>
+            <w:tcW w:w="2947" w:type="dxa"/>
+            <w:vAlign w:val="center"/>
+            <w:hideMark/>
+          </w:tcPr>
+          <w:p>
+            <w:pPr>
+              <w:spacing w:after="0"/>
+              <w:rPr>
+                <w:b/>
+                <w:bCs/>
+              </w:rPr>
+            </w:pPr>
+            <w:r>
+              <w:rPr>
+                <w:b/>
+                <w:bCs/>
+              </w:rPr>
+              <w:t>Vraag</w:t>
+            </w:r>
+          </w:p>
+        </w:tc>
+        <w:tc>
+          <w:tcPr>
+            <w:tcW w:w="1099" w:type="dxa"/>
+            <w:vAlign w:val="center"/>
+            <w:hideMark/>
+          </w:tcPr>
+          <w:p>
+            <w:pPr>
+              <w:spacing w:after="0"/>
+              <w:rPr>
+                <w:b/>
+                <w:bCs/>
+              </w:rPr>
+            </w:pPr>
+            <w:r>
+              <w:rPr>
+                <w:b/>
+                <w:bCs/>
+              </w:rPr>
+              <w:t>Niveau</w:t>
+            </w:r>
+          </w:p>
+        </w:tc>
+        <w:tc>
+          <w:tcPr>
+            <w:tcW w:w="2941" w:type="dxa"/>
+            <w:vAlign w:val="center"/>
+            <w:hideMark/>
+          </w:tcPr>
+          <w:p>
+            <w:pPr>
+              <w:spacing w:after="0"/>
+              <w:rPr>
+                <w:b/>
+                <w:bCs/>
+              </w:rPr>
+            </w:pPr>
+            <w:r>
+              <w:rPr>
+                <w:b/>
+                <w:bCs/>
+              </w:rPr>
+              <w:t>Toelichting/ Voorbeeld</w:t>
+            </w:r>
+            <w:r>
+              <w:rPr>
+                <w:b/>
+                <w:bCs/>
+              </w:rPr>
+              <w:t>:</w:t>
+            </w:r>
+          </w:p>
+        </w:tc>
+      </w:tr>
+      <w:tr>
+        <w:trPr>
+          <w:trHeight w:val="872"/>
+          <w:tblCellSpacing w:w="15" w:type="dxa"/>
+        </w:trPr>
+        <w:tc>
+          <w:tcPr>
+            <w:tcW w:w="2223" w:type="dxa"/>
+            <w:vAlign w:val="center"/>
+            <w:hideMark/>
+          </w:tcPr>
+          <w:p>
+            <w:pPr>
+              <w:spacing w:after="0"/>
+            </w:pPr>
+            <w:r>
+              <w:rPr>
+                <w:b/>
+                <w:bCs/>
+              </w:rPr>
+              <w:t>Verantwoordelijkheid</w:t>
+            </w:r>
+          </w:p>
+        </w:tc>
+        <w:tc>
+          <w:tcPr>
+            <w:tcW w:w="2947" w:type="dxa"/>
+            <w:vAlign w:val="center"/>
+            <w:hideMark/>
+          </w:tcPr>
+          <w:p>
+            <w:pPr>
+              <w:spacing w:after="0"/>
+            </w:pPr>
+            <w:r>
+              <w:t>Heeft de persoon zijn/haar taken op tijd en volledig uitgevoerd?</w:t>
+            </w:r>
+          </w:p>
+        </w:tc>
+        <w:tc>
+          <w:tcPr>
+            <w:tcW w:w="1099" w:type="dxa"/>
+            <w:vAlign w:val="center"/>
+            <w:hideMark/>
+          </w:tcPr>
+          <w:p>
+            <w:pPr>
+              <w:spacing w:after="0"/>
+              <w:jc w:val="center"/>
+            </w:pPr>
+            <w:r>
+              <w:t>V</w:t>
+            </w:r>
+          </w:p>
+        </w:tc>
+        <w:tc>
+          <w:tcPr>
+            <w:tcW w:w="2941" w:type="dxa"/>
+            <w:vAlign w:val="center"/>
+            <w:hideMark/>
+          </w:tcPr>
+          <w:p>
+            <w:pPr>
+              <w:spacing w:after="0"/>
+            </w:pPr>
+            <w:r>
+              <w:t>Luuk heeft het UI op tijd afgerond, maar sommige onderdelen konden nog wat beter uitgewerkt worden.</w:t>
+            </w:r>
+          </w:p>
+        </w:tc>
+      </w:tr>
+      <w:tr>
+        <w:trPr>
+          <w:tblCellSpacing w:w="15" w:type="dxa"/>
+        </w:trPr>
+        <w:tc>
+          <w:tcPr>
+            <w:tcW w:w="2223" w:type="dxa"/>
+            <w:vAlign w:val="center"/>
+            <w:hideMark/>
+          </w:tcPr>
+          <w:p>
+            <w:pPr>
+              <w:spacing w:after="0"/>
+            </w:pPr>
+            <w:r>
+              <w:rPr>
+                <w:b/>
+                <w:bCs/>
+              </w:rPr>
+              <w:t>Kwaliteit werk</w:t>
+            </w:r>
+          </w:p>
+        </w:tc>
+        <w:tc>
+          <w:tcPr>
+            <w:tcW w:w="2947" w:type="dxa"/>
+            <w:vAlign w:val="center"/>
+            <w:hideMark/>
+          </w:tcPr>
+          <w:p>
+            <w:pPr>
+              <w:spacing w:after="0"/>
+            </w:pPr>
+            <w:r>
+              <w:t>Was de kwaliteit van de aangeleverde deliverables voldoende en vrij van fouten?</w:t>
+            </w:r>
+          </w:p>
+        </w:tc>
+        <w:tc>
+          <w:tcPr>
+            <w:tcW w:w="1099" w:type="dxa"/>
+            <w:vAlign w:val="center"/>
+            <w:hideMark/>
+          </w:tcPr>
+          <w:p>
+            <w:pPr>
+              <w:spacing w:after="0"/>
+              <w:jc w:val="center"/>
+            </w:pPr>
+            <w:r>
+              <w:t>V</w:t>
+            </w:r>
+          </w:p>
+        </w:tc>
+        <w:tc>
+          <w:tcPr>
+            <w:tcW w:w="2941" w:type="dxa"/>
+            <w:vAlign w:val="center"/>
+          </w:tcPr>
+          <w:p>
+            <w:pPr>
+              <w:spacing w:after="0"/>
+            </w:pPr>
+            <w:r>
+              <w:t>Het UI was prima en functioneel, maar kon visueel en qua detail nog verbeterd worden.</w:t>
+            </w:r>
+          </w:p>
+        </w:tc>
+      </w:tr>
+      <w:tr>
+        <w:trPr>
+          <w:tblCellSpacing w:w="15" w:type="dxa"/>
+        </w:trPr>
+        <w:tc>
+          <w:tcPr>
+            <w:tcW w:w="2223" w:type="dxa"/>
+            <w:vAlign w:val="center"/>
+            <w:hideMark/>
+          </w:tcPr>
+          <w:p>
+            <w:pPr>
+              <w:spacing w:after="0"/>
+            </w:pPr>
+            <w:r>
+              <w:rPr>
+                <w:b/>
+                <w:bCs/>
+              </w:rPr>
+              <w:t>Communicatie</w:t>
+            </w:r>
+          </w:p>
+        </w:tc>
+        <w:tc>
+          <w:tcPr>
+            <w:tcW w:w="2947" w:type="dxa"/>
+            <w:vAlign w:val="center"/>
+            <w:hideMark/>
+          </w:tcPr>
+          <w:p>
+            <w:pPr>
+              <w:spacing w:after="0"/>
+            </w:pPr>
+            <w:r>
+              <w:t>Communiceerde de persoon duidelijk over voortgang, vragen en issues?</w:t>
+            </w:r>
+          </w:p>
+        </w:tc>
+        <w:tc>
+          <w:tcPr>
+            <w:tcW w:w="1099" w:type="dxa"/>
+            <w:vAlign w:val="center"/>
+            <w:hideMark/>
+          </w:tcPr>
+          <w:p>
+            <w:pPr>
+              <w:spacing w:after="0"/>
+              <w:jc w:val="center"/>
+            </w:pPr>
+            <w:r>
+              <w:t>G</w:t>
+            </w:r>
+          </w:p>
+        </w:tc>
+        <w:tc>
+          <w:tcPr>
+            <w:tcW w:w="2941" w:type="dxa"/>
+            <w:vAlign w:val="center"/>
+          </w:tcPr>
+          <w:p>
+            <w:pPr>
+              <w:spacing w:after="0"/>
+            </w:pPr>
+            <w:r>
+              <w:t>Luuk communiceerde zeer goed en hield het team goed op de hoogte van zijn voortgang.</w:t>
+            </w:r>
+          </w:p>
+        </w:tc>
+      </w:tr>
+      <w:tr>
+        <w:trPr>
+          <w:tblCellSpacing w:w="15" w:type="dxa"/>
+        </w:trPr>
+        <w:tc>
+          <w:tcPr>
+            <w:tcW w:w="2223" w:type="dxa"/>
+            <w:vAlign w:val="center"/>
+            <w:hideMark/>
+          </w:tcPr>
+          <w:p>
+            <w:pPr>
+              <w:spacing w:after="0"/>
+            </w:pPr>
+            <w:r>
+              <w:rPr>
+                <w:b/>
+                <w:bCs/>
+              </w:rPr>
+              <w:t>Samenwerking</w:t>
+            </w:r>
+          </w:p>
+        </w:tc>
+        <w:tc>
+          <w:tcPr>
+            <w:tcW w:w="2947" w:type="dxa"/>
+            <w:vAlign w:val="center"/>
+            <w:hideMark/>
+          </w:tcPr>
+          <w:p>
+            <w:pPr>
+              <w:spacing w:after="0"/>
+            </w:pPr>
+            <w:r>
+              <w:t>Droeg de persoon bij aan een positieve samenwerking binnen het team?</w:t>
+            </w:r>
+          </w:p>
+        </w:tc>
+        <w:tc>
+          <w:tcPr>
+            <w:tcW w:w="1099" w:type="dxa"/>
+            <w:vAlign w:val="center"/>
+            <w:hideMark/>
+          </w:tcPr>
+          <w:p>
+            <w:pPr>
+              <w:spacing w:after="0"/>
+              <w:jc w:val="center"/>
+            </w:pPr>
+            <w:r>
+              <w:t>G</w:t>
+            </w:r>
+          </w:p>
+        </w:tc>
+        <w:tc>
+          <w:tcPr>
+            <w:tcW w:w="2941" w:type="dxa"/>
+            <w:vAlign w:val="center"/>
+          </w:tcPr>
+          <w:p>
+            <w:pPr>
+              <w:spacing w:after="0"/>
+            </w:pPr>
+            <w:r>
+              <w:t>Hij werkte goed samen en zorgde voor duidelijke communicatie en een prettige werksfeer.</w:t>
+            </w:r>
+          </w:p>
+        </w:tc>
+      </w:tr>
+      <w:tr>
+        <w:trPr>
+          <w:tblCellSpacing w:w="15" w:type="dxa"/>
+        </w:trPr>
+        <w:tc>
+          <w:tcPr>
+            <w:tcW w:w="2223" w:type="dxa"/>
+            <w:vAlign w:val="center"/>
+            <w:hideMark/>
+          </w:tcPr>
+          <w:p>
+            <w:pPr>
+              <w:spacing w:after="0"/>
+              <w:rPr>
+                <w:b/>
+                <w:bCs/>
+              </w:rPr>
+            </w:pPr>
+            <w:r>
+              <w:rPr>
+                <w:b/>
+                <w:bCs/>
+              </w:rPr>
+              <w:t xml:space="preserve">Initiatief &amp; </w:t>
+            </w:r>
+            <w:r>
+              <w:rPr>
+                <w:b/>
+                <w:bCs/>
+              </w:rPr>
+              <w:br/>
+            </w:r>
+            <w:r>
+              <w:rPr>
+                <w:b/>
+                <w:bCs/>
+              </w:rPr>
+              <w:t>Pro-activiteit</w:t>
+            </w:r>
+          </w:p>
+        </w:tc>
+        <w:tc>
+          <w:tcPr>
+            <w:tcW w:w="2947" w:type="dxa"/>
+            <w:vAlign w:val="center"/>
+            <w:hideMark/>
+          </w:tcPr>
+          <w:p>
+            <w:pPr>
+              <w:spacing w:after="0"/>
+            </w:pPr>
+            <w:r>
+              <w:t>Nam de persoon initiatief en dacht hij/zij mee over verbeteringen?</w:t>
+            </w:r>
+          </w:p>
+        </w:tc>
+        <w:tc>
+          <w:tcPr>
+            <w:tcW w:w="1099" w:type="dxa"/>
+            <w:vAlign w:val="center"/>
+            <w:hideMark/>
+          </w:tcPr>
+          <w:p>
+            <w:pPr>
+              <w:spacing w:after="0"/>
+              <w:jc w:val="center"/>
+            </w:pPr>
+            <w:r>
+              <w:t>V</w:t>
+            </w:r>
+          </w:p>
+        </w:tc>
+        <w:tc>
+          <w:tcPr>
+            <w:tcW w:w="2941" w:type="dxa"/>
+            <w:vAlign w:val="center"/>
+          </w:tcPr>
+          <w:p>
+            <w:pPr>
+              <w:spacing w:after="0"/>
+            </w:pPr>
+            <w:r>
+              <w:t>Hij dacht mee over het ontwerp, maar kan nog meer initiatief nemen in het verbeteren van de visuele stijl en gebruikservaring.</w:t>
+            </w:r>
+          </w:p>
+        </w:tc>
+      </w:tr>
+    </w:tbl>
+    <w:p/>
+    <w:p/>
+    <w:p/>
+    <w:p/>
+    <w:p/>
+    <w:p>
+      <w:pPr>
+        <w:rPr>
+          <w:b/>
+          <w:bCs/>
+        </w:rPr>
+      </w:pPr>
+      <w:r>
+        <w:rPr>
+          <w:b/>
+          <w:bCs/>
+        </w:rPr>
+        <w:lastRenderedPageBreak/>
+        <w:t>3. Sterke punten</w:t>
+      </w:r>
+    </w:p>
+    <w:p>
+      <w:pPr>
+        <w:numPr>
+          <w:ilvl w:val="0"/>
+          <w:numId w:val="20"/>
+        </w:numPr>
+        <w:rPr>
+          <w:b/>
+          <w:bCs/>
+        </w:rPr>
+      </w:pPr>
+      <w:r>
+        <w:rPr>
+          <w:b/>
+          <w:bCs/>
+        </w:rPr>
+        <w:t>Luuk communiceert duidelijk en effectief met het team.</w:t>
+      </w:r>
+    </w:p>
+    <w:p>
+      <w:pPr>
+        <w:numPr>
+          <w:ilvl w:val="0"/>
+          <w:numId w:val="20"/>
+        </w:numPr>
+        <w:rPr>
+          <w:b/>
+          <w:bCs/>
+        </w:rPr>
+      </w:pPr>
+      <w:r>
+        <w:rPr>
+          <w:b/>
+          <w:bCs/>
+        </w:rPr>
+        <w:t>Hij heeft het UI goed opgezet en op tijd opgeleverd.</w:t>
+      </w:r>
+    </w:p>
+    <w:p>
+      <w:pPr>
+        <w:numPr>
+          <w:ilvl w:val="0"/>
+          <w:numId w:val="20"/>
+        </w:numPr>
+        <w:rPr>
+          <w:b/>
+          <w:bCs/>
+        </w:rPr>
+      </w:pPr>
+      <w:r>
+        <w:rPr>
+          <w:b/>
+          <w:bCs/>
+        </w:rPr>
+        <w:t>Hij neemt verantwoordelijkheid voor zijn rol en zorgt dat zijn werk goed aansluit op de rest van het project.</w:t>
+      </w:r>
+    </w:p>
+    <w:p>
+      <w:pPr>
+        <w:rPr>
+          <w:b/>
+          <w:bCs/>
+        </w:rPr>
+      </w:pPr>
+    </w:p>
+    <w:p>
+      <w:pPr>
+        <w:rPr>
+          <w:b/>
+          <w:bCs/>
+        </w:rPr>
+      </w:pPr>
+      <w:r>
+        <w:rPr>
+          <w:b/>
+          <w:bCs/>
+        </w:rPr>
+        <w:t>4. Verbeterpunten</w:t>
+      </w:r>
+    </w:p>
+    <w:p>
+      <w:pPr>
+        <w:numPr>
+          <w:ilvl w:val="0"/>
+          <w:numId w:val="21"/>
+        </w:numPr>
+        <w:rPr>
+          <w:b/>
+          <w:bCs/>
+        </w:rPr>
+      </w:pPr>
+      <w:r>
+        <w:rPr>
+          <w:b/>
+          <w:bCs/>
+        </w:rPr>
+        <w:t>Het UI kan visueel nog wat consistenter en aantrekkelijker worden uitgewerkt.</w:t>
+      </w:r>
+    </w:p>
+    <w:p>
+      <w:pPr>
+        <w:numPr>
+          <w:ilvl w:val="0"/>
+          <w:numId w:val="21"/>
+        </w:numPr>
+        <w:rPr>
+          <w:b/>
+          <w:bCs/>
+        </w:rPr>
+      </w:pPr>
+      <w:r>
+        <w:rPr>
+          <w:b/>
+          <w:bCs/>
+        </w:rPr>
+        <w:t>Meer aandacht besteden aan kleurgebruik en details om de gebruikerservaring te verbeteren.</w:t>
+      </w:r>
+    </w:p>
+    <w:p>
+      <w:pPr>
+        <w:numPr>
+          <w:ilvl w:val="0"/>
+          <w:numId w:val="21"/>
+        </w:numPr>
+        <w:rPr>
+          <w:b/>
+          <w:bCs/>
+        </w:rPr>
+      </w:pPr>
+      <w:r>
+        <w:rPr>
+          <w:b/>
+          <w:bCs/>
+        </w:rPr>
+        <w:t>Iets meer initiatief tonen in het voorstellen van visuele verbeteringen of alternatieve ontwerpen.</w:t>
+      </w:r>
+    </w:p>
+    <w:p>
+      <w:pPr>
+        <w:rPr>
+          <w:b/>
+          <w:bCs/>
+        </w:rPr>
+      </w:pPr>
+    </w:p>
+    <w:p>
+      <w:pPr>
+        <w:rPr>
+          <w:b/>
+          <w:bCs/>
+        </w:rPr>
+      </w:pPr>
+      <w:r>
+        <w:rPr>
+          <w:b/>
+          <w:bCs/>
+        </w:rPr>
+        <w:t>5</w:t>
+      </w:r>
+      <w:r>
+        <w:rPr>
+          <w:b/>
+          <w:bCs/>
+        </w:rPr>
+        <w:t>. Algemene feedback</w:t>
+      </w:r>
+    </w:p>
+    <w:p>
+      <w:pPr>
+        <w:rPr>
+          <w:b/>
+          <w:bCs/>
+        </w:rPr>
+      </w:pPr>
+      <w:r>
+        <w:rPr>
+          <w:b/>
+          <w:bCs/>
+        </w:rPr>
+        <w:t>Luuk heeft zijn rol als UI/UX designer goed uitgevoerd. Het UI is functioneel en past binnen de game, en zijn communicatie met het team is uitstekend. Met wat extra aandacht voor visuele verfijning, kleurgebruik en initiatief bij ontwerpverbeteringen kan hij zijn werk naar een nog hoger niveau tillen.</w:t>
+      </w:r>
+    </w:p>
+    <w:p/>
+    <w:p/>
+    <w:p/>
+    <w:p/>
+    <w:p/>
+    <w:p/>
+    <w:p/>
+    <w:p/>
+    <w:p/>
+    <w:p/>
+    <w:p/>
+    <w:p/>
+    <w:p>
+      <w:pPr>
+        <w:rPr>
+          <w:b/>
+          <w:bCs/>
+        </w:rPr>
+      </w:pPr>
+      <w:r>
+        <w:lastRenderedPageBreak/>
+        <w:t xml:space="preserve">Naam beoordelaar: </w:t>
+      </w:r>
+      <w:r>
+        <w:t>Adam Aljumaili</w:t>
+      </w:r>
+      <w:r>
+        <w:br/>
+      </w:r>
+      <w:r>
+        <w:t xml:space="preserve">Sprint: </w:t>
+      </w:r>
+      <w:r>
+        <w:t>2</w:t>
+      </w:r>
+      <w:r>
+        <w:br/>
+      </w:r>
+      <w:r>
+        <w:t>Team:</w:t>
+      </w:r>
+      <w:r>
+        <w:t xml:space="preserve"> Stamgroep C</w:t>
+      </w:r>
+    </w:p>
+    <w:p>
+      <w:pPr>
+        <w:rPr>
+          <w:b/>
+          <w:bCs/>
+        </w:rPr>
+      </w:pPr>
+      <w:r>
+        <w:rPr>
+          <w:b/>
+          <w:bCs/>
+        </w:rPr>
+        <w:t>1. Rol en Deliverables</w:t>
+      </w:r>
+    </w:p>
+    <w:p>
+      <w:r>
+        <w:t xml:space="preserve">Rol: </w:t>
+      </w:r>
+      <w:r>
+        <w:t xml:space="preserve">Product </w:t>
+      </w:r>
+      <w:proofErr w:type="spellStart"/>
+      <w:r>
+        <w:t>owner</w:t>
+      </w:r>
+      <w:proofErr w:type="spellEnd"/>
+      <w:r>
+        <w:br/>
+      </w:r>
+      <w:r>
+        <w:t xml:space="preserve">Naam rol eigenaar: </w:t>
+      </w:r>
+      <w:r>
+        <w:t>Simon Boersma</w:t>
+      </w:r>
+    </w:p>
+    <w:p>
+      <w:r>
+        <w:rPr>
+          <w:b/>
+          <w:bCs/>
+        </w:rPr>
+        <w:t>Verwachte deliverables</w:t>
+      </w:r>
+      <w:r>
+        <w:t xml:space="preserve"> (kort beschrijven):</w:t>
+      </w:r>
+    </w:p>
+    <w:p>
+      <w:pPr>
+        <w:pStyle w:val="ListParagraph"/>
+        <w:numPr>
+          <w:ilvl w:val="1"/>
+          <w:numId w:val="20"/>
+        </w:numPr>
+      </w:pPr>
+      <w:r>
+        <w:t xml:space="preserve">Neemt verantwoordelijkheid </w:t>
+      </w:r>
+      <w:r>
+        <w:t>om vragen te stellen aan de docenten.</w:t>
+      </w:r>
+    </w:p>
+    <w:p>
+      <w:pPr>
+        <w:pStyle w:val="ListParagraph"/>
+        <w:numPr>
+          <w:ilvl w:val="1"/>
+          <w:numId w:val="20"/>
+        </w:numPr>
+      </w:pPr>
+      <w:r>
+        <w:t>Planning goedkeurt.</w:t>
+      </w:r>
+    </w:p>
+    <w:p>
+      <w:pPr>
+        <w:pStyle w:val="ListParagraph"/>
+        <w:numPr>
+          <w:ilvl w:val="1"/>
+          <w:numId w:val="20"/>
+        </w:numPr>
+      </w:pPr>
+      <w:r>
+        <w:t>Bij feedback geven aan andere, bij zijn en de leiding nemen in dit situatie.</w:t>
+      </w:r>
+    </w:p>
+    <w:p>
+      <w:pPr>
+        <w:rPr>
+          <w:b/>
+          <w:bCs/>
+        </w:rPr>
+      </w:pPr>
+      <w:r>
+        <w:rPr>
+          <w:b/>
+          <w:bCs/>
+        </w:rPr>
+        <w:t>2. Beoordelingscriteria</w:t>
+      </w:r>
+    </w:p>
+    <w:tbl>
+      <w:tblPr>
+        <w:tblW w:w="9360" w:type="dxa"/>
+        <w:tblCellSpacing w:w="15" w:type="dxa"/>
+        <w:tblBorders>
+          <w:top w:val="single" w:sz="4" w:space="0" w:color="auto"/>
+          <w:left w:val="single" w:sz="4" w:space="0" w:color="auto"/>
+          <w:bottom w:val="single" w:sz="4" w:space="0" w:color="auto"/>
+          <w:right w:val="single" w:sz="4" w:space="0" w:color="auto"/>
+          <w:insideH w:val="single" w:sz="4" w:space="0" w:color="auto"/>
+          <w:insideV w:val="single" w:sz="4" w:space="0" w:color="auto"/>
+        </w:tblBorders>
+        <w:tblLayout w:type="fixed"/>
+        <w:tblCellMar>
+          <w:top w:w="15" w:type="dxa"/>
+          <w:left w:w="15" w:type="dxa"/>
+          <w:bottom w:w="15" w:type="dxa"/>
+          <w:right w:w="15" w:type="dxa"/>
+        </w:tblCellMar>
+        <w:tblLook w:val="04A0" w:firstRow="1" w:lastRow="0" w:firstColumn="1" w:lastColumn="0" w:noHBand="0" w:noVBand="1"/>
+      </w:tblPr>
+      <w:tblGrid>
+        <w:gridCol w:w="2268"/>
+        <w:gridCol w:w="2977"/>
+        <w:gridCol w:w="1129"/>
+        <w:gridCol w:w="2986"/>
+      </w:tblGrid>
+      <w:tr>
+        <w:trPr>
+          <w:tblHeader/>
+          <w:tblCellSpacing w:w="15" w:type="dxa"/>
+        </w:trPr>
+        <w:tc>
+          <w:tcPr>
+            <w:tcW w:w="2223" w:type="dxa"/>
+            <w:vAlign w:val="center"/>
+            <w:hideMark/>
+          </w:tcPr>
+          <w:p>
+            <w:pPr>
+              <w:spacing w:after="0"/>
+              <w:rPr>
+                <w:b/>
+                <w:bCs/>
+              </w:rPr>
+            </w:pPr>
+            <w:r>
+              <w:rPr>
+                <w:b/>
+                <w:bCs/>
+              </w:rPr>
+              <w:t>Categorie</w:t>
+            </w:r>
+          </w:p>
+        </w:tc>
+        <w:tc>
+          <w:tcPr>
+            <w:tcW w:w="2947" w:type="dxa"/>
+            <w:vAlign w:val="center"/>
+            <w:hideMark/>
+          </w:tcPr>
+          <w:p>
+            <w:pPr>
+              <w:spacing w:after="0"/>
+              <w:rPr>
+                <w:b/>
+                <w:bCs/>
+              </w:rPr>
+            </w:pPr>
+            <w:r>
+              <w:rPr>
+                <w:b/>
+                <w:bCs/>
+              </w:rPr>
+              <w:t>Vraag</w:t>
+            </w:r>
+          </w:p>
+        </w:tc>
+        <w:tc>
+          <w:tcPr>
+            <w:tcW w:w="1099" w:type="dxa"/>
+            <w:vAlign w:val="center"/>
+            <w:hideMark/>
+          </w:tcPr>
+          <w:p>
+            <w:pPr>
+              <w:spacing w:after="0"/>
+              <w:rPr>
+                <w:b/>
+                <w:bCs/>
+              </w:rPr>
+            </w:pPr>
+            <w:r>
+              <w:rPr>
+                <w:b/>
+                <w:bCs/>
+              </w:rPr>
+              <w:t>Niveau</w:t>
+            </w:r>
+          </w:p>
+        </w:tc>
+        <w:tc>
+          <w:tcPr>
+            <w:tcW w:w="2941" w:type="dxa"/>
+            <w:vAlign w:val="center"/>
+            <w:hideMark/>
+          </w:tcPr>
+          <w:p>
+            <w:pPr>
+              <w:spacing w:after="0"/>
+              <w:rPr>
+                <w:b/>
+                <w:bCs/>
+              </w:rPr>
+            </w:pPr>
+            <w:r>
+              <w:rPr>
+                <w:b/>
+                <w:bCs/>
+              </w:rPr>
+              <w:t>Toelichting/ Voorbeeld</w:t>
+            </w:r>
+            <w:r>
+              <w:rPr>
+                <w:b/>
+                <w:bCs/>
+              </w:rPr>
+              <w:t>:</w:t>
+            </w:r>
+          </w:p>
+        </w:tc>
+      </w:tr>
+      <w:tr>
+        <w:trPr>
+          <w:trHeight w:val="872"/>
+          <w:tblCellSpacing w:w="15" w:type="dxa"/>
+        </w:trPr>
+        <w:tc>
+          <w:tcPr>
+            <w:tcW w:w="2223" w:type="dxa"/>
+            <w:vAlign w:val="center"/>
+            <w:hideMark/>
+          </w:tcPr>
+          <w:p>
+            <w:pPr>
+              <w:spacing w:after="0"/>
+            </w:pPr>
+            <w:r>
+              <w:rPr>
+                <w:b/>
+                <w:bCs/>
+              </w:rPr>
+              <w:t>Verantwoordelijkheid</w:t>
+            </w:r>
+          </w:p>
+        </w:tc>
+        <w:tc>
+          <w:tcPr>
+            <w:tcW w:w="2947" w:type="dxa"/>
+            <w:vAlign w:val="center"/>
+            <w:hideMark/>
+          </w:tcPr>
+          <w:p>
+            <w:pPr>
+              <w:spacing w:after="0"/>
+            </w:pPr>
+            <w:r>
+              <w:t>Heeft de persoon zijn/haar taken op tijd en volledig uitgevoerd?</w:t>
+            </w:r>
+          </w:p>
+        </w:tc>
+        <w:tc>
+          <w:tcPr>
+            <w:tcW w:w="1099" w:type="dxa"/>
+            <w:vAlign w:val="center"/>
+            <w:hideMark/>
+          </w:tcPr>
+          <w:p>
+            <w:pPr>
+              <w:spacing w:after="0"/>
+              <w:jc w:val="center"/>
+            </w:pPr>
+            <w:r>
+              <w:t>G</w:t>
+            </w:r>
+          </w:p>
+        </w:tc>
+        <w:tc>
+          <w:tcPr>
+            <w:tcW w:w="2941" w:type="dxa"/>
+            <w:vAlign w:val="center"/>
+            <w:hideMark/>
+          </w:tcPr>
+          <w:p>
+            <w:pPr>
+              <w:spacing w:after="0"/>
+            </w:pPr>
+            <w:r>
+              <w:t xml:space="preserve">Simon heeft zijn taken als product </w:t>
+            </w:r>
+            <w:proofErr w:type="spellStart"/>
+            <w:r>
+              <w:t>owner</w:t>
+            </w:r>
+            <w:proofErr w:type="spellEnd"/>
+            <w:r>
+              <w:t xml:space="preserve"> goed uitgevoerd en nam verantwoordelijkheid voor zijn rol.</w:t>
+            </w:r>
+          </w:p>
+        </w:tc>
+      </w:tr>
+      <w:tr>
+        <w:trPr>
+          <w:tblCellSpacing w:w="15" w:type="dxa"/>
+        </w:trPr>
+        <w:tc>
+          <w:tcPr>
+            <w:tcW w:w="2223" w:type="dxa"/>
+            <w:vAlign w:val="center"/>
+            <w:hideMark/>
+          </w:tcPr>
+          <w:p>
+            <w:pPr>
+              <w:spacing w:after="0"/>
+            </w:pPr>
+            <w:r>
+              <w:rPr>
+                <w:b/>
+                <w:bCs/>
+              </w:rPr>
+              <w:t>Kwaliteit werk</w:t>
+            </w:r>
+          </w:p>
+        </w:tc>
+        <w:tc>
+          <w:tcPr>
+            <w:tcW w:w="2947" w:type="dxa"/>
+            <w:vAlign w:val="center"/>
+            <w:hideMark/>
+          </w:tcPr>
+          <w:p>
+            <w:pPr>
+              <w:spacing w:after="0"/>
+            </w:pPr>
+            <w:r>
+              <w:t>Was de kwaliteit van de aangeleverde deliverables voldoende en vrij van fouten?</w:t>
+            </w:r>
+          </w:p>
+        </w:tc>
+        <w:tc>
+          <w:tcPr>
+            <w:tcW w:w="1099" w:type="dxa"/>
+            <w:vAlign w:val="center"/>
+            <w:hideMark/>
+          </w:tcPr>
+          <w:p>
+            <w:pPr>
+              <w:spacing w:after="0"/>
+              <w:jc w:val="center"/>
+            </w:pPr>
+            <w:r>
+              <w:t>G</w:t>
+            </w:r>
+          </w:p>
+        </w:tc>
+        <w:tc>
+          <w:tcPr>
+            <w:tcW w:w="2941" w:type="dxa"/>
+            <w:vAlign w:val="center"/>
+          </w:tcPr>
+          <w:p>
+            <w:pPr>
+              <w:spacing w:after="0"/>
+            </w:pPr>
+            <w:r>
+              <w:t>Zijn planning en feedback waren duidelijk en bruikbaar voor het team.</w:t>
+            </w:r>
+          </w:p>
+        </w:tc>
+      </w:tr>
+      <w:tr>
+        <w:trPr>
+          <w:tblCellSpacing w:w="15" w:type="dxa"/>
+        </w:trPr>
+        <w:tc>
+          <w:tcPr>
+            <w:tcW w:w="2223" w:type="dxa"/>
+            <w:vAlign w:val="center"/>
+            <w:hideMark/>
+          </w:tcPr>
+          <w:p>
+            <w:pPr>
+              <w:spacing w:after="0"/>
+            </w:pPr>
+            <w:r>
+              <w:rPr>
+                <w:b/>
+                <w:bCs/>
+              </w:rPr>
+              <w:t>Communicatie</w:t>
+            </w:r>
+          </w:p>
+        </w:tc>
+        <w:tc>
+          <w:tcPr>
+            <w:tcW w:w="2947" w:type="dxa"/>
+            <w:vAlign w:val="center"/>
+            <w:hideMark/>
+          </w:tcPr>
+          <w:p>
+            <w:pPr>
+              <w:spacing w:after="0"/>
+            </w:pPr>
+            <w:r>
+              <w:t>Communiceerde de persoon duidelijk over voortgang, vragen en issues?</w:t>
+            </w:r>
+          </w:p>
+        </w:tc>
+        <w:tc>
+          <w:tcPr>
+            <w:tcW w:w="1099" w:type="dxa"/>
+            <w:vAlign w:val="center"/>
+            <w:hideMark/>
+          </w:tcPr>
+          <w:p>
+            <w:pPr>
+              <w:spacing w:after="0"/>
+              <w:jc w:val="center"/>
+            </w:pPr>
+            <w:r>
+              <w:t>V</w:t>
+            </w:r>
+          </w:p>
+        </w:tc>
+        <w:tc>
+          <w:tcPr>
+            <w:tcW w:w="2941" w:type="dxa"/>
+            <w:vAlign w:val="center"/>
+          </w:tcPr>
+          <w:p>
+            <w:pPr>
+              <w:spacing w:after="0"/>
+            </w:pPr>
+            <w:r>
+              <w:t>Hij communiceert goed, maar kan nog iets meer met het team overleggen en updates delen.</w:t>
+            </w:r>
+          </w:p>
+        </w:tc>
+      </w:tr>
+      <w:tr>
+        <w:trPr>
+          <w:tblCellSpacing w:w="15" w:type="dxa"/>
+        </w:trPr>
+        <w:tc>
+          <w:tcPr>
+            <w:tcW w:w="2223" w:type="dxa"/>
+            <w:vAlign w:val="center"/>
+            <w:hideMark/>
+          </w:tcPr>
+          <w:p>
+            <w:pPr>
+              <w:spacing w:after="0"/>
+            </w:pPr>
+            <w:r>
+              <w:rPr>
+                <w:b/>
+                <w:bCs/>
+              </w:rPr>
+              <w:t>Samenwerking</w:t>
+            </w:r>
+          </w:p>
+        </w:tc>
+        <w:tc>
+          <w:tcPr>
+            <w:tcW w:w="2947" w:type="dxa"/>
+            <w:vAlign w:val="center"/>
+            <w:hideMark/>
+          </w:tcPr>
+          <w:p>
+            <w:pPr>
+              <w:spacing w:after="0"/>
+            </w:pPr>
+            <w:r>
+              <w:t>Droeg de persoon bij aan een positieve samenwerking binnen het team?</w:t>
+            </w:r>
+          </w:p>
+        </w:tc>
+        <w:tc>
+          <w:tcPr>
+            <w:tcW w:w="1099" w:type="dxa"/>
+            <w:vAlign w:val="center"/>
+            <w:hideMark/>
+          </w:tcPr>
+          <w:p>
+            <w:pPr>
+              <w:spacing w:after="0"/>
+              <w:jc w:val="center"/>
+            </w:pPr>
+            <w:r>
+              <w:t>V</w:t>
+            </w:r>
+          </w:p>
+        </w:tc>
+        <w:tc>
+          <w:tcPr>
+            <w:tcW w:w="2941" w:type="dxa"/>
+            <w:vAlign w:val="center"/>
+          </w:tcPr>
+          <w:p>
+            <w:pPr>
+              <w:spacing w:after="0"/>
+            </w:pPr>
+            <w:r>
+              <w:t>Simon werkt prettig samen, maar kan actiever aanwezig zijn bij feedbackmomenten en groepsbesprekingen.</w:t>
+            </w:r>
+          </w:p>
+        </w:tc>
+      </w:tr>
+      <w:tr>
+        <w:trPr>
+          <w:trHeight w:val="1256"/>
+          <w:tblCellSpacing w:w="15" w:type="dxa"/>
+        </w:trPr>
+        <w:tc>
+          <w:tcPr>
+            <w:tcW w:w="2223" w:type="dxa"/>
+            <w:vAlign w:val="center"/>
+            <w:hideMark/>
+          </w:tcPr>
+          <w:p>
+            <w:pPr>
+              <w:spacing w:after="0"/>
+              <w:rPr>
+                <w:b/>
+                <w:bCs/>
+              </w:rPr>
+            </w:pPr>
+            <w:r>
+              <w:rPr>
+                <w:b/>
+                <w:bCs/>
+              </w:rPr>
+              <w:t xml:space="preserve">Initiatief &amp; </w:t>
+            </w:r>
+            <w:r>
+              <w:rPr>
+                <w:b/>
+                <w:bCs/>
+              </w:rPr>
+              <w:br/>
+            </w:r>
+            <w:r>
+              <w:rPr>
+                <w:b/>
+                <w:bCs/>
+              </w:rPr>
+              <w:t>Pro-activiteit</w:t>
+            </w:r>
+          </w:p>
+        </w:tc>
+        <w:tc>
+          <w:tcPr>
+            <w:tcW w:w="2947" w:type="dxa"/>
+            <w:vAlign w:val="center"/>
+            <w:hideMark/>
+          </w:tcPr>
+          <w:p>
+            <w:pPr>
+              <w:spacing w:after="0"/>
+            </w:pPr>
+            <w:r>
+              <w:t>Nam de persoon initiatief en dacht hij/zij mee over verbeteringen?</w:t>
+            </w:r>
+          </w:p>
+        </w:tc>
+        <w:tc>
+          <w:tcPr>
+            <w:tcW w:w="1099" w:type="dxa"/>
+            <w:vAlign w:val="center"/>
+            <w:hideMark/>
+          </w:tcPr>
+          <w:p>
+            <w:pPr>
+              <w:spacing w:after="0"/>
+              <w:jc w:val="center"/>
+            </w:pPr>
+            <w:r>
+              <w:t>V</w:t>
+            </w:r>
+          </w:p>
+        </w:tc>
+        <w:tc>
+          <w:tcPr>
+            <w:tcW w:w="2941" w:type="dxa"/>
+            <w:vAlign w:val="center"/>
+          </w:tcPr>
+          <w:p>
+            <w:pPr>
+              <w:spacing w:after="0"/>
+            </w:pPr>
+            <w:r>
+              <w:t>Hij neemt initiatief bij het stellen van vragen aan docenten en bij planning, maar kan nog meer proactief zijn in het begeleiden van het team.</w:t>
+            </w:r>
+          </w:p>
+        </w:tc>
+      </w:tr>
+    </w:tbl>
+    <w:p/>
+    <w:p/>
+    <w:p/>
+    <w:p/>
+    <w:p/>
+    <w:p>
+      <w:pPr>
+        <w:rPr>
+          <w:b/>
+          <w:bCs/>
+        </w:rPr>
+      </w:pPr>
+      <w:r>
+        <w:rPr>
+          <w:b/>
+          <w:bCs/>
+        </w:rPr>
+        <w:t>3. Sterke punten</w:t>
+      </w:r>
+    </w:p>
+    <w:p>
+      <w:pPr>
+        <w:numPr>
+          <w:ilvl w:val="0"/>
+          <w:numId w:val="22"/>
+        </w:numPr>
+        <w:rPr>
+          <w:b/>
+          <w:bCs/>
+        </w:rPr>
+      </w:pPr>
+      <w:r>
+        <w:rPr>
+          <w:b/>
+          <w:bCs/>
+        </w:rPr>
+        <w:t xml:space="preserve">Simon neemt verantwoordelijkheid voor zijn rol als product </w:t>
+      </w:r>
+      <w:proofErr w:type="spellStart"/>
+      <w:r>
+        <w:rPr>
+          <w:b/>
+          <w:bCs/>
+        </w:rPr>
+        <w:t>owner</w:t>
+      </w:r>
+      <w:proofErr w:type="spellEnd"/>
+      <w:r>
+        <w:rPr>
+          <w:b/>
+          <w:bCs/>
+        </w:rPr>
+        <w:t xml:space="preserve"> en zorgt dat belangrijke taken worden uitgevoerd.</w:t>
+      </w:r>
+    </w:p>
+    <w:p>
+      <w:pPr>
+        <w:numPr>
+          <w:ilvl w:val="0"/>
+          <w:numId w:val="22"/>
+        </w:numPr>
+        <w:rPr>
+          <w:b/>
+          <w:bCs/>
+        </w:rPr>
+      </w:pPr>
+      <w:r>
+        <w:rPr>
+          <w:b/>
+          <w:bCs/>
+        </w:rPr>
+        <w:t>Zijn planning en feedback aan het team zijn duidelijk en bruikbaar.</w:t>
+      </w:r>
+    </w:p>
+    <w:p>
+      <w:pPr>
+        <w:numPr>
+          <w:ilvl w:val="0"/>
+          <w:numId w:val="22"/>
+        </w:numPr>
+        <w:rPr>
+          <w:b/>
+          <w:bCs/>
+        </w:rPr>
+      </w:pPr>
+      <w:r>
+        <w:rPr>
+          <w:b/>
+          <w:bCs/>
+        </w:rPr>
+        <w:t>Hij toont initiatief door vragen aan docenten te stellen en planningen te beheren.</w:t>
+      </w:r>
+    </w:p>
+    <w:p>
+      <w:pPr>
+        <w:rPr>
+          <w:b/>
+          <w:bCs/>
+        </w:rPr>
+      </w:pPr>
+    </w:p>
+    <w:p>
+      <w:pPr>
+        <w:rPr>
+          <w:b/>
+          <w:bCs/>
+        </w:rPr>
+      </w:pPr>
+      <w:r>
+        <w:rPr>
+          <w:b/>
+          <w:bCs/>
+        </w:rPr>
+        <w:t>4. Verbeterpunten</w:t>
+      </w:r>
+    </w:p>
+    <w:p>
+      <w:pPr>
+        <w:numPr>
+          <w:ilvl w:val="0"/>
+          <w:numId w:val="23"/>
+        </w:numPr>
+        <w:rPr>
+          <w:b/>
+          <w:bCs/>
+        </w:rPr>
+      </w:pPr>
+      <w:r>
+        <w:rPr>
+          <w:b/>
+          <w:bCs/>
+        </w:rPr>
+        <w:t>Meer communiceren met het team over voortgang en updates.</w:t>
+      </w:r>
+    </w:p>
+    <w:p>
+      <w:pPr>
+        <w:numPr>
+          <w:ilvl w:val="0"/>
+          <w:numId w:val="23"/>
+        </w:numPr>
+        <w:rPr>
+          <w:b/>
+          <w:bCs/>
+        </w:rPr>
+      </w:pPr>
+      <w:r>
+        <w:rPr>
+          <w:b/>
+          <w:bCs/>
+        </w:rPr>
+        <w:t>Actiever aanwezig zijn bij feedbackmomenten en groepsbesprekingen.</w:t>
+      </w:r>
+    </w:p>
+    <w:p>
+      <w:pPr>
+        <w:numPr>
+          <w:ilvl w:val="0"/>
+          <w:numId w:val="23"/>
+        </w:numPr>
+        <w:rPr>
+          <w:b/>
+          <w:bCs/>
+        </w:rPr>
+      </w:pPr>
+      <w:r>
+        <w:rPr>
+          <w:b/>
+          <w:bCs/>
+        </w:rPr>
+        <w:t>Meer proactief meedenken over verbeteringen en teamprocessen.</w:t>
+      </w:r>
+    </w:p>
+    <w:p>
+      <w:pPr>
+        <w:rPr>
+          <w:b/>
+          <w:bCs/>
+        </w:rPr>
+      </w:pPr>
+    </w:p>
+    <w:p>
+      <w:pPr>
+        <w:rPr>
+          <w:b/>
+          <w:bCs/>
+        </w:rPr>
+      </w:pPr>
+      <w:r>
+        <w:rPr>
+          <w:b/>
+          <w:bCs/>
+        </w:rPr>
+        <w:t>5</w:t>
+      </w:r>
+      <w:r>
+        <w:rPr>
+          <w:b/>
+          <w:bCs/>
+        </w:rPr>
+        <w:t>. Algemene feedback</w:t>
+      </w:r>
+    </w:p>
+    <w:p>
+      <w:pPr>
+        <w:rPr>
+          <w:b/>
+          <w:bCs/>
+        </w:rPr>
+      </w:pPr>
+      <w:r>
+        <w:rPr>
+          <w:b/>
+          <w:bCs/>
+        </w:rPr>
+        <w:t xml:space="preserve">Simon vervult zijn rol als product </w:t>
+      </w:r>
+      <w:proofErr w:type="spellStart"/>
+      <w:r>
+        <w:rPr>
+          <w:b/>
+          <w:bCs/>
+        </w:rPr>
+        <w:t>owner</w:t>
+      </w:r>
+      <w:proofErr w:type="spellEnd"/>
+      <w:r>
+        <w:rPr>
+          <w:b/>
+          <w:bCs/>
+        </w:rPr>
+        <w:t xml:space="preserve"> goed. Hij is verantwoordelijk en zijn planning en feedback zijn waardevol voor het team. Door iets meer te communiceren en proactief aanwezig te zijn bij teamoverleg, kan hij zijn bijdrage aan de samenwerking verder versterken.</w:t>
+      </w:r>
+    </w:p>
+    <w:p>
+      <w:pPr>
+        <w:rPr>
+          <w:b/>
+          <w:bCs/>
+        </w:rPr>
+      </w:pPr>
+    </w:p>
+    <w:p/>
+    <w:p/>
+    <w:p/>
+    <w:p/>
+    <w:p/>
+    <w:p/>
+    <w:p/>
+    <w:p/>
+    <w:p/>
+    <w:p/>
+    <w:p/>
+    <w:p>
+      <w:pPr>
+        <w:rPr>
+          <w:b/>
+          <w:bCs/>
+        </w:rPr>
+      </w:pPr>
+      <w:r>
+        <w:lastRenderedPageBreak/>
+        <w:t xml:space="preserve">Naam beoordelaar: </w:t>
+      </w:r>
+      <w:r>
+        <w:t>Adam Aljumaili</w:t>
+      </w:r>
+      <w:r>
+        <w:br/>
+      </w:r>
+      <w:r>
+        <w:t xml:space="preserve">Sprint: </w:t>
+      </w:r>
+      <w:r>
+        <w:t>2</w:t>
+      </w:r>
+      <w:r>
+        <w:br/>
+      </w:r>
+      <w:r>
+        <w:t>Team:</w:t>
+      </w:r>
+      <w:r>
+        <w:t xml:space="preserve"> Stamgroep C</w:t>
+      </w:r>
+    </w:p>
+    <w:p>
+      <w:pPr>
+        <w:rPr>
+          <w:b/>
+          <w:bCs/>
+        </w:rPr>
+      </w:pPr>
+      <w:r>
+        <w:rPr>
+          <w:b/>
+          <w:bCs/>
+        </w:rPr>
+        <w:t>1. Rol en Deliverables</w:t>
+      </w:r>
+    </w:p>
+    <w:p>
+      <w:r>
+        <w:t xml:space="preserve">Rol: </w:t>
+      </w:r>
+      <w:r>
+        <w:t xml:space="preserve">Lead </w:t>
+      </w:r>
+      <w:proofErr w:type="spellStart"/>
+      <w:r>
+        <w:t>programmer</w:t>
+      </w:r>
+      <w:proofErr w:type="spellEnd"/>
+      <w:r>
+        <w:br/>
+      </w:r>
+      <w:r>
+        <w:t xml:space="preserve">Naam rol eigenaar: </w:t>
+      </w:r>
+      <w:r>
+        <w:t xml:space="preserve">Leon </w:t>
+      </w:r>
+      <w:proofErr w:type="spellStart"/>
+      <w:r>
+        <w:t>bijker</w:t>
+      </w:r>
+      <w:proofErr w:type="spellEnd"/>
+    </w:p>
+    <w:p>
+      <w:r>
+        <w:rPr>
+          <w:b/>
+          <w:bCs/>
+        </w:rPr>
+        <w:t>Verwachte deliverables</w:t>
+      </w:r>
+      <w:r>
+        <w:t xml:space="preserve"> (kort beschrijven):</w:t>
+      </w:r>
+    </w:p>
+    <w:p>
+      <w:pPr>
+        <w:pStyle w:val="ListParagraph"/>
+        <w:numPr>
+          <w:ilvl w:val="0"/>
+          <w:numId w:val="30"/>
+        </w:numPr>
+      </w:pPr>
+      <w:r>
+        <w:t>Zorgt ervoor dat ons code is volgens de clean code document is geschreven.</w:t>
+      </w:r>
+    </w:p>
+    <w:p>
+      <w:pPr>
+        <w:pStyle w:val="ListParagraph"/>
+        <w:numPr>
+          <w:ilvl w:val="0"/>
+          <w:numId w:val="30"/>
+        </w:numPr>
+      </w:pPr>
+      <w:r>
+        <w:t>Hulp eventueel bij het oplossen van problemen met code.</w:t>
+      </w:r>
+    </w:p>
+    <w:p>
+      <w:pPr>
+        <w:pStyle w:val="ListParagraph"/>
+      </w:pPr>
+    </w:p>
+    <w:p>
+      <w:pPr>
+        <w:rPr>
+          <w:b/>
+          <w:bCs/>
+        </w:rPr>
+      </w:pPr>
+      <w:r>
+        <w:rPr>
+          <w:b/>
+          <w:bCs/>
+        </w:rPr>
+        <w:t>2. Beoordelingscriteria</w:t>
+      </w:r>
+    </w:p>
+    <w:tbl>
+      <w:tblPr>
+        <w:tblW w:w="9360" w:type="dxa"/>
+        <w:tblCellSpacing w:w="15" w:type="dxa"/>
+        <w:tblBorders>
+          <w:top w:val="single" w:sz="4" w:space="0" w:color="auto"/>
+          <w:left w:val="single" w:sz="4" w:space="0" w:color="auto"/>
+          <w:bottom w:val="single" w:sz="4" w:space="0" w:color="auto"/>
+          <w:right w:val="single" w:sz="4" w:space="0" w:color="auto"/>
+          <w:insideH w:val="single" w:sz="4" w:space="0" w:color="auto"/>
+          <w:insideV w:val="single" w:sz="4" w:space="0" w:color="auto"/>
+        </w:tblBorders>
+        <w:tblLayout w:type="fixed"/>
+        <w:tblCellMar>
+          <w:top w:w="15" w:type="dxa"/>
+          <w:left w:w="15" w:type="dxa"/>
+          <w:bottom w:w="15" w:type="dxa"/>
+          <w:right w:w="15" w:type="dxa"/>
+        </w:tblCellMar>
+        <w:tblLook w:val="04A0" w:firstRow="1" w:lastRow="0" w:firstColumn="1" w:lastColumn="0" w:noHBand="0" w:noVBand="1"/>
+      </w:tblPr>
+      <w:tblGrid>
+        <w:gridCol w:w="2268"/>
+        <w:gridCol w:w="2977"/>
+        <w:gridCol w:w="1129"/>
+        <w:gridCol w:w="2986"/>
+      </w:tblGrid>
+      <w:tr>
+        <w:trPr>
+          <w:tblHeader/>
+          <w:tblCellSpacing w:w="15" w:type="dxa"/>
+        </w:trPr>
+        <w:tc>
+          <w:tcPr>
+            <w:tcW w:w="2223" w:type="dxa"/>
+            <w:vAlign w:val="center"/>
+            <w:hideMark/>
+          </w:tcPr>
+          <w:p>
+            <w:pPr>
+              <w:spacing w:after="0"/>
+              <w:rPr>
+                <w:b/>
+                <w:bCs/>
+              </w:rPr>
+            </w:pPr>
+            <w:r>
+              <w:rPr>
+                <w:b/>
+                <w:bCs/>
+              </w:rPr>
+              <w:t>Categorie</w:t>
+            </w:r>
+          </w:p>
+        </w:tc>
+        <w:tc>
+          <w:tcPr>
+            <w:tcW w:w="2947" w:type="dxa"/>
+            <w:vAlign w:val="center"/>
+            <w:hideMark/>
+          </w:tcPr>
+          <w:p>
+            <w:pPr>
+              <w:spacing w:after="0"/>
+              <w:rPr>
+                <w:b/>
+                <w:bCs/>
+              </w:rPr>
+            </w:pPr>
+            <w:r>
+              <w:rPr>
+                <w:b/>
+                <w:bCs/>
+              </w:rPr>
+              <w:t>Vraag</w:t>
+            </w:r>
+          </w:p>
+        </w:tc>
+        <w:tc>
+          <w:tcPr>
+            <w:tcW w:w="1099" w:type="dxa"/>
+            <w:vAlign w:val="center"/>
+            <w:hideMark/>
+          </w:tcPr>
+          <w:p>
+            <w:pPr>
+              <w:spacing w:after="0"/>
+              <w:rPr>
+                <w:b/>
+                <w:bCs/>
+              </w:rPr>
+            </w:pPr>
+            <w:r>
+              <w:rPr>
+                <w:b/>
+                <w:bCs/>
+              </w:rPr>
+              <w:t>Niveau</w:t>
+            </w:r>
+          </w:p>
+        </w:tc>
+        <w:tc>
+          <w:tcPr>
+            <w:tcW w:w="2941" w:type="dxa"/>
+            <w:vAlign w:val="center"/>
+            <w:hideMark/>
+          </w:tcPr>
+          <w:p>
+            <w:pPr>
+              <w:spacing w:after="0"/>
+              <w:rPr>
+                <w:b/>
+                <w:bCs/>
+              </w:rPr>
+            </w:pPr>
+            <w:r>
+              <w:rPr>
+                <w:b/>
+                <w:bCs/>
+              </w:rPr>
+              <w:t>Toelichting/ Voorbeeld</w:t>
+            </w:r>
+            <w:r>
+              <w:rPr>
+                <w:b/>
+                <w:bCs/>
+              </w:rPr>
+              <w:t>:</w:t>
+            </w:r>
+          </w:p>
+        </w:tc>
+      </w:tr>
+      <w:tr>
+        <w:trPr>
+          <w:trHeight w:val="872"/>
+          <w:tblCellSpacing w:w="15" w:type="dxa"/>
+        </w:trPr>
+        <w:tc>
+          <w:tcPr>
+            <w:tcW w:w="2223" w:type="dxa"/>
+            <w:vAlign w:val="center"/>
+            <w:hideMark/>
+          </w:tcPr>
+          <w:p>
+            <w:pPr>
+              <w:spacing w:after="0"/>
+            </w:pPr>
+            <w:r>
+              <w:rPr>
+                <w:b/>
+                <w:bCs/>
+              </w:rPr>
+              <w:t>Verantwoordelijkheid</w:t>
+            </w:r>
+          </w:p>
+        </w:tc>
+        <w:tc>
+          <w:tcPr>
+            <w:tcW w:w="2947" w:type="dxa"/>
+            <w:vAlign w:val="center"/>
+            <w:hideMark/>
+          </w:tcPr>
+          <w:p>
+            <w:pPr>
+              <w:spacing w:after="0"/>
+            </w:pPr>
+            <w:r>
+              <w:t>Heeft de persoon zijn/haar taken op tijd en volledig uitgevoerd?</w:t>
+            </w:r>
+          </w:p>
+        </w:tc>
+        <w:tc>
+          <w:tcPr>
+            <w:tcW w:w="1099" w:type="dxa"/>
+            <w:vAlign w:val="center"/>
+            <w:hideMark/>
+          </w:tcPr>
+          <w:p>
+            <w:pPr>
+              <w:spacing w:after="0"/>
+              <w:jc w:val="center"/>
+            </w:pPr>
+            <w:r>
+              <w:t>V</w:t>
+            </w:r>
+          </w:p>
+        </w:tc>
+        <w:tc>
+          <w:tcPr>
+            <w:tcW w:w="2941" w:type="dxa"/>
+            <w:vAlign w:val="center"/>
+            <w:hideMark/>
+          </w:tcPr>
+          <w:p>
+            <w:pPr>
+              <w:spacing w:after="0"/>
+            </w:pPr>
+            <w:r>
+              <w:t xml:space="preserve">Leon heeft zijn eigen code goed nagekeken, maar hij moet zijn user </w:t>
+            </w:r>
+            <w:proofErr w:type="spellStart"/>
+            <w:r>
+              <w:t>stories</w:t>
+            </w:r>
+            <w:proofErr w:type="spellEnd"/>
+            <w:r>
+              <w:t xml:space="preserve"> volledig afmaken.</w:t>
+            </w:r>
+          </w:p>
+        </w:tc>
+      </w:tr>
+      <w:tr>
+        <w:trPr>
+          <w:tblCellSpacing w:w="15" w:type="dxa"/>
+        </w:trPr>
+        <w:tc>
+          <w:tcPr>
+            <w:tcW w:w="2223" w:type="dxa"/>
+            <w:vAlign w:val="center"/>
+            <w:hideMark/>
+          </w:tcPr>
+          <w:p>
+            <w:pPr>
+              <w:spacing w:after="0"/>
+            </w:pPr>
+            <w:r>
+              <w:rPr>
+                <w:b/>
+                <w:bCs/>
+              </w:rPr>
+              <w:t>Kwaliteit werk</w:t>
+            </w:r>
+          </w:p>
+        </w:tc>
+        <w:tc>
+          <w:tcPr>
+            <w:tcW w:w="2947" w:type="dxa"/>
+            <w:vAlign w:val="center"/>
+            <w:hideMark/>
+          </w:tcPr>
+          <w:p>
+            <w:pPr>
+              <w:spacing w:after="0"/>
+            </w:pPr>
+            <w:r>
+              <w:t>Was de kwaliteit van de aangeleverde deliverables voldoende en vrij van fouten?</w:t>
+            </w:r>
+          </w:p>
+        </w:tc>
+        <w:tc>
+          <w:tcPr>
+            <w:tcW w:w="1099" w:type="dxa"/>
+            <w:vAlign w:val="center"/>
+            <w:hideMark/>
+          </w:tcPr>
+          <w:p>
+            <w:pPr>
+              <w:spacing w:after="0"/>
+              <w:jc w:val="center"/>
+            </w:pPr>
+            <w:r>
+              <w:t>G</w:t>
+            </w:r>
+          </w:p>
+        </w:tc>
+        <w:tc>
+          <w:tcPr>
+            <w:tcW w:w="2941" w:type="dxa"/>
+            <w:vAlign w:val="center"/>
+          </w:tcPr>
+          <w:p>
+            <w:pPr>
+              <w:spacing w:after="0"/>
+            </w:pPr>
+            <w:r>
+              <w:t>Zijn code reviews waren zorgvuldig en hielpen het team om fouten te voorkomen.</w:t>
+            </w:r>
+          </w:p>
+        </w:tc>
+      </w:tr>
+      <w:tr>
+        <w:trPr>
+          <w:tblCellSpacing w:w="15" w:type="dxa"/>
+        </w:trPr>
+        <w:tc>
+          <w:tcPr>
+            <w:tcW w:w="2223" w:type="dxa"/>
+            <w:vAlign w:val="center"/>
+            <w:hideMark/>
+          </w:tcPr>
+          <w:p>
+            <w:pPr>
+              <w:spacing w:after="0"/>
+            </w:pPr>
+            <w:r>
+              <w:rPr>
+                <w:b/>
+                <w:bCs/>
+              </w:rPr>
+              <w:t>Communicatie</w:t>
+            </w:r>
+          </w:p>
+        </w:tc>
+        <w:tc>
+          <w:tcPr>
+            <w:tcW w:w="2947" w:type="dxa"/>
+            <w:vAlign w:val="center"/>
+            <w:hideMark/>
+          </w:tcPr>
+          <w:p>
+            <w:pPr>
+              <w:spacing w:after="0"/>
+            </w:pPr>
+            <w:r>
+              <w:t>Communiceerde de persoon duidelijk over voortgang, vragen en issues?</w:t>
+            </w:r>
+          </w:p>
+        </w:tc>
+        <w:tc>
+          <w:tcPr>
+            <w:tcW w:w="1099" w:type="dxa"/>
+            <w:vAlign w:val="center"/>
+            <w:hideMark/>
+          </w:tcPr>
+          <w:p>
+            <w:pPr>
+              <w:spacing w:after="0"/>
+              <w:jc w:val="center"/>
+            </w:pPr>
+            <w:r>
+              <w:t>V</w:t>
+            </w:r>
+          </w:p>
+        </w:tc>
+        <w:tc>
+          <w:tcPr>
+            <w:tcW w:w="2941" w:type="dxa"/>
+            <w:vAlign w:val="center"/>
+          </w:tcPr>
+          <w:p>
+            <w:pPr>
+              <w:spacing w:after="0"/>
+            </w:pPr>
+            <w:r>
+              <w:t>Hij communiceerde waar nodig, maar kan vaker updates geven over zijn eigen voortgang.</w:t>
+            </w:r>
+          </w:p>
+        </w:tc>
+      </w:tr>
+      <w:tr>
+        <w:trPr>
+          <w:tblCellSpacing w:w="15" w:type="dxa"/>
+        </w:trPr>
+        <w:tc>
+          <w:tcPr>
+            <w:tcW w:w="2223" w:type="dxa"/>
+            <w:vAlign w:val="center"/>
+            <w:hideMark/>
+          </w:tcPr>
+          <w:p>
+            <w:pPr>
+              <w:spacing w:after="0"/>
+            </w:pPr>
+            <w:r>
+              <w:rPr>
+                <w:b/>
+                <w:bCs/>
+              </w:rPr>
+              <w:t>Samenwerking</w:t>
+            </w:r>
+          </w:p>
+        </w:tc>
+        <w:tc>
+          <w:tcPr>
+            <w:tcW w:w="2947" w:type="dxa"/>
+            <w:vAlign w:val="center"/>
+            <w:hideMark/>
+          </w:tcPr>
+          <w:p>
+            <w:pPr>
+              <w:spacing w:after="0"/>
+            </w:pPr>
+            <w:r>
+              <w:t>Droeg de persoon bij aan een positieve samenwerking binnen het team?</w:t>
+            </w:r>
+          </w:p>
+        </w:tc>
+        <w:tc>
+          <w:tcPr>
+            <w:tcW w:w="1099" w:type="dxa"/>
+            <w:vAlign w:val="center"/>
+            <w:hideMark/>
+          </w:tcPr>
+          <w:p>
+            <w:pPr>
+              <w:spacing w:after="0"/>
+              <w:jc w:val="center"/>
+            </w:pPr>
+            <w:r>
+              <w:t>G</w:t>
+            </w:r>
+          </w:p>
+        </w:tc>
+        <w:tc>
+          <w:tcPr>
+            <w:tcW w:w="2941" w:type="dxa"/>
+            <w:vAlign w:val="center"/>
+          </w:tcPr>
+          <w:tbl>
+            <w:tblPr>
+              <w:tblW w:w="0" w:type="auto"/>
+              <w:tblCellSpacing w:w="15" w:type="dxa"/>
+              <w:tblCellMar>
+                <w:top w:w="15" w:type="dxa"/>
+                <w:left w:w="15" w:type="dxa"/>
+                <w:bottom w:w="15" w:type="dxa"/>
+                <w:right w:w="15" w:type="dxa"/>
+              </w:tblCellMar>
+              <w:tblLook w:val="04A0" w:firstRow="1" w:lastRow="0" w:firstColumn="1" w:lastColumn="0" w:noHBand="0" w:noVBand="1"/>
+            </w:tblPr>
+            <w:tblGrid>
+              <w:gridCol w:w="3011"/>
+            </w:tblGrid>
+            <w:tr>
+              <w:trPr>
+                <w:tblCellSpacing w:w="15" w:type="dxa"/>
+              </w:trPr>
+              <w:tc>
+                <w:tcPr>
+                  <w:tcW w:w="2951" w:type="dxa"/>
+                  <w:vAlign w:val="center"/>
+                  <w:hideMark/>
+                </w:tcPr>
+                <w:p>
+                  <w:r>
+                    <w:t>Leon helpt teamleden actief met codeproblemen en draagt bij aan een prettige werksfeer.</w:t>
+                  </w:r>
+                </w:p>
+              </w:tc>
+            </w:tr>
+          </w:tbl>
+          <w:p>
+            <w:pPr>
+              <w:spacing w:after="0"/>
+            </w:pPr>
+          </w:p>
+        </w:tc>
+      </w:tr>
+      <w:tr>
+        <w:trPr>
+          <w:tblCellSpacing w:w="15" w:type="dxa"/>
+        </w:trPr>
+        <w:tc>
+          <w:tcPr>
+            <w:tcW w:w="2223" w:type="dxa"/>
+            <w:vAlign w:val="center"/>
+            <w:hideMark/>
+          </w:tcPr>
+          <w:p>
+            <w:pPr>
+              <w:spacing w:after="0"/>
+              <w:rPr>
+                <w:b/>
+                <w:bCs/>
+              </w:rPr>
+            </w:pPr>
+            <w:r>
+              <w:rPr>
+                <w:b/>
+                <w:bCs/>
+              </w:rPr>
+              <w:t xml:space="preserve">Initiatief &amp; </w:t>
+            </w:r>
+            <w:r>
+              <w:rPr>
+                <w:b/>
+                <w:bCs/>
+              </w:rPr>
+              <w:br/>
+            </w:r>
+            <w:r>
+              <w:rPr>
+                <w:b/>
+                <w:bCs/>
+              </w:rPr>
+              <w:t>Pro-activiteit</w:t>
+            </w:r>
+          </w:p>
+        </w:tc>
+        <w:tc>
+          <w:tcPr>
+            <w:tcW w:w="2947" w:type="dxa"/>
+            <w:vAlign w:val="center"/>
+            <w:hideMark/>
+          </w:tcPr>
+          <w:p>
+            <w:pPr>
+              <w:spacing w:after="0"/>
+            </w:pPr>
+            <w:r>
+              <w:t>Nam de persoon initiatief en dacht hij/zij mee over verbeteringen?</w:t>
+            </w:r>
+          </w:p>
+        </w:tc>
+        <w:tc>
+          <w:tcPr>
+            <w:tcW w:w="1099" w:type="dxa"/>
+            <w:vAlign w:val="center"/>
+            <w:hideMark/>
+          </w:tcPr>
+          <w:p>
+            <w:pPr>
+              <w:spacing w:after="0"/>
+              <w:jc w:val="center"/>
+            </w:pPr>
+            <w:r>
+              <w:t>G</w:t>
+            </w:r>
+          </w:p>
+        </w:tc>
+        <w:tc>
+          <w:tcPr>
+            <w:tcW w:w="2941" w:type="dxa"/>
+            <w:vAlign w:val="center"/>
+          </w:tcPr>
+          <w:p>
+            <w:pPr>
+              <w:spacing w:after="0"/>
+            </w:pPr>
+            <w:r>
+              <w:t>Hij neemt initiatief door teamleden te ondersteunen en problemen samen op te lossen.</w:t>
+            </w:r>
+          </w:p>
+        </w:tc>
+      </w:tr>
+    </w:tbl>
+    <w:p/>
+    <w:p/>
+    <w:p/>
+    <w:p/>
+    <w:p/>
+    <w:p/>
+    <w:p>
+      <w:pPr>
+        <w:rPr>
+          <w:b/>
+          <w:bCs/>
+        </w:rPr>
+      </w:pPr>
+      <w:r>
+        <w:rPr>
+          <w:b/>
+          <w:bCs/>
+        </w:rPr>
+        <w:lastRenderedPageBreak/>
+        <w:t>3. Sterke punten</w:t>
+      </w:r>
+    </w:p>
+    <w:p>
+      <w:pPr>
+        <w:numPr>
+          <w:ilvl w:val="0"/>
+          <w:numId w:val="24"/>
+        </w:numPr>
+        <w:rPr>
+          <w:b/>
+          <w:bCs/>
+        </w:rPr>
+      </w:pPr>
+      <w:r>
+        <w:rPr>
+          <w:b/>
+          <w:bCs/>
+        </w:rPr>
+        <w:t>Leon controleert de code van het team zorgvuldig en helpt fouten voorkomen.</w:t>
+      </w:r>
+    </w:p>
+    <w:p>
+      <w:pPr>
+        <w:numPr>
+          <w:ilvl w:val="0"/>
+          <w:numId w:val="24"/>
+        </w:numPr>
+        <w:rPr>
+          <w:b/>
+          <w:bCs/>
+        </w:rPr>
+      </w:pPr>
+      <w:r>
+        <w:rPr>
+          <w:b/>
+          <w:bCs/>
+        </w:rPr>
+        <w:t>Hij ondersteunt actief andere teamleden bij codeproblemen.</w:t>
+      </w:r>
+    </w:p>
+    <w:p>
+      <w:pPr>
+        <w:numPr>
+          <w:ilvl w:val="0"/>
+          <w:numId w:val="24"/>
+        </w:numPr>
+        <w:rPr>
+          <w:b/>
+          <w:bCs/>
+        </w:rPr>
+      </w:pPr>
+      <w:r>
+        <w:rPr>
+          <w:b/>
+          <w:bCs/>
+        </w:rPr>
+        <w:t>Hij neemt initiatief en denkt mee over oplossingen binnen het team.</w:t>
+      </w:r>
+    </w:p>
+    <w:p>
+      <w:pPr>
+        <w:rPr>
+          <w:b/>
+          <w:bCs/>
+        </w:rPr>
+      </w:pPr>
+    </w:p>
+    <w:p>
+      <w:pPr>
+        <w:rPr>
+          <w:b/>
+          <w:bCs/>
+        </w:rPr>
+      </w:pPr>
+      <w:r>
+        <w:rPr>
+          <w:b/>
+          <w:bCs/>
+        </w:rPr>
+        <w:t>4. Verbeterpunten</w:t>
+      </w:r>
+    </w:p>
+    <w:p>
+      <w:pPr>
+        <w:numPr>
+          <w:ilvl w:val="0"/>
+          <w:numId w:val="25"/>
+        </w:numPr>
+        <w:rPr>
+          <w:b/>
+          <w:bCs/>
+        </w:rPr>
+      </w:pPr>
+      <w:r>
+        <w:rPr>
+          <w:b/>
+          <w:bCs/>
+        </w:rPr>
+        <w:t xml:space="preserve">User </w:t>
+      </w:r>
+      <w:proofErr w:type="spellStart"/>
+      <w:r>
+        <w:rPr>
+          <w:b/>
+          <w:bCs/>
+        </w:rPr>
+        <w:t>stories</w:t>
+      </w:r>
+      <w:proofErr w:type="spellEnd"/>
+      <w:r>
+        <w:rPr>
+          <w:b/>
+          <w:bCs/>
+        </w:rPr>
+        <w:t xml:space="preserve"> volledig afronden voordat hij aan een nieuwe begint.</w:t>
+      </w:r>
+    </w:p>
+    <w:p>
+      <w:pPr>
+        <w:numPr>
+          <w:ilvl w:val="0"/>
+          <w:numId w:val="25"/>
+        </w:numPr>
+        <w:rPr>
+          <w:b/>
+          <w:bCs/>
+        </w:rPr>
+      </w:pPr>
+      <w:r>
+        <w:rPr>
+          <w:b/>
+          <w:bCs/>
+        </w:rPr>
+        <w:t>Regelmatiger communiceren over de voortgang van zijn eigen taken.</w:t>
+      </w:r>
+    </w:p>
+    <w:p>
+      <w:pPr>
+        <w:numPr>
+          <w:ilvl w:val="0"/>
+          <w:numId w:val="25"/>
+        </w:numPr>
+        <w:rPr>
+          <w:b/>
+          <w:bCs/>
+        </w:rPr>
+      </w:pPr>
+      <w:r>
+        <w:rPr>
+          <w:b/>
+          <w:bCs/>
+        </w:rPr>
+        <w:t>Meer focus op het afronden van zijn eigen werk, naast het helpen van anderen.</w:t>
+      </w:r>
+    </w:p>
+    <w:p>
+      <w:pPr>
+        <w:rPr>
+          <w:b/>
+          <w:bCs/>
+        </w:rPr>
+      </w:pPr>
+    </w:p>
+    <w:p>
+      <w:pPr>
+        <w:rPr>
+          <w:b/>
+          <w:bCs/>
+        </w:rPr>
+      </w:pPr>
+      <w:r>
+        <w:rPr>
+          <w:b/>
+          <w:bCs/>
+        </w:rPr>
+        <w:t>5</w:t>
+      </w:r>
+      <w:r>
+        <w:rPr>
+          <w:b/>
+          <w:bCs/>
+        </w:rPr>
+        <w:t>. Algemene feedback</w:t>
+      </w:r>
+    </w:p>
+    <w:p>
+      <w:pPr>
+        <w:rPr>
+          <w:b/>
+          <w:bCs/>
+        </w:rPr>
+      </w:pPr>
+      <w:r>
+        <w:rPr>
+          <w:b/>
+          <w:bCs/>
+        </w:rPr>
+        <w:t xml:space="preserve">Leon vervult zijn rol als lead </w:t>
+      </w:r>
+      <w:proofErr w:type="spellStart"/>
+      <w:r>
+        <w:rPr>
+          <w:b/>
+          <w:bCs/>
+        </w:rPr>
+        <w:t>programmer</w:t>
+      </w:r>
+      <w:proofErr w:type="spellEnd"/>
+      <w:r>
+        <w:rPr>
+          <w:b/>
+          <w:bCs/>
+        </w:rPr>
+        <w:t xml:space="preserve"> goed. Hij controleert de code van het team en helpt actief bij problemen, wat de samenwerking bevordert. Door zijn eigen user </w:t>
+      </w:r>
+      <w:proofErr w:type="spellStart"/>
+      <w:r>
+        <w:rPr>
+          <w:b/>
+          <w:bCs/>
+        </w:rPr>
+        <w:t>stories</w:t>
+      </w:r>
+      <w:proofErr w:type="spellEnd"/>
+      <w:r>
+        <w:rPr>
+          <w:b/>
+          <w:bCs/>
+        </w:rPr>
+        <w:t xml:space="preserve"> volledig af te ronden en iets meer te communiceren over zijn voortgang, kan hij nog effectiever bijdragen aan het team.</w:t>
+      </w:r>
+    </w:p>
+    <w:p>
+      <w:pPr>
+        <w:rPr>
+          <w:b/>
+          <w:bCs/>
+        </w:rPr>
+      </w:pPr>
+    </w:p>
+    <w:p>
+      <w:pPr>
+        <w:rPr>
+          <w:b/>
+          <w:bCs/>
+        </w:rPr>
+      </w:pPr>
+    </w:p>
+    <w:p>
+      <w:pPr>
+        <w:rPr>
+          <w:b/>
+          <w:bCs/>
+        </w:rPr>
+      </w:pPr>
+    </w:p>
+    <w:p>
+      <w:pPr>
+        <w:rPr>
+          <w:b/>
+          <w:bCs/>
+        </w:rPr>
+      </w:pPr>
+    </w:p>
+    <w:p>
+      <w:pPr>
+        <w:rPr>
+          <w:b/>
+          <w:bCs/>
+        </w:rPr>
+      </w:pPr>
+    </w:p>
+    <w:p>
+      <w:pPr>
+        <w:rPr>
+          <w:b/>
+          <w:bCs/>
+        </w:rPr>
+      </w:pPr>
+    </w:p>
+    <w:p>
+      <w:pPr>
+        <w:rPr>
+          <w:b/>
+          <w:bCs/>
+        </w:rPr>
+      </w:pPr>
+    </w:p>
+    <w:p>
+      <w:pPr>
+        <w:rPr>
+          <w:b/>
+          <w:bCs/>
+        </w:rPr>
+      </w:pPr>
+    </w:p>
+    <w:p>
+      <w:pPr>
+        <w:rPr>
+          <w:b/>
+          <w:bCs/>
+        </w:rPr>
+      </w:pPr>
+    </w:p>
+    <w:p>
+      <w:pPr>
+        <w:rPr>
+          <w:b/>
+          <w:bCs/>
+        </w:rPr>
+      </w:pPr>
+    </w:p>
+    <w:p>
+      <w:pPr>
+        <w:rPr>
+          <w:b/>
+          <w:bCs/>
+        </w:rPr>
+      </w:pPr>
+    </w:p>
+    <w:p>
+      <w:pPr>
+        <w:rPr>
+          <w:b/>
+          <w:bCs/>
+        </w:rPr>
+      </w:pPr>
+    </w:p>
+    <w:p>
+      <w:pPr>
+        <w:rPr>
+          <w:b/>
+          <w:bCs/>
+        </w:rPr>
+      </w:pPr>
+    </w:p>
+    <w:p>
+      <w:pPr>
+        <w:rPr>
+          <w:b/>
+          <w:bCs/>
+        </w:rPr>
+      </w:pPr>
+    </w:p>
+    <w:p>
+      <w:pPr>
+        <w:rPr>
+          <w:b/>
+          <w:bCs/>
+        </w:rPr>
+      </w:pPr>
+    </w:p>
+    <w:p>
+      <w:pPr>
+        <w:rPr>
+          <w:b/>
+          <w:bCs/>
+        </w:rPr>
+      </w:pPr>
+    </w:p>
+    <w:p>
+      <w:pPr>
+        <w:rPr>
+          <w:b/>
+          <w:bCs/>
+        </w:rPr>
+      </w:pPr>
+      <w:r>
+        <w:t xml:space="preserve">Naam beoordelaar: </w:t>
+      </w:r>
+      <w:r>
+        <w:t>Adam Aljumaili</w:t>
+      </w:r>
+      <w:r>
+        <w:br/>
+      </w:r>
+      <w:r>
+        <w:t xml:space="preserve">Sprint: </w:t>
+      </w:r>
+      <w:r>
+        <w:t>2</w:t>
+      </w:r>
+      <w:r>
+        <w:br/>
+      </w:r>
+      <w:r>
+        <w:t>Team:</w:t>
+      </w:r>
+      <w:r>
+        <w:t xml:space="preserve"> Stamgroep C</w:t>
+      </w:r>
+    </w:p>
+    <w:p>
+      <w:pPr>
+        <w:rPr>
+          <w:b/>
+          <w:bCs/>
+        </w:rPr>
+      </w:pPr>
+      <w:r>
+        <w:rPr>
+          <w:b/>
+          <w:bCs/>
+        </w:rPr>
+        <w:t>1. Rol en Deliverables</w:t>
+      </w:r>
+    </w:p>
+    <w:p>
+      <w:r>
+        <w:t xml:space="preserve">Rol: </w:t>
+      </w:r>
+      <w:r>
+        <w:t>Presentator</w:t>
+      </w:r>
+      <w:r>
+        <w:br/>
+      </w:r>
+      <w:r>
+        <w:t xml:space="preserve">Naam rol eigenaar: </w:t>
+      </w:r>
+      <w:r>
+        <w:t>Adam Aljumaili</w:t>
+      </w:r>
+    </w:p>
+    <w:p>
+      <w:r>
+        <w:rPr>
+          <w:b/>
+          <w:bCs/>
+        </w:rPr>
+        <w:t>Verwachte deliverables</w:t>
+      </w:r>
+      <w:r>
+        <w:t xml:space="preserve"> (kort beschrijven):</w:t>
+      </w:r>
+    </w:p>
+    <w:p>
+      <w:pPr>
+        <w:pStyle w:val="ListParagraph"/>
+        <w:numPr>
+          <w:ilvl w:val="0"/>
+          <w:numId w:val="26"/>
+        </w:numPr>
+      </w:pPr>
+      <w:r>
         <w:t xml:space="preserve"> </w:t>
       </w:r>
       <w:r>
-        <w:t>…</w:t>
-      </w:r>
-    </w:p>
-    <w:p>
-      <w:pPr>
-        <w:rPr>
-          <w:b/>
-          <w:bCs/>
-        </w:rPr>
-      </w:pPr>
-    </w:p>
-    <w:p>
-      <w:pPr>
-        <w:rPr>
-          <w:b/>
-          <w:bCs/>
-        </w:rPr>
-      </w:pPr>
-      <w:r>
-        <w:rPr>
-          <w:b/>
-          <w:bCs/>
-        </w:rPr>
-        <w:t>6. Algeme</w:t>
-      </w:r>
-      <w:r>
-        <w:rPr>
-          <w:b/>
-          <w:bCs/>
-        </w:rPr>
-        <w:t>ne feedback</w:t>
-      </w:r>
-    </w:p>
-    <w:p>
-      <w:r>
-        <w:t>…</w:t>
-      </w:r>
-    </w:p>
+        <w:t>Zorgt ervoor dat de presentatie goed bij elkaar komt.</w:t>
+      </w:r>
+    </w:p>
+    <w:p>
+      <w:pPr>
+        <w:pStyle w:val="ListParagraph"/>
+        <w:numPr>
+          <w:ilvl w:val="0"/>
+          <w:numId w:val="26"/>
+        </w:numPr>
+      </w:pPr>
+      <w:r>
+        <w:t>Laat het presentatie zien aan de teamgenoten.</w:t>
+      </w:r>
+    </w:p>
+    <w:p>
+      <w:pPr>
+        <w:pStyle w:val="ListParagraph"/>
+        <w:numPr>
+          <w:ilvl w:val="0"/>
+          <w:numId w:val="26"/>
+        </w:numPr>
+      </w:pPr>
+      <w:r>
+        <w:t>Zorgt ervoor dat hij groot</w:t>
+      </w:r>
+      <w:r>
+        <w:t xml:space="preserve"> </w:t>
+      </w:r>
+      <w:r>
+        <w:t xml:space="preserve">deels de presentatie zelf houdt </w:t>
+      </w:r>
+    </w:p>
+    <w:p>
+      <w:pPr>
+        <w:pStyle w:val="ListParagraph"/>
+      </w:pPr>
+    </w:p>
+    <w:p>
+      <w:pPr>
+        <w:rPr>
+          <w:b/>
+          <w:bCs/>
+        </w:rPr>
+      </w:pPr>
+      <w:r>
+        <w:rPr>
+          <w:b/>
+          <w:bCs/>
+        </w:rPr>
+        <w:t>2. Beoordelingscriteria</w:t>
+      </w:r>
+    </w:p>
+    <w:tbl>
+      <w:tblPr>
+        <w:tblW w:w="9360" w:type="dxa"/>
+        <w:tblCellSpacing w:w="15" w:type="dxa"/>
+        <w:tblBorders>
+          <w:top w:val="single" w:sz="4" w:space="0" w:color="auto"/>
+          <w:left w:val="single" w:sz="4" w:space="0" w:color="auto"/>
+          <w:bottom w:val="single" w:sz="4" w:space="0" w:color="auto"/>
+          <w:right w:val="single" w:sz="4" w:space="0" w:color="auto"/>
+          <w:insideH w:val="single" w:sz="4" w:space="0" w:color="auto"/>
+          <w:insideV w:val="single" w:sz="4" w:space="0" w:color="auto"/>
+        </w:tblBorders>
+        <w:tblLayout w:type="fixed"/>
+        <w:tblCellMar>
+          <w:top w:w="15" w:type="dxa"/>
+          <w:left w:w="15" w:type="dxa"/>
+          <w:bottom w:w="15" w:type="dxa"/>
+          <w:right w:w="15" w:type="dxa"/>
+        </w:tblCellMar>
+        <w:tblLook w:val="04A0" w:firstRow="1" w:lastRow="0" w:firstColumn="1" w:lastColumn="0" w:noHBand="0" w:noVBand="1"/>
+      </w:tblPr>
+      <w:tblGrid>
+        <w:gridCol w:w="2268"/>
+        <w:gridCol w:w="2977"/>
+        <w:gridCol w:w="1129"/>
+        <w:gridCol w:w="2986"/>
+      </w:tblGrid>
+      <w:tr>
+        <w:trPr>
+          <w:tblHeader/>
+          <w:tblCellSpacing w:w="15" w:type="dxa"/>
+        </w:trPr>
+        <w:tc>
+          <w:tcPr>
+            <w:tcW w:w="2223" w:type="dxa"/>
+            <w:vAlign w:val="center"/>
+            <w:hideMark/>
+          </w:tcPr>
+          <w:p>
+            <w:pPr>
+              <w:spacing w:after="0"/>
+              <w:rPr>
+                <w:b/>
+                <w:bCs/>
+              </w:rPr>
+            </w:pPr>
+            <w:r>
+              <w:rPr>
+                <w:b/>
+                <w:bCs/>
+              </w:rPr>
+              <w:t>Categorie</w:t>
+            </w:r>
+          </w:p>
+        </w:tc>
+        <w:tc>
+          <w:tcPr>
+            <w:tcW w:w="2947" w:type="dxa"/>
+            <w:vAlign w:val="center"/>
+            <w:hideMark/>
+          </w:tcPr>
+          <w:p>
+            <w:pPr>
+              <w:spacing w:after="0"/>
+              <w:rPr>
+                <w:b/>
+                <w:bCs/>
+              </w:rPr>
+            </w:pPr>
+            <w:r>
+              <w:rPr>
+                <w:b/>
+                <w:bCs/>
+              </w:rPr>
+              <w:t>Vraag</w:t>
+            </w:r>
+          </w:p>
+        </w:tc>
+        <w:tc>
+          <w:tcPr>
+            <w:tcW w:w="1099" w:type="dxa"/>
+            <w:vAlign w:val="center"/>
+            <w:hideMark/>
+          </w:tcPr>
+          <w:p>
+            <w:pPr>
+              <w:spacing w:after="0"/>
+              <w:rPr>
+                <w:b/>
+                <w:bCs/>
+              </w:rPr>
+            </w:pPr>
+            <w:r>
+              <w:rPr>
+                <w:b/>
+                <w:bCs/>
+              </w:rPr>
+              <w:t>Niveau</w:t>
+            </w:r>
+          </w:p>
+        </w:tc>
+        <w:tc>
+          <w:tcPr>
+            <w:tcW w:w="2941" w:type="dxa"/>
+            <w:vAlign w:val="center"/>
+            <w:hideMark/>
+          </w:tcPr>
+          <w:p>
+            <w:pPr>
+              <w:spacing w:after="0"/>
+              <w:rPr>
+                <w:b/>
+                <w:bCs/>
+              </w:rPr>
+            </w:pPr>
+            <w:r>
+              <w:rPr>
+                <w:b/>
+                <w:bCs/>
+              </w:rPr>
+              <w:t>Toelichting/ Voorbeeld</w:t>
+            </w:r>
+            <w:r>
+              <w:rPr>
+                <w:b/>
+                <w:bCs/>
+              </w:rPr>
+              <w:t>:</w:t>
+            </w:r>
+          </w:p>
+        </w:tc>
+      </w:tr>
+      <w:tr>
+        <w:trPr>
+          <w:trHeight w:val="872"/>
+          <w:tblCellSpacing w:w="15" w:type="dxa"/>
+        </w:trPr>
+        <w:tc>
+          <w:tcPr>
+            <w:tcW w:w="2223" w:type="dxa"/>
+            <w:vAlign w:val="center"/>
+            <w:hideMark/>
+          </w:tcPr>
+          <w:p>
+            <w:pPr>
+              <w:spacing w:after="0"/>
+            </w:pPr>
+            <w:r>
+              <w:rPr>
+                <w:b/>
+                <w:bCs/>
+              </w:rPr>
+              <w:t>Verantwoordelijkheid</w:t>
+            </w:r>
+          </w:p>
+        </w:tc>
+        <w:tc>
+          <w:tcPr>
+            <w:tcW w:w="2947" w:type="dxa"/>
+            <w:vAlign w:val="center"/>
+            <w:hideMark/>
+          </w:tcPr>
+          <w:p>
+            <w:pPr>
+              <w:spacing w:after="0"/>
+            </w:pPr>
+            <w:r>
+              <w:t>Heeft de persoon zijn/haar taken op tijd en volledig uitgevoerd?</w:t>
+            </w:r>
+          </w:p>
+        </w:tc>
+        <w:tc>
+          <w:tcPr>
+            <w:tcW w:w="1099" w:type="dxa"/>
+            <w:vAlign w:val="center"/>
+            <w:hideMark/>
+          </w:tcPr>
+          <w:p>
+            <w:pPr>
+              <w:spacing w:after="0"/>
+              <w:jc w:val="center"/>
+            </w:pPr>
+            <w:r>
+              <w:t>V</w:t>
+            </w:r>
+          </w:p>
+        </w:tc>
+        <w:tc>
+          <w:tcPr>
+            <w:tcW w:w="2941" w:type="dxa"/>
+            <w:vAlign w:val="center"/>
+            <w:hideMark/>
+          </w:tcPr>
+          <w:tbl>
+            <w:tblPr>
+              <w:tblW w:w="0" w:type="auto"/>
+              <w:tblCellSpacing w:w="15" w:type="dxa"/>
+              <w:tblCellMar>
+                <w:top w:w="15" w:type="dxa"/>
+                <w:left w:w="15" w:type="dxa"/>
+                <w:bottom w:w="15" w:type="dxa"/>
+                <w:right w:w="15" w:type="dxa"/>
+              </w:tblCellMar>
+              <w:tblLook w:val="04A0" w:firstRow="1" w:lastRow="0" w:firstColumn="1" w:lastColumn="0" w:noHBand="0" w:noVBand="1"/>
+            </w:tblPr>
+            <w:tblGrid>
+              <w:gridCol w:w="110"/>
+            </w:tblGrid>
+            <w:tr>
+              <w:trPr>
+                <w:tblCellSpacing w:w="15" w:type="dxa"/>
+              </w:trPr>
+              <w:tc>
+                <w:tcPr>
+                  <w:tcW w:w="36" w:type="dxa"/>
+                  <w:vAlign w:val="center"/>
+                  <w:hideMark/>
+                </w:tcPr>
+                <w:p>
+                  <w:pPr>
+                    <w:spacing w:after="0"/>
+                  </w:pPr>
+                </w:p>
+              </w:tc>
+            </w:tr>
+          </w:tbl>
+          <w:p>
+            <w:pPr>
+              <w:spacing w:after="0"/>
+              <w:rPr>
+                <w:vanish/>
+              </w:rPr>
+            </w:pPr>
+          </w:p>
+          <w:tbl>
+            <w:tblPr>
+              <w:tblW w:w="9360" w:type="dxa"/>
+              <w:tblCellSpacing w:w="15" w:type="dxa"/>
+              <w:tblCellMar>
+                <w:top w:w="15" w:type="dxa"/>
+                <w:left w:w="15" w:type="dxa"/>
+                <w:bottom w:w="15" w:type="dxa"/>
+                <w:right w:w="15" w:type="dxa"/>
+              </w:tblCellMar>
+              <w:tblLook w:val="04A0" w:firstRow="1" w:lastRow="0" w:firstColumn="1" w:lastColumn="0" w:noHBand="0" w:noVBand="1"/>
+            </w:tblPr>
+            <w:tblGrid>
+              <w:gridCol w:w="9360"/>
+            </w:tblGrid>
+            <w:tr>
+              <w:trPr>
+                <w:tblCellSpacing w:w="15" w:type="dxa"/>
+              </w:trPr>
+              <w:tc>
+                <w:tcPr>
+                  <w:tcW w:w="9300" w:type="dxa"/>
+                  <w:vAlign w:val="center"/>
+                  <w:hideMark/>
+                </w:tcPr>
+                <w:p>
+                  <w:pPr>
+                    <w:spacing w:after="0"/>
+                  </w:pPr>
+                  <w:r>
+                    <w:t>Jin heeft ervoor gezorgd</w:t>
+                  </w:r>
+                </w:p>
+                <w:p>
+                  <w:pPr>
+                    <w:spacing w:after="0"/>
+                  </w:pPr>
+                  <w:r>
+                    <w:t xml:space="preserve"> dat de presentatie</w:t>
+                  </w:r>
+                </w:p>
+                <w:p>
+                  <w:pPr>
+                    <w:spacing w:after="0"/>
+                  </w:pPr>
+                  <w:r>
+                    <w:t xml:space="preserve"> volledig werd voorbereid en</w:t>
+                  </w:r>
+                </w:p>
+                <w:p>
+                  <w:pPr>
+                    <w:spacing w:after="0"/>
+                  </w:pPr>
+                  <w:r>
+                    <w:t xml:space="preserve"> dat alle onderdelen</w:t>
+                  </w:r>
+                </w:p>
+                <w:p>
+                  <w:pPr>
+                    <w:spacing w:after="0"/>
+                  </w:pPr>
+                  <w:r>
+                    <w:t xml:space="preserve"> aanwezig waren.</w:t>
+                  </w:r>
+                </w:p>
+              </w:tc>
+            </w:tr>
+          </w:tbl>
+          <w:p>
+            <w:pPr>
+              <w:spacing w:after="0"/>
+            </w:pPr>
+          </w:p>
+        </w:tc>
+      </w:tr>
+      <w:tr>
+        <w:trPr>
+          <w:tblCellSpacing w:w="15" w:type="dxa"/>
+        </w:trPr>
+        <w:tc>
+          <w:tcPr>
+            <w:tcW w:w="2223" w:type="dxa"/>
+            <w:vAlign w:val="center"/>
+            <w:hideMark/>
+          </w:tcPr>
+          <w:p>
+            <w:pPr>
+              <w:spacing w:after="0"/>
+            </w:pPr>
+            <w:r>
+              <w:rPr>
+                <w:b/>
+                <w:bCs/>
+              </w:rPr>
+              <w:t>Kwaliteit werk</w:t>
+            </w:r>
+          </w:p>
+        </w:tc>
+        <w:tc>
+          <w:tcPr>
+            <w:tcW w:w="2947" w:type="dxa"/>
+            <w:vAlign w:val="center"/>
+            <w:hideMark/>
+          </w:tcPr>
+          <w:p>
+            <w:pPr>
+              <w:spacing w:after="0"/>
+            </w:pPr>
+            <w:r>
+              <w:t>Was de kwaliteit van de aangeleverde deliverables voldoende en vrij van fouten?</w:t>
+            </w:r>
+          </w:p>
+        </w:tc>
+        <w:tc>
+          <w:tcPr>
+            <w:tcW w:w="1099" w:type="dxa"/>
+            <w:vAlign w:val="center"/>
+            <w:hideMark/>
+          </w:tcPr>
+          <w:p>
+            <w:pPr>
+              <w:spacing w:after="0"/>
+              <w:jc w:val="center"/>
+            </w:pPr>
+            <w:r>
+              <w:t>M</w:t>
+            </w:r>
+          </w:p>
+        </w:tc>
+        <w:tc>
+          <w:tcPr>
+            <w:tcW w:w="2941" w:type="dxa"/>
+            <w:vAlign w:val="center"/>
+          </w:tcPr>
+          <w:p>
+            <w:pPr>
+              <w:spacing w:after="0"/>
+            </w:pPr>
+            <w:r>
+              <w:t>Presentatie is niet zo mooie gemaakt, Jin moet meer tijd besteden aan het presentatie</w:t>
+            </w:r>
+          </w:p>
+        </w:tc>
+      </w:tr>
+      <w:tr>
+        <w:trPr>
+          <w:tblCellSpacing w:w="15" w:type="dxa"/>
+        </w:trPr>
+        <w:tc>
+          <w:tcPr>
+            <w:tcW w:w="2223" w:type="dxa"/>
+            <w:vAlign w:val="center"/>
+            <w:hideMark/>
+          </w:tcPr>
+          <w:p>
+            <w:pPr>
+              <w:spacing w:after="0"/>
+            </w:pPr>
+            <w:r>
+              <w:rPr>
+                <w:b/>
+                <w:bCs/>
+              </w:rPr>
+              <w:t>Communicatie</w:t>
+            </w:r>
+          </w:p>
+        </w:tc>
+        <w:tc>
+          <w:tcPr>
+            <w:tcW w:w="2947" w:type="dxa"/>
+            <w:vAlign w:val="center"/>
+            <w:hideMark/>
+          </w:tcPr>
+          <w:p>
+            <w:pPr>
+              <w:spacing w:after="0"/>
+            </w:pPr>
+            <w:r>
+              <w:t>Communiceerde de persoon duidelijk over voortgang, vragen en issues?</w:t>
+            </w:r>
+          </w:p>
+        </w:tc>
+        <w:tc>
+          <w:tcPr>
+            <w:tcW w:w="1099" w:type="dxa"/>
+            <w:vAlign w:val="center"/>
+            <w:hideMark/>
+          </w:tcPr>
+          <w:p>
+            <w:pPr>
+              <w:spacing w:after="0"/>
+              <w:jc w:val="center"/>
+            </w:pPr>
+            <w:r>
+              <w:t>V</w:t>
+            </w:r>
+          </w:p>
+        </w:tc>
+        <w:tc>
+          <w:tcPr>
+            <w:tcW w:w="2941" w:type="dxa"/>
+            <w:vAlign w:val="center"/>
+          </w:tcPr>
+          <w:p>
+            <w:pPr>
+              <w:spacing w:after="0"/>
+            </w:pPr>
+            <w:r>
+              <w:t xml:space="preserve">Hij communiceerde met het team, maar dit kan iets vaker en </w:t>
+            </w:r>
+            <w:proofErr w:type="spellStart"/>
+            <w:r>
+              <w:t>proactiever</w:t>
+            </w:r>
+            <w:proofErr w:type="spellEnd"/>
+            <w:r>
+              <w:t>.</w:t>
+            </w:r>
+          </w:p>
+        </w:tc>
+      </w:tr>
+      <w:tr>
+        <w:trPr>
+          <w:tblCellSpacing w:w="15" w:type="dxa"/>
+        </w:trPr>
+        <w:tc>
+          <w:tcPr>
+            <w:tcW w:w="2223" w:type="dxa"/>
+            <w:vAlign w:val="center"/>
+            <w:hideMark/>
+          </w:tcPr>
+          <w:p>
+            <w:pPr>
+              <w:spacing w:after="0"/>
+            </w:pPr>
+            <w:r>
+              <w:rPr>
+                <w:b/>
+                <w:bCs/>
+              </w:rPr>
+              <w:t>Samenwerking</w:t>
+            </w:r>
+          </w:p>
+        </w:tc>
+        <w:tc>
+          <w:tcPr>
+            <w:tcW w:w="2947" w:type="dxa"/>
+            <w:vAlign w:val="center"/>
+            <w:hideMark/>
+          </w:tcPr>
+          <w:p>
+            <w:pPr>
+              <w:spacing w:after="0"/>
+            </w:pPr>
+            <w:r>
+              <w:t>Droeg de persoon bij aan een positieve samenwerking binnen het team?</w:t>
+            </w:r>
+          </w:p>
+        </w:tc>
+        <w:tc>
+          <w:tcPr>
+            <w:tcW w:w="1099" w:type="dxa"/>
+            <w:vAlign w:val="center"/>
+            <w:hideMark/>
+          </w:tcPr>
+          <w:p>
+            <w:pPr>
+              <w:spacing w:after="0"/>
+              <w:jc w:val="center"/>
+            </w:pPr>
+            <w:r>
+              <w:t>G</w:t>
+            </w:r>
+          </w:p>
+        </w:tc>
+        <w:tc>
+          <w:tcPr>
+            <w:tcW w:w="2941" w:type="dxa"/>
+            <w:vAlign w:val="center"/>
+          </w:tcPr>
+          <w:tbl>
+            <w:tblPr>
+              <w:tblW w:w="3011" w:type="dxa"/>
+              <w:tblCellSpacing w:w="15" w:type="dxa"/>
+              <w:tblCellMar>
+                <w:top w:w="15" w:type="dxa"/>
+                <w:left w:w="15" w:type="dxa"/>
+                <w:bottom w:w="15" w:type="dxa"/>
+                <w:right w:w="15" w:type="dxa"/>
+              </w:tblCellMar>
+              <w:tblLook w:val="04A0" w:firstRow="1" w:lastRow="0" w:firstColumn="1" w:lastColumn="0" w:noHBand="0" w:noVBand="1"/>
+            </w:tblPr>
+            <w:tblGrid>
+              <w:gridCol w:w="3011"/>
+            </w:tblGrid>
+            <w:tr>
+              <w:trPr>
+                <w:tblCellSpacing w:w="15" w:type="dxa"/>
+              </w:trPr>
+              <w:tc>
+                <w:tcPr>
+                  <w:tcW w:w="2951" w:type="dxa"/>
+                  <w:vAlign w:val="center"/>
+                  <w:hideMark/>
+                </w:tcPr>
+                <w:p>
+                  <w:r>
+                    <w:t>Hij zorgde dat teamleden betrokken werden bij de presentatie en werkte prettig samen.</w:t>
+                  </w:r>
+                </w:p>
+              </w:tc>
+            </w:tr>
+          </w:tbl>
+          <w:p>
+            <w:pPr>
+              <w:spacing w:after="0"/>
+            </w:pPr>
+          </w:p>
+        </w:tc>
+      </w:tr>
+      <w:tr>
+        <w:trPr>
+          <w:tblCellSpacing w:w="15" w:type="dxa"/>
+        </w:trPr>
+        <w:tc>
+          <w:tcPr>
+            <w:tcW w:w="2223" w:type="dxa"/>
+            <w:vAlign w:val="center"/>
+            <w:hideMark/>
+          </w:tcPr>
+          <w:p>
+            <w:pPr>
+              <w:spacing w:after="0"/>
+              <w:rPr>
+                <w:b/>
+                <w:bCs/>
+              </w:rPr>
+            </w:pPr>
+            <w:r>
+              <w:rPr>
+                <w:b/>
+                <w:bCs/>
+              </w:rPr>
+              <w:t xml:space="preserve">Initiatief &amp; </w:t>
+            </w:r>
+            <w:r>
+              <w:rPr>
+                <w:b/>
+                <w:bCs/>
+              </w:rPr>
+              <w:br/>
+            </w:r>
+            <w:r>
+              <w:rPr>
+                <w:b/>
+                <w:bCs/>
+              </w:rPr>
+              <w:t>Pro-activiteit</w:t>
+            </w:r>
+          </w:p>
+        </w:tc>
+        <w:tc>
+          <w:tcPr>
+            <w:tcW w:w="2947" w:type="dxa"/>
+            <w:vAlign w:val="center"/>
+            <w:hideMark/>
+          </w:tcPr>
+          <w:p>
+            <w:pPr>
+              <w:spacing w:after="0"/>
+            </w:pPr>
+            <w:r>
+              <w:t>Nam de persoon initiatief en dacht hij/zij mee over verbeteringen?</w:t>
+            </w:r>
+          </w:p>
+        </w:tc>
+        <w:tc>
+          <w:tcPr>
+            <w:tcW w:w="1099" w:type="dxa"/>
+            <w:vAlign w:val="center"/>
+            <w:hideMark/>
+          </w:tcPr>
+          <w:p>
+            <w:pPr>
+              <w:spacing w:after="0"/>
+              <w:jc w:val="center"/>
+            </w:pPr>
+            <w:r>
+              <w:t>G</w:t>
+            </w:r>
+          </w:p>
+        </w:tc>
+        <w:tc>
+          <w:tcPr>
+            <w:tcW w:w="2941" w:type="dxa"/>
+            <w:vAlign w:val="center"/>
+          </w:tcPr>
+          <w:p>
+            <w:pPr>
+              <w:spacing w:after="0"/>
+            </w:pPr>
+            <w:r>
+              <w:t>Hij nam initiatief bij het maken van de presentatie, maar kan nog meer actief feedback vragen of suggesties geven voor verbetering.</w:t>
+            </w:r>
+          </w:p>
+        </w:tc>
+      </w:tr>
+    </w:tbl>
+    <w:p/>
+    <w:p/>
+    <w:p/>
+    <w:p>
+      <w:pPr>
+        <w:rPr>
+          <w:b/>
+          <w:bCs/>
+        </w:rPr>
+      </w:pPr>
+      <w:r>
+        <w:rPr>
+          <w:b/>
+          <w:bCs/>
+        </w:rPr>
+        <w:t>3. Sterke punten</w:t>
+      </w:r>
+    </w:p>
+    <w:p>
+      <w:pPr>
+        <w:numPr>
+          <w:ilvl w:val="0"/>
+          <w:numId w:val="27"/>
+        </w:numPr>
+      </w:pPr>
+      <w:r>
+        <w:t>Jin heeft de presentatie goed voorbereid en ervoor gezorgd dat alles samenkomt.</w:t>
+      </w:r>
+    </w:p>
+    <w:p>
+      <w:pPr>
+        <w:numPr>
+          <w:ilvl w:val="0"/>
+          <w:numId w:val="27"/>
+        </w:numPr>
+      </w:pPr>
+      <w:r>
+        <w:t>Hij presenteert een groot deel zelf, wat zijn verantwoordelijkheidsgevoel laat zien.</w:t>
+      </w:r>
+    </w:p>
+    <w:p>
+      <w:pPr>
+        <w:numPr>
+          <w:ilvl w:val="0"/>
+          <w:numId w:val="27"/>
+        </w:numPr>
+      </w:pPr>
+      <w:r>
+        <w:t>Hij betrekt het team bij de presentatie en werkt prettig samen.</w:t>
+      </w:r>
+    </w:p>
+    <w:p>
+      <w:r>
+        <w:pict w14:anchorId="507AC39E">
+          <v:rect id="_x0000_i1127" style="width:0;height:1.5pt" o:hralign="center" o:hrstd="t" o:hr="t" fillcolor="#a0a0a0" stroked="f"/>
+        </w:pict>
+      </w:r>
+    </w:p>
+    <w:p>
+      <w:pPr>
+        <w:rPr>
+          <w:b/>
+          <w:bCs/>
+        </w:rPr>
+      </w:pPr>
+      <w:r>
+        <w:rPr>
+          <w:b/>
+          <w:bCs/>
+        </w:rPr>
+        <w:t>4. Verbeterpunten</w:t>
+      </w:r>
+    </w:p>
+    <w:p>
+      <w:pPr>
+        <w:numPr>
+          <w:ilvl w:val="0"/>
+          <w:numId w:val="28"/>
+        </w:numPr>
+      </w:pPr>
+      <w:r>
+        <w:t>Regelmatiger communiceren met het team over de voortgang van de presentatie.</w:t>
+      </w:r>
+    </w:p>
+    <w:p>
+      <w:pPr>
+        <w:numPr>
+          <w:ilvl w:val="0"/>
+          <w:numId w:val="28"/>
+        </w:numPr>
+      </w:pPr>
+      <w:r>
+        <w:t>Actiever feedback vragen en suggesties voor verbetering opnemen.</w:t>
+      </w:r>
+    </w:p>
+    <w:p>
+      <w:pPr>
+        <w:numPr>
+          <w:ilvl w:val="0"/>
+          <w:numId w:val="28"/>
+        </w:numPr>
+      </w:pPr>
+      <w:r>
+        <w:t>Zorgen dat alle onderdelen van de presentatie consistent en visueel aantrekkelijk zijn.</w:t>
+      </w:r>
+    </w:p>
+    <w:p>
+      <w:r>
+        <w:pict w14:anchorId="10AF59D2">
+          <v:rect id="_x0000_i1128" style="width:0;height:1.5pt" o:hralign="center" o:hrstd="t" o:hr="t" fillcolor="#a0a0a0" stroked="f"/>
+        </w:pict>
+      </w:r>
+    </w:p>
+    <w:p>
+      <w:pPr>
+        <w:rPr>
+          <w:b/>
+          <w:bCs/>
+        </w:rPr>
+      </w:pPr>
+      <w:r>
+        <w:rPr>
+          <w:b/>
+          <w:bCs/>
+        </w:rPr>
+        <w:t>5</w:t>
+      </w:r>
+      <w:r>
+        <w:rPr>
+          <w:b/>
+          <w:bCs/>
+        </w:rPr>
+        <w:t>. Algemene feedback</w:t>
+      </w:r>
+    </w:p>
+    <w:p>
+      <w:r>
+        <w:t>Jin heeft zijn rol als presentator goed uitgevoerd. De presentatie was duidelijk en goed voorbereid, en hij neemt verantwoordelijkheid door het grootste deel zelf te presenteren. Door iets meer te communiceren en actief feedback te vragen, kan hij de presentatie en de samenwerking nog verder verbeteren.</w:t>
+      </w:r>
+    </w:p>
+    <w:p/>
+    <w:p>
+      <w:pPr>
+        <w:rPr>
+          <w:b/>
+          <w:bCs/>
+        </w:rPr>
+      </w:pPr>
+    </w:p>
+    <w:p/>
+    <w:p/>
+    <w:p/>
     <w:sectPr>
       <w:pgSz w:w="12240" w:h="15840"/>
       <w:pgMar w:top="1440" w:right="1440" w:bottom="1440" w:left="1440" w:header="720" w:footer="720" w:gutter="0"/>
@@ -834,6 +5768,232 @@
 <file path=word/numbering.xml><?xml version="1.0" encoding="utf-8"?>
 <w:numbering xmlns:wpc="http://schemas.microsoft.com/office/word/2010/wordprocessingCanvas" xmlns:cx="http://schemas.microsoft.com/office/drawing/2014/chartex" xmlns:cx1="http://schemas.microsoft.com/office/drawing/2015/9/8/chartex" xmlns:cx2="http://schemas.microsoft.com/office/drawing/2015/10/21/chartex" xmlns:cx3="http://schemas.microsoft.com/office/drawing/2016/5/9/chartex" xmlns:cx4="http://schemas.microsoft.com/office/drawing/2016/5/10/chartex" xmlns:cx5="http://schemas.microsoft.com/office/drawing/2016/5/11/chartex" xmlns:cx6="http://schemas.microsoft.com/office/drawing/2016/5/12/chartex" xmlns:cx7="http://schemas.microsoft.com/office/drawing/2016/5/13/chartex" xmlns:cx8="http://schemas.microsoft.com/office/drawing/2016/5/14/chartex" xmlns:mc="http://schemas.openxmlformats.org/markup-compatibility/2006" xmlns:aink="http://schemas.microsoft.com/office/drawing/2016/ink" xmlns:am3d="http://schemas.microsoft.com/office/drawing/2017/model3d" xmlns:o="urn:schemas-microsoft-com:office:office" xmlns:oel="http://schemas.microsoft.com/office/2019/extlst" xmlns:r="http://schemas.openxmlformats.org/officeDocument/2006/relationships" xmlns:m="http://schemas.openxmlformats.org/officeDocument/2006/math" xmlns:v="urn:schemas-microsoft-com:vml" xmlns:wp14="http://schemas.microsoft.com/office/word/2010/wordprocessingDrawing" xmlns:wp="http://schemas.openxmlformats.org/drawingml/2006/wordprocessingDrawing" xmlns:w10="urn:schemas-microsoft-com:office:word" xmlns:w="http://schemas.openxmlformats.org/wordprocessingml/2006/main" xmlns:w14="http://schemas.microsoft.com/office/word/2010/wordml" xmlns:w15="http://schemas.microsoft.com/office/word/2012/wordml" xmlns:w16cex="http://schemas.microsoft.com/office/word/2018/wordml/cex" xmlns:w16cid="http://schemas.microsoft.com/office/word/2016/wordml/cid" xmlns:w16="http://schemas.microsoft.com/office/word/2018/wordml" xmlns:w16du="http://schemas.microsoft.com/office/word/2023/wordml/word16du" xmlns:w16sdtdh="http://schemas.microsoft.com/office/word/2020/wordml/sdtdatahash" xmlns:w16sdtfl="http://schemas.microsoft.com/office/word/2024/wordml/sdtformatlock" xmlns:w16se="http://schemas.microsoft.com/office/word/2015/wordml/symex" xmlns:wpg="http://schemas.microsoft.com/office/word/2010/wordprocessingGroup" xmlns:wpi="http://schemas.microsoft.com/office/word/2010/wordprocessingInk" xmlns:wne="http://schemas.microsoft.com/office/word/2006/wordml" xmlns:wps="http://schemas.microsoft.com/office/word/2010/wordprocessingShape" mc:Ignorable="w14 w15 w16se w16cid w16 w16cex w16sdtdh w16sdtfl w16du wp14">
   <w:abstractNum w:abstractNumId="0" w15:restartNumberingAfterBreak="0">
+    <w:nsid w:val="04D75CE3"/>
+    <w:multiLevelType w:val="multilevel"/>
+    <w:tmpl w:val="68ECAD0C"/>
+    <w:lvl w:ilvl="0">
+      <w:start w:val="1"/>
+      <w:numFmt w:val="decimal"/>
+      <w:lvlText w:val="%1."/>
+      <w:lvlJc w:val="left"/>
+      <w:pPr>
+        <w:tabs>
+          <w:tab w:val="num" w:pos="720"/>
+        </w:tabs>
+        <w:ind w:left="720" w:hanging="360"/>
+      </w:pPr>
+    </w:lvl>
+    <w:lvl w:ilvl="1" w:tentative="1">
+      <w:start w:val="1"/>
+      <w:numFmt w:val="decimal"/>
+      <w:lvlText w:val="%2."/>
+      <w:lvlJc w:val="left"/>
+      <w:pPr>
+        <w:tabs>
+          <w:tab w:val="num" w:pos="1440"/>
+        </w:tabs>
+        <w:ind w:left="1440" w:hanging="360"/>
+      </w:pPr>
+    </w:lvl>
+    <w:lvl w:ilvl="2" w:tentative="1">
+      <w:start w:val="1"/>
+      <w:numFmt w:val="decimal"/>
+      <w:lvlText w:val="%3."/>
+      <w:lvlJc w:val="left"/>
+      <w:pPr>
+        <w:tabs>
+          <w:tab w:val="num" w:pos="2160"/>
+        </w:tabs>
+        <w:ind w:left="2160" w:hanging="360"/>
+      </w:pPr>
+    </w:lvl>
+    <w:lvl w:ilvl="3" w:tentative="1">
+      <w:start w:val="1"/>
+      <w:numFmt w:val="decimal"/>
+      <w:lvlText w:val="%4."/>
+      <w:lvlJc w:val="left"/>
+      <w:pPr>
+        <w:tabs>
+          <w:tab w:val="num" w:pos="2880"/>
+        </w:tabs>
+        <w:ind w:left="2880" w:hanging="360"/>
+      </w:pPr>
+    </w:lvl>
+    <w:lvl w:ilvl="4" w:tentative="1">
+      <w:start w:val="1"/>
+      <w:numFmt w:val="decimal"/>
+      <w:lvlText w:val="%5."/>
+      <w:lvlJc w:val="left"/>
+      <w:pPr>
+        <w:tabs>
+          <w:tab w:val="num" w:pos="3600"/>
+        </w:tabs>
+        <w:ind w:left="3600" w:hanging="360"/>
+      </w:pPr>
+    </w:lvl>
+    <w:lvl w:ilvl="5" w:tentative="1">
+      <w:start w:val="1"/>
+      <w:numFmt w:val="decimal"/>
+      <w:lvlText w:val="%6."/>
+      <w:lvlJc w:val="left"/>
+      <w:pPr>
+        <w:tabs>
+          <w:tab w:val="num" w:pos="4320"/>
+        </w:tabs>
+        <w:ind w:left="4320" w:hanging="360"/>
+      </w:pPr>
+    </w:lvl>
+    <w:lvl w:ilvl="6" w:tentative="1">
+      <w:start w:val="1"/>
+      <w:numFmt w:val="decimal"/>
+      <w:lvlText w:val="%7."/>
+      <w:lvlJc w:val="left"/>
+      <w:pPr>
+        <w:tabs>
+          <w:tab w:val="num" w:pos="5040"/>
+        </w:tabs>
+        <w:ind w:left="5040" w:hanging="360"/>
+      </w:pPr>
+    </w:lvl>
+    <w:lvl w:ilvl="7" w:tentative="1">
+      <w:start w:val="1"/>
+      <w:numFmt w:val="decimal"/>
+      <w:lvlText w:val="%8."/>
+      <w:lvlJc w:val="left"/>
+      <w:pPr>
+        <w:tabs>
+          <w:tab w:val="num" w:pos="5760"/>
+        </w:tabs>
+        <w:ind w:left="5760" w:hanging="360"/>
+      </w:pPr>
+    </w:lvl>
+    <w:lvl w:ilvl="8" w:tentative="1">
+      <w:start w:val="1"/>
+      <w:numFmt w:val="decimal"/>
+      <w:lvlText w:val="%9."/>
+      <w:lvlJc w:val="left"/>
+      <w:pPr>
+        <w:tabs>
+          <w:tab w:val="num" w:pos="6480"/>
+        </w:tabs>
+        <w:ind w:left="6480" w:hanging="360"/>
+      </w:pPr>
+    </w:lvl>
+  </w:abstractNum>
+  <w:abstractNum w:abstractNumId="1" w15:restartNumberingAfterBreak="0">
+    <w:nsid w:val="070D3C5E"/>
+    <w:multiLevelType w:val="multilevel"/>
+    <w:tmpl w:val="55C03FB2"/>
+    <w:lvl w:ilvl="0">
+      <w:start w:val="1"/>
+      <w:numFmt w:val="decimal"/>
+      <w:lvlText w:val="%1."/>
+      <w:lvlJc w:val="left"/>
+      <w:pPr>
+        <w:tabs>
+          <w:tab w:val="num" w:pos="720"/>
+        </w:tabs>
+        <w:ind w:left="720" w:hanging="360"/>
+      </w:pPr>
+    </w:lvl>
+    <w:lvl w:ilvl="1" w:tentative="1">
+      <w:start w:val="1"/>
+      <w:numFmt w:val="decimal"/>
+      <w:lvlText w:val="%2."/>
+      <w:lvlJc w:val="left"/>
+      <w:pPr>
+        <w:tabs>
+          <w:tab w:val="num" w:pos="1440"/>
+        </w:tabs>
+        <w:ind w:left="1440" w:hanging="360"/>
+      </w:pPr>
+    </w:lvl>
+    <w:lvl w:ilvl="2" w:tentative="1">
+      <w:start w:val="1"/>
+      <w:numFmt w:val="decimal"/>
+      <w:lvlText w:val="%3."/>
+      <w:lvlJc w:val="left"/>
+      <w:pPr>
+        <w:tabs>
+          <w:tab w:val="num" w:pos="2160"/>
+        </w:tabs>
+        <w:ind w:left="2160" w:hanging="360"/>
+      </w:pPr>
+    </w:lvl>
+    <w:lvl w:ilvl="3" w:tentative="1">
+      <w:start w:val="1"/>
+      <w:numFmt w:val="decimal"/>
+      <w:lvlText w:val="%4."/>
+      <w:lvlJc w:val="left"/>
+      <w:pPr>
+        <w:tabs>
+          <w:tab w:val="num" w:pos="2880"/>
+        </w:tabs>
+        <w:ind w:left="2880" w:hanging="360"/>
+      </w:pPr>
+    </w:lvl>
+    <w:lvl w:ilvl="4" w:tentative="1">
+      <w:start w:val="1"/>
+      <w:numFmt w:val="decimal"/>
+      <w:lvlText w:val="%5."/>
+      <w:lvlJc w:val="left"/>
+      <w:pPr>
+        <w:tabs>
+          <w:tab w:val="num" w:pos="3600"/>
+        </w:tabs>
+        <w:ind w:left="3600" w:hanging="360"/>
+      </w:pPr>
+    </w:lvl>
+    <w:lvl w:ilvl="5" w:tentative="1">
+      <w:start w:val="1"/>
+      <w:numFmt w:val="decimal"/>
+      <w:lvlText w:val="%6."/>
+      <w:lvlJc w:val="left"/>
+      <w:pPr>
+        <w:tabs>
+          <w:tab w:val="num" w:pos="4320"/>
+        </w:tabs>
+        <w:ind w:left="4320" w:hanging="360"/>
+      </w:pPr>
+    </w:lvl>
+    <w:lvl w:ilvl="6" w:tentative="1">
+      <w:start w:val="1"/>
+      <w:numFmt w:val="decimal"/>
+      <w:lvlText w:val="%7."/>
+      <w:lvlJc w:val="left"/>
+      <w:pPr>
+        <w:tabs>
+          <w:tab w:val="num" w:pos="5040"/>
+        </w:tabs>
+        <w:ind w:left="5040" w:hanging="360"/>
+      </w:pPr>
+    </w:lvl>
+    <w:lvl w:ilvl="7" w:tentative="1">
+      <w:start w:val="1"/>
+      <w:numFmt w:val="decimal"/>
+      <w:lvlText w:val="%8."/>
+      <w:lvlJc w:val="left"/>
+      <w:pPr>
+        <w:tabs>
+          <w:tab w:val="num" w:pos="5760"/>
+        </w:tabs>
+        <w:ind w:left="5760" w:hanging="360"/>
+      </w:pPr>
+    </w:lvl>
+    <w:lvl w:ilvl="8" w:tentative="1">
+      <w:start w:val="1"/>
+      <w:numFmt w:val="decimal"/>
+      <w:lvlText w:val="%9."/>
+      <w:lvlJc w:val="left"/>
+      <w:pPr>
+        <w:tabs>
+          <w:tab w:val="num" w:pos="6480"/>
+        </w:tabs>
+        <w:ind w:left="6480" w:hanging="360"/>
+      </w:pPr>
+    </w:lvl>
+  </w:abstractNum>
+  <w:abstractNum w:abstractNumId="2" w15:restartNumberingAfterBreak="0">
     <w:nsid w:val="09081B14"/>
     <w:multiLevelType w:val="hybridMultilevel"/>
     <w:tmpl w:val="87A442E6"/>
@@ -919,7 +6079,346 @@
       </w:pPr>
     </w:lvl>
   </w:abstractNum>
-  <w:abstractNum w:abstractNumId="1" w15:restartNumberingAfterBreak="0">
+  <w:abstractNum w:abstractNumId="3" w15:restartNumberingAfterBreak="0">
+    <w:nsid w:val="0BFD1C2E"/>
+    <w:multiLevelType w:val="multilevel"/>
+    <w:tmpl w:val="F1B091A0"/>
+    <w:lvl w:ilvl="0">
+      <w:start w:val="1"/>
+      <w:numFmt w:val="decimal"/>
+      <w:lvlText w:val="%1."/>
+      <w:lvlJc w:val="left"/>
+      <w:pPr>
+        <w:tabs>
+          <w:tab w:val="num" w:pos="720"/>
+        </w:tabs>
+        <w:ind w:left="720" w:hanging="360"/>
+      </w:pPr>
+    </w:lvl>
+    <w:lvl w:ilvl="1">
+      <w:start w:val="1"/>
+      <w:numFmt w:val="decimal"/>
+      <w:lvlText w:val="%2."/>
+      <w:lvlJc w:val="left"/>
+      <w:pPr>
+        <w:ind w:left="1440" w:hanging="360"/>
+      </w:pPr>
+      <w:rPr>
+        <w:rFonts w:hint="default"/>
+      </w:rPr>
+    </w:lvl>
+    <w:lvl w:ilvl="2" w:tentative="1">
+      <w:start w:val="1"/>
+      <w:numFmt w:val="decimal"/>
+      <w:lvlText w:val="%3."/>
+      <w:lvlJc w:val="left"/>
+      <w:pPr>
+        <w:tabs>
+          <w:tab w:val="num" w:pos="2160"/>
+        </w:tabs>
+        <w:ind w:left="2160" w:hanging="360"/>
+      </w:pPr>
+    </w:lvl>
+    <w:lvl w:ilvl="3" w:tentative="1">
+      <w:start w:val="1"/>
+      <w:numFmt w:val="decimal"/>
+      <w:lvlText w:val="%4."/>
+      <w:lvlJc w:val="left"/>
+      <w:pPr>
+        <w:tabs>
+          <w:tab w:val="num" w:pos="2880"/>
+        </w:tabs>
+        <w:ind w:left="2880" w:hanging="360"/>
+      </w:pPr>
+    </w:lvl>
+    <w:lvl w:ilvl="4" w:tentative="1">
+      <w:start w:val="1"/>
+      <w:numFmt w:val="decimal"/>
+      <w:lvlText w:val="%5."/>
+      <w:lvlJc w:val="left"/>
+      <w:pPr>
+        <w:tabs>
+          <w:tab w:val="num" w:pos="3600"/>
+        </w:tabs>
+        <w:ind w:left="3600" w:hanging="360"/>
+      </w:pPr>
+    </w:lvl>
+    <w:lvl w:ilvl="5" w:tentative="1">
+      <w:start w:val="1"/>
+      <w:numFmt w:val="decimal"/>
+      <w:lvlText w:val="%6."/>
+      <w:lvlJc w:val="left"/>
+      <w:pPr>
+        <w:tabs>
+          <w:tab w:val="num" w:pos="4320"/>
+        </w:tabs>
+        <w:ind w:left="4320" w:hanging="360"/>
+      </w:pPr>
+    </w:lvl>
+    <w:lvl w:ilvl="6" w:tentative="1">
+      <w:start w:val="1"/>
+      <w:numFmt w:val="decimal"/>
+      <w:lvlText w:val="%7."/>
+      <w:lvlJc w:val="left"/>
+      <w:pPr>
+        <w:tabs>
+          <w:tab w:val="num" w:pos="5040"/>
+        </w:tabs>
+        <w:ind w:left="5040" w:hanging="360"/>
+      </w:pPr>
+    </w:lvl>
+    <w:lvl w:ilvl="7" w:tentative="1">
+      <w:start w:val="1"/>
+      <w:numFmt w:val="decimal"/>
+      <w:lvlText w:val="%8."/>
+      <w:lvlJc w:val="left"/>
+      <w:pPr>
+        <w:tabs>
+          <w:tab w:val="num" w:pos="5760"/>
+        </w:tabs>
+        <w:ind w:left="5760" w:hanging="360"/>
+      </w:pPr>
+    </w:lvl>
+    <w:lvl w:ilvl="8" w:tentative="1">
+      <w:start w:val="1"/>
+      <w:numFmt w:val="decimal"/>
+      <w:lvlText w:val="%9."/>
+      <w:lvlJc w:val="left"/>
+      <w:pPr>
+        <w:tabs>
+          <w:tab w:val="num" w:pos="6480"/>
+        </w:tabs>
+        <w:ind w:left="6480" w:hanging="360"/>
+      </w:pPr>
+    </w:lvl>
+  </w:abstractNum>
+  <w:abstractNum w:abstractNumId="4" w15:restartNumberingAfterBreak="0">
+    <w:nsid w:val="11231F8B"/>
+    <w:multiLevelType w:val="multilevel"/>
+    <w:tmpl w:val="A8901424"/>
+    <w:lvl w:ilvl="0">
+      <w:start w:val="1"/>
+      <w:numFmt w:val="decimal"/>
+      <w:lvlText w:val="%1."/>
+      <w:lvlJc w:val="left"/>
+      <w:pPr>
+        <w:tabs>
+          <w:tab w:val="num" w:pos="720"/>
+        </w:tabs>
+        <w:ind w:left="720" w:hanging="360"/>
+      </w:pPr>
+    </w:lvl>
+    <w:lvl w:ilvl="1" w:tentative="1">
+      <w:start w:val="1"/>
+      <w:numFmt w:val="decimal"/>
+      <w:lvlText w:val="%2."/>
+      <w:lvlJc w:val="left"/>
+      <w:pPr>
+        <w:tabs>
+          <w:tab w:val="num" w:pos="1440"/>
+        </w:tabs>
+        <w:ind w:left="1440" w:hanging="360"/>
+      </w:pPr>
+    </w:lvl>
+    <w:lvl w:ilvl="2" w:tentative="1">
+      <w:start w:val="1"/>
+      <w:numFmt w:val="decimal"/>
+      <w:lvlText w:val="%3."/>
+      <w:lvlJc w:val="left"/>
+      <w:pPr>
+        <w:tabs>
+          <w:tab w:val="num" w:pos="2160"/>
+        </w:tabs>
+        <w:ind w:left="2160" w:hanging="360"/>
+      </w:pPr>
+    </w:lvl>
+    <w:lvl w:ilvl="3" w:tentative="1">
+      <w:start w:val="1"/>
+      <w:numFmt w:val="decimal"/>
+      <w:lvlText w:val="%4."/>
+      <w:lvlJc w:val="left"/>
+      <w:pPr>
+        <w:tabs>
+          <w:tab w:val="num" w:pos="2880"/>
+        </w:tabs>
+        <w:ind w:left="2880" w:hanging="360"/>
+      </w:pPr>
+    </w:lvl>
+    <w:lvl w:ilvl="4" w:tentative="1">
+      <w:start w:val="1"/>
+      <w:numFmt w:val="decimal"/>
+      <w:lvlText w:val="%5."/>
+      <w:lvlJc w:val="left"/>
+      <w:pPr>
+        <w:tabs>
+          <w:tab w:val="num" w:pos="3600"/>
+        </w:tabs>
+        <w:ind w:left="3600" w:hanging="360"/>
+      </w:pPr>
+    </w:lvl>
+    <w:lvl w:ilvl="5" w:tentative="1">
+      <w:start w:val="1"/>
+      <w:numFmt w:val="decimal"/>
+      <w:lvlText w:val="%6."/>
+      <w:lvlJc w:val="left"/>
+      <w:pPr>
+        <w:tabs>
+          <w:tab w:val="num" w:pos="4320"/>
+        </w:tabs>
+        <w:ind w:left="4320" w:hanging="360"/>
+      </w:pPr>
+    </w:lvl>
+    <w:lvl w:ilvl="6" w:tentative="1">
+      <w:start w:val="1"/>
+      <w:numFmt w:val="decimal"/>
+      <w:lvlText w:val="%7."/>
+      <w:lvlJc w:val="left"/>
+      <w:pPr>
+        <w:tabs>
+          <w:tab w:val="num" w:pos="5040"/>
+        </w:tabs>
+        <w:ind w:left="5040" w:hanging="360"/>
+      </w:pPr>
+    </w:lvl>
+    <w:lvl w:ilvl="7" w:tentative="1">
+      <w:start w:val="1"/>
+      <w:numFmt w:val="decimal"/>
+      <w:lvlText w:val="%8."/>
+      <w:lvlJc w:val="left"/>
+      <w:pPr>
+        <w:tabs>
+          <w:tab w:val="num" w:pos="5760"/>
+        </w:tabs>
+        <w:ind w:left="5760" w:hanging="360"/>
+      </w:pPr>
+    </w:lvl>
+    <w:lvl w:ilvl="8" w:tentative="1">
+      <w:start w:val="1"/>
+      <w:numFmt w:val="decimal"/>
+      <w:lvlText w:val="%9."/>
+      <w:lvlJc w:val="left"/>
+      <w:pPr>
+        <w:tabs>
+          <w:tab w:val="num" w:pos="6480"/>
+        </w:tabs>
+        <w:ind w:left="6480" w:hanging="360"/>
+      </w:pPr>
+    </w:lvl>
+  </w:abstractNum>
+  <w:abstractNum w:abstractNumId="5" w15:restartNumberingAfterBreak="0">
+    <w:nsid w:val="13652BFF"/>
+    <w:multiLevelType w:val="multilevel"/>
+    <w:tmpl w:val="1FBA9EA0"/>
+    <w:lvl w:ilvl="0">
+      <w:start w:val="1"/>
+      <w:numFmt w:val="decimal"/>
+      <w:lvlText w:val="%1."/>
+      <w:lvlJc w:val="left"/>
+      <w:pPr>
+        <w:tabs>
+          <w:tab w:val="num" w:pos="720"/>
+        </w:tabs>
+        <w:ind w:left="720" w:hanging="360"/>
+      </w:pPr>
+    </w:lvl>
+    <w:lvl w:ilvl="1" w:tentative="1">
+      <w:start w:val="1"/>
+      <w:numFmt w:val="decimal"/>
+      <w:lvlText w:val="%2."/>
+      <w:lvlJc w:val="left"/>
+      <w:pPr>
+        <w:tabs>
+          <w:tab w:val="num" w:pos="1440"/>
+        </w:tabs>
+        <w:ind w:left="1440" w:hanging="360"/>
+      </w:pPr>
+    </w:lvl>
+    <w:lvl w:ilvl="2" w:tentative="1">
+      <w:start w:val="1"/>
+      <w:numFmt w:val="decimal"/>
+      <w:lvlText w:val="%3."/>
+      <w:lvlJc w:val="left"/>
+      <w:pPr>
+        <w:tabs>
+          <w:tab w:val="num" w:pos="2160"/>
+        </w:tabs>
+        <w:ind w:left="2160" w:hanging="360"/>
+      </w:pPr>
+    </w:lvl>
+    <w:lvl w:ilvl="3" w:tentative="1">
+      <w:start w:val="1"/>
+      <w:numFmt w:val="decimal"/>
+      <w:lvlText w:val="%4."/>
+      <w:lvlJc w:val="left"/>
+      <w:pPr>
+        <w:tabs>
+          <w:tab w:val="num" w:pos="2880"/>
+        </w:tabs>
+        <w:ind w:left="2880" w:hanging="360"/>
+      </w:pPr>
+    </w:lvl>
+    <w:lvl w:ilvl="4" w:tentative="1">
+      <w:start w:val="1"/>
+      <w:numFmt w:val="decimal"/>
+      <w:lvlText w:val="%5."/>
+      <w:lvlJc w:val="left"/>
+      <w:pPr>
+        <w:tabs>
+          <w:tab w:val="num" w:pos="3600"/>
+        </w:tabs>
+        <w:ind w:left="3600" w:hanging="360"/>
+      </w:pPr>
+    </w:lvl>
+    <w:lvl w:ilvl="5" w:tentative="1">
+      <w:start w:val="1"/>
+      <w:numFmt w:val="decimal"/>
+      <w:lvlText w:val="%6."/>
+      <w:lvlJc w:val="left"/>
+      <w:pPr>
+        <w:tabs>
+          <w:tab w:val="num" w:pos="4320"/>
+        </w:tabs>
+        <w:ind w:left="4320" w:hanging="360"/>
+      </w:pPr>
+    </w:lvl>
+    <w:lvl w:ilvl="6" w:tentative="1">
+      <w:start w:val="1"/>
+      <w:numFmt w:val="decimal"/>
+      <w:lvlText w:val="%7."/>
+      <w:lvlJc w:val="left"/>
+      <w:pPr>
+        <w:tabs>
+          <w:tab w:val="num" w:pos="5040"/>
+        </w:tabs>
+        <w:ind w:left="5040" w:hanging="360"/>
+      </w:pPr>
+    </w:lvl>
+    <w:lvl w:ilvl="7" w:tentative="1">
+      <w:start w:val="1"/>
+      <w:numFmt w:val="decimal"/>
+      <w:lvlText w:val="%8."/>
+      <w:lvlJc w:val="left"/>
+      <w:pPr>
+        <w:tabs>
+          <w:tab w:val="num" w:pos="5760"/>
+        </w:tabs>
+        <w:ind w:left="5760" w:hanging="360"/>
+      </w:pPr>
+    </w:lvl>
+    <w:lvl w:ilvl="8" w:tentative="1">
+      <w:start w:val="1"/>
+      <w:numFmt w:val="decimal"/>
+      <w:lvlText w:val="%9."/>
+      <w:lvlJc w:val="left"/>
+      <w:pPr>
+        <w:tabs>
+          <w:tab w:val="num" w:pos="6480"/>
+        </w:tabs>
+        <w:ind w:left="6480" w:hanging="360"/>
+      </w:pPr>
+    </w:lvl>
+  </w:abstractNum>
+  <w:abstractNum w:abstractNumId="6" w15:restartNumberingAfterBreak="0">
     <w:nsid w:val="1583070A"/>
     <w:multiLevelType w:val="multilevel"/>
     <w:tmpl w:val="6D68C4AC"/>
@@ -1068,7 +6567,7 @@
       </w:rPr>
     </w:lvl>
   </w:abstractNum>
-  <w:abstractNum w:abstractNumId="2" w15:restartNumberingAfterBreak="0">
+  <w:abstractNum w:abstractNumId="7" w15:restartNumberingAfterBreak="0">
     <w:nsid w:val="24CA1246"/>
     <w:multiLevelType w:val="multilevel"/>
     <w:tmpl w:val="9488AD90"/>
@@ -1213,7 +6712,93 @@
       </w:rPr>
     </w:lvl>
   </w:abstractNum>
-  <w:abstractNum w:abstractNumId="3" w15:restartNumberingAfterBreak="0">
+  <w:abstractNum w:abstractNumId="8" w15:restartNumberingAfterBreak="0">
+    <w:nsid w:val="32A058BF"/>
+    <w:multiLevelType w:val="hybridMultilevel"/>
+    <w:tmpl w:val="A8741B28"/>
+    <w:lvl w:ilvl="0" w:tplc="0413000F">
+      <w:start w:val="1"/>
+      <w:numFmt w:val="decimal"/>
+      <w:lvlText w:val="%1."/>
+      <w:lvlJc w:val="left"/>
+      <w:pPr>
+        <w:ind w:left="1080" w:hanging="360"/>
+      </w:pPr>
+    </w:lvl>
+    <w:lvl w:ilvl="1" w:tplc="04130019" w:tentative="1">
+      <w:start w:val="1"/>
+      <w:numFmt w:val="lowerLetter"/>
+      <w:lvlText w:val="%2."/>
+      <w:lvlJc w:val="left"/>
+      <w:pPr>
+        <w:ind w:left="1800" w:hanging="360"/>
+      </w:pPr>
+    </w:lvl>
+    <w:lvl w:ilvl="2" w:tplc="0413001B" w:tentative="1">
+      <w:start w:val="1"/>
+      <w:numFmt w:val="lowerRoman"/>
+      <w:lvlText w:val="%3."/>
+      <w:lvlJc w:val="right"/>
+      <w:pPr>
+        <w:ind w:left="2520" w:hanging="180"/>
+      </w:pPr>
+    </w:lvl>
+    <w:lvl w:ilvl="3" w:tplc="0413000F" w:tentative="1">
+      <w:start w:val="1"/>
+      <w:numFmt w:val="decimal"/>
+      <w:lvlText w:val="%4."/>
+      <w:lvlJc w:val="left"/>
+      <w:pPr>
+        <w:ind w:left="3240" w:hanging="360"/>
+      </w:pPr>
+    </w:lvl>
+    <w:lvl w:ilvl="4" w:tplc="04130019" w:tentative="1">
+      <w:start w:val="1"/>
+      <w:numFmt w:val="lowerLetter"/>
+      <w:lvlText w:val="%5."/>
+      <w:lvlJc w:val="left"/>
+      <w:pPr>
+        <w:ind w:left="3960" w:hanging="360"/>
+      </w:pPr>
+    </w:lvl>
+    <w:lvl w:ilvl="5" w:tplc="0413001B" w:tentative="1">
+      <w:start w:val="1"/>
+      <w:numFmt w:val="lowerRoman"/>
+      <w:lvlText w:val="%6."/>
+      <w:lvlJc w:val="right"/>
+      <w:pPr>
+        <w:ind w:left="4680" w:hanging="180"/>
+      </w:pPr>
+    </w:lvl>
+    <w:lvl w:ilvl="6" w:tplc="0413000F" w:tentative="1">
+      <w:start w:val="1"/>
+      <w:numFmt w:val="decimal"/>
+      <w:lvlText w:val="%7."/>
+      <w:lvlJc w:val="left"/>
+      <w:pPr>
+        <w:ind w:left="5400" w:hanging="360"/>
+      </w:pPr>
+    </w:lvl>
+    <w:lvl w:ilvl="7" w:tplc="04130019" w:tentative="1">
+      <w:start w:val="1"/>
+      <w:numFmt w:val="lowerLetter"/>
+      <w:lvlText w:val="%8."/>
+      <w:lvlJc w:val="left"/>
+      <w:pPr>
+        <w:ind w:left="6120" w:hanging="360"/>
+      </w:pPr>
+    </w:lvl>
+    <w:lvl w:ilvl="8" w:tplc="0413001B" w:tentative="1">
+      <w:start w:val="1"/>
+      <w:numFmt w:val="lowerRoman"/>
+      <w:lvlText w:val="%9."/>
+      <w:lvlJc w:val="right"/>
+      <w:pPr>
+        <w:ind w:left="6840" w:hanging="180"/>
+      </w:pPr>
+    </w:lvl>
+  </w:abstractNum>
+  <w:abstractNum w:abstractNumId="9" w15:restartNumberingAfterBreak="0">
     <w:nsid w:val="32BE540A"/>
     <w:multiLevelType w:val="hybridMultilevel"/>
     <w:tmpl w:val="87A442E6"/>
@@ -1299,7 +6884,432 @@
       </w:pPr>
     </w:lvl>
   </w:abstractNum>
-  <w:abstractNum w:abstractNumId="4" w15:restartNumberingAfterBreak="0">
+  <w:abstractNum w:abstractNumId="10" w15:restartNumberingAfterBreak="0">
+    <w:nsid w:val="332432D5"/>
+    <w:multiLevelType w:val="multilevel"/>
+    <w:tmpl w:val="F1B091A0"/>
+    <w:lvl w:ilvl="0">
+      <w:start w:val="1"/>
+      <w:numFmt w:val="decimal"/>
+      <w:lvlText w:val="%1."/>
+      <w:lvlJc w:val="left"/>
+      <w:pPr>
+        <w:tabs>
+          <w:tab w:val="num" w:pos="720"/>
+        </w:tabs>
+        <w:ind w:left="720" w:hanging="360"/>
+      </w:pPr>
+    </w:lvl>
+    <w:lvl w:ilvl="1">
+      <w:start w:val="1"/>
+      <w:numFmt w:val="decimal"/>
+      <w:lvlText w:val="%2."/>
+      <w:lvlJc w:val="left"/>
+      <w:pPr>
+        <w:ind w:left="1440" w:hanging="360"/>
+      </w:pPr>
+      <w:rPr>
+        <w:rFonts w:hint="default"/>
+      </w:rPr>
+    </w:lvl>
+    <w:lvl w:ilvl="2" w:tentative="1">
+      <w:start w:val="1"/>
+      <w:numFmt w:val="decimal"/>
+      <w:lvlText w:val="%3."/>
+      <w:lvlJc w:val="left"/>
+      <w:pPr>
+        <w:tabs>
+          <w:tab w:val="num" w:pos="2160"/>
+        </w:tabs>
+        <w:ind w:left="2160" w:hanging="360"/>
+      </w:pPr>
+    </w:lvl>
+    <w:lvl w:ilvl="3" w:tentative="1">
+      <w:start w:val="1"/>
+      <w:numFmt w:val="decimal"/>
+      <w:lvlText w:val="%4."/>
+      <w:lvlJc w:val="left"/>
+      <w:pPr>
+        <w:tabs>
+          <w:tab w:val="num" w:pos="2880"/>
+        </w:tabs>
+        <w:ind w:left="2880" w:hanging="360"/>
+      </w:pPr>
+    </w:lvl>
+    <w:lvl w:ilvl="4" w:tentative="1">
+      <w:start w:val="1"/>
+      <w:numFmt w:val="decimal"/>
+      <w:lvlText w:val="%5."/>
+      <w:lvlJc w:val="left"/>
+      <w:pPr>
+        <w:tabs>
+          <w:tab w:val="num" w:pos="3600"/>
+        </w:tabs>
+        <w:ind w:left="3600" w:hanging="360"/>
+      </w:pPr>
+    </w:lvl>
+    <w:lvl w:ilvl="5" w:tentative="1">
+      <w:start w:val="1"/>
+      <w:numFmt w:val="decimal"/>
+      <w:lvlText w:val="%6."/>
+      <w:lvlJc w:val="left"/>
+      <w:pPr>
+        <w:tabs>
+          <w:tab w:val="num" w:pos="4320"/>
+        </w:tabs>
+        <w:ind w:left="4320" w:hanging="360"/>
+      </w:pPr>
+    </w:lvl>
+    <w:lvl w:ilvl="6" w:tentative="1">
+      <w:start w:val="1"/>
+      <w:numFmt w:val="decimal"/>
+      <w:lvlText w:val="%7."/>
+      <w:lvlJc w:val="left"/>
+      <w:pPr>
+        <w:tabs>
+          <w:tab w:val="num" w:pos="5040"/>
+        </w:tabs>
+        <w:ind w:left="5040" w:hanging="360"/>
+      </w:pPr>
+    </w:lvl>
+    <w:lvl w:ilvl="7" w:tentative="1">
+      <w:start w:val="1"/>
+      <w:numFmt w:val="decimal"/>
+      <w:lvlText w:val="%8."/>
+      <w:lvlJc w:val="left"/>
+      <w:pPr>
+        <w:tabs>
+          <w:tab w:val="num" w:pos="5760"/>
+        </w:tabs>
+        <w:ind w:left="5760" w:hanging="360"/>
+      </w:pPr>
+    </w:lvl>
+    <w:lvl w:ilvl="8" w:tentative="1">
+      <w:start w:val="1"/>
+      <w:numFmt w:val="decimal"/>
+      <w:lvlText w:val="%9."/>
+      <w:lvlJc w:val="left"/>
+      <w:pPr>
+        <w:tabs>
+          <w:tab w:val="num" w:pos="6480"/>
+        </w:tabs>
+        <w:ind w:left="6480" w:hanging="360"/>
+      </w:pPr>
+    </w:lvl>
+  </w:abstractNum>
+  <w:abstractNum w:abstractNumId="11" w15:restartNumberingAfterBreak="0">
+    <w:nsid w:val="3D4F49E8"/>
+    <w:multiLevelType w:val="hybridMultilevel"/>
+    <w:tmpl w:val="2A4A9E6C"/>
+    <w:lvl w:ilvl="0" w:tplc="0413000F">
+      <w:start w:val="1"/>
+      <w:numFmt w:val="decimal"/>
+      <w:lvlText w:val="%1."/>
+      <w:lvlJc w:val="left"/>
+      <w:pPr>
+        <w:ind w:left="720" w:hanging="360"/>
+      </w:pPr>
+    </w:lvl>
+    <w:lvl w:ilvl="1" w:tplc="04130019" w:tentative="1">
+      <w:start w:val="1"/>
+      <w:numFmt w:val="lowerLetter"/>
+      <w:lvlText w:val="%2."/>
+      <w:lvlJc w:val="left"/>
+      <w:pPr>
+        <w:ind w:left="1440" w:hanging="360"/>
+      </w:pPr>
+    </w:lvl>
+    <w:lvl w:ilvl="2" w:tplc="0413001B" w:tentative="1">
+      <w:start w:val="1"/>
+      <w:numFmt w:val="lowerRoman"/>
+      <w:lvlText w:val="%3."/>
+      <w:lvlJc w:val="right"/>
+      <w:pPr>
+        <w:ind w:left="2160" w:hanging="180"/>
+      </w:pPr>
+    </w:lvl>
+    <w:lvl w:ilvl="3" w:tplc="0413000F" w:tentative="1">
+      <w:start w:val="1"/>
+      <w:numFmt w:val="decimal"/>
+      <w:lvlText w:val="%4."/>
+      <w:lvlJc w:val="left"/>
+      <w:pPr>
+        <w:ind w:left="2880" w:hanging="360"/>
+      </w:pPr>
+    </w:lvl>
+    <w:lvl w:ilvl="4" w:tplc="04130019" w:tentative="1">
+      <w:start w:val="1"/>
+      <w:numFmt w:val="lowerLetter"/>
+      <w:lvlText w:val="%5."/>
+      <w:lvlJc w:val="left"/>
+      <w:pPr>
+        <w:ind w:left="3600" w:hanging="360"/>
+      </w:pPr>
+    </w:lvl>
+    <w:lvl w:ilvl="5" w:tplc="0413001B" w:tentative="1">
+      <w:start w:val="1"/>
+      <w:numFmt w:val="lowerRoman"/>
+      <w:lvlText w:val="%6."/>
+      <w:lvlJc w:val="right"/>
+      <w:pPr>
+        <w:ind w:left="4320" w:hanging="180"/>
+      </w:pPr>
+    </w:lvl>
+    <w:lvl w:ilvl="6" w:tplc="0413000F" w:tentative="1">
+      <w:start w:val="1"/>
+      <w:numFmt w:val="decimal"/>
+      <w:lvlText w:val="%7."/>
+      <w:lvlJc w:val="left"/>
+      <w:pPr>
+        <w:ind w:left="5040" w:hanging="360"/>
+      </w:pPr>
+    </w:lvl>
+    <w:lvl w:ilvl="7" w:tplc="04130019" w:tentative="1">
+      <w:start w:val="1"/>
+      <w:numFmt w:val="lowerLetter"/>
+      <w:lvlText w:val="%8."/>
+      <w:lvlJc w:val="left"/>
+      <w:pPr>
+        <w:ind w:left="5760" w:hanging="360"/>
+      </w:pPr>
+    </w:lvl>
+    <w:lvl w:ilvl="8" w:tplc="0413001B" w:tentative="1">
+      <w:start w:val="1"/>
+      <w:numFmt w:val="lowerRoman"/>
+      <w:lvlText w:val="%9."/>
+      <w:lvlJc w:val="right"/>
+      <w:pPr>
+        <w:ind w:left="6480" w:hanging="180"/>
+      </w:pPr>
+    </w:lvl>
+  </w:abstractNum>
+  <w:abstractNum w:abstractNumId="12" w15:restartNumberingAfterBreak="0">
+    <w:nsid w:val="3EA203E1"/>
+    <w:multiLevelType w:val="multilevel"/>
+    <w:tmpl w:val="E24C2CC8"/>
+    <w:lvl w:ilvl="0">
+      <w:start w:val="1"/>
+      <w:numFmt w:val="decimal"/>
+      <w:lvlText w:val="%1."/>
+      <w:lvlJc w:val="left"/>
+      <w:pPr>
+        <w:tabs>
+          <w:tab w:val="num" w:pos="720"/>
+        </w:tabs>
+        <w:ind w:left="720" w:hanging="360"/>
+      </w:pPr>
+    </w:lvl>
+    <w:lvl w:ilvl="1" w:tentative="1">
+      <w:start w:val="1"/>
+      <w:numFmt w:val="decimal"/>
+      <w:lvlText w:val="%2."/>
+      <w:lvlJc w:val="left"/>
+      <w:pPr>
+        <w:tabs>
+          <w:tab w:val="num" w:pos="1440"/>
+        </w:tabs>
+        <w:ind w:left="1440" w:hanging="360"/>
+      </w:pPr>
+    </w:lvl>
+    <w:lvl w:ilvl="2" w:tentative="1">
+      <w:start w:val="1"/>
+      <w:numFmt w:val="decimal"/>
+      <w:lvlText w:val="%3."/>
+      <w:lvlJc w:val="left"/>
+      <w:pPr>
+        <w:tabs>
+          <w:tab w:val="num" w:pos="2160"/>
+        </w:tabs>
+        <w:ind w:left="2160" w:hanging="360"/>
+      </w:pPr>
+    </w:lvl>
+    <w:lvl w:ilvl="3" w:tentative="1">
+      <w:start w:val="1"/>
+      <w:numFmt w:val="decimal"/>
+      <w:lvlText w:val="%4."/>
+      <w:lvlJc w:val="left"/>
+      <w:pPr>
+        <w:tabs>
+          <w:tab w:val="num" w:pos="2880"/>
+        </w:tabs>
+        <w:ind w:left="2880" w:hanging="360"/>
+      </w:pPr>
+    </w:lvl>
+    <w:lvl w:ilvl="4" w:tentative="1">
+      <w:start w:val="1"/>
+      <w:numFmt w:val="decimal"/>
+      <w:lvlText w:val="%5."/>
+      <w:lvlJc w:val="left"/>
+      <w:pPr>
+        <w:tabs>
+          <w:tab w:val="num" w:pos="3600"/>
+        </w:tabs>
+        <w:ind w:left="3600" w:hanging="360"/>
+      </w:pPr>
+    </w:lvl>
+    <w:lvl w:ilvl="5" w:tentative="1">
+      <w:start w:val="1"/>
+      <w:numFmt w:val="decimal"/>
+      <w:lvlText w:val="%6."/>
+      <w:lvlJc w:val="left"/>
+      <w:pPr>
+        <w:tabs>
+          <w:tab w:val="num" w:pos="4320"/>
+        </w:tabs>
+        <w:ind w:left="4320" w:hanging="360"/>
+      </w:pPr>
+    </w:lvl>
+    <w:lvl w:ilvl="6" w:tentative="1">
+      <w:start w:val="1"/>
+      <w:numFmt w:val="decimal"/>
+      <w:lvlText w:val="%7."/>
+      <w:lvlJc w:val="left"/>
+      <w:pPr>
+        <w:tabs>
+          <w:tab w:val="num" w:pos="5040"/>
+        </w:tabs>
+        <w:ind w:left="5040" w:hanging="360"/>
+      </w:pPr>
+    </w:lvl>
+    <w:lvl w:ilvl="7" w:tentative="1">
+      <w:start w:val="1"/>
+      <w:numFmt w:val="decimal"/>
+      <w:lvlText w:val="%8."/>
+      <w:lvlJc w:val="left"/>
+      <w:pPr>
+        <w:tabs>
+          <w:tab w:val="num" w:pos="5760"/>
+        </w:tabs>
+        <w:ind w:left="5760" w:hanging="360"/>
+      </w:pPr>
+    </w:lvl>
+    <w:lvl w:ilvl="8" w:tentative="1">
+      <w:start w:val="1"/>
+      <w:numFmt w:val="decimal"/>
+      <w:lvlText w:val="%9."/>
+      <w:lvlJc w:val="left"/>
+      <w:pPr>
+        <w:tabs>
+          <w:tab w:val="num" w:pos="6480"/>
+        </w:tabs>
+        <w:ind w:left="6480" w:hanging="360"/>
+      </w:pPr>
+    </w:lvl>
+  </w:abstractNum>
+  <w:abstractNum w:abstractNumId="13" w15:restartNumberingAfterBreak="0">
+    <w:nsid w:val="4377754D"/>
+    <w:multiLevelType w:val="multilevel"/>
+    <w:tmpl w:val="BBA08130"/>
+    <w:lvl w:ilvl="0">
+      <w:start w:val="1"/>
+      <w:numFmt w:val="decimal"/>
+      <w:lvlText w:val="%1."/>
+      <w:lvlJc w:val="left"/>
+      <w:pPr>
+        <w:tabs>
+          <w:tab w:val="num" w:pos="720"/>
+        </w:tabs>
+        <w:ind w:left="720" w:hanging="360"/>
+      </w:pPr>
+    </w:lvl>
+    <w:lvl w:ilvl="1" w:tentative="1">
+      <w:start w:val="1"/>
+      <w:numFmt w:val="decimal"/>
+      <w:lvlText w:val="%2."/>
+      <w:lvlJc w:val="left"/>
+      <w:pPr>
+        <w:tabs>
+          <w:tab w:val="num" w:pos="1440"/>
+        </w:tabs>
+        <w:ind w:left="1440" w:hanging="360"/>
+      </w:pPr>
+    </w:lvl>
+    <w:lvl w:ilvl="2" w:tentative="1">
+      <w:start w:val="1"/>
+      <w:numFmt w:val="decimal"/>
+      <w:lvlText w:val="%3."/>
+      <w:lvlJc w:val="left"/>
+      <w:pPr>
+        <w:tabs>
+          <w:tab w:val="num" w:pos="2160"/>
+        </w:tabs>
+        <w:ind w:left="2160" w:hanging="360"/>
+      </w:pPr>
+    </w:lvl>
+    <w:lvl w:ilvl="3" w:tentative="1">
+      <w:start w:val="1"/>
+      <w:numFmt w:val="decimal"/>
+      <w:lvlText w:val="%4."/>
+      <w:lvlJc w:val="left"/>
+      <w:pPr>
+        <w:tabs>
+          <w:tab w:val="num" w:pos="2880"/>
+        </w:tabs>
+        <w:ind w:left="2880" w:hanging="360"/>
+      </w:pPr>
+    </w:lvl>
+    <w:lvl w:ilvl="4" w:tentative="1">
+      <w:start w:val="1"/>
+      <w:numFmt w:val="decimal"/>
+      <w:lvlText w:val="%5."/>
+      <w:lvlJc w:val="left"/>
+      <w:pPr>
+        <w:tabs>
+          <w:tab w:val="num" w:pos="3600"/>
+        </w:tabs>
+        <w:ind w:left="3600" w:hanging="360"/>
+      </w:pPr>
+    </w:lvl>
+    <w:lvl w:ilvl="5" w:tentative="1">
+      <w:start w:val="1"/>
+      <w:numFmt w:val="decimal"/>
+      <w:lvlText w:val="%6."/>
+      <w:lvlJc w:val="left"/>
+      <w:pPr>
+        <w:tabs>
+          <w:tab w:val="num" w:pos="4320"/>
+        </w:tabs>
+        <w:ind w:left="4320" w:hanging="360"/>
+      </w:pPr>
+    </w:lvl>
+    <w:lvl w:ilvl="6" w:tentative="1">
+      <w:start w:val="1"/>
+      <w:numFmt w:val="decimal"/>
+      <w:lvlText w:val="%7."/>
+      <w:lvlJc w:val="left"/>
+      <w:pPr>
+        <w:tabs>
+          <w:tab w:val="num" w:pos="5040"/>
+        </w:tabs>
+        <w:ind w:left="5040" w:hanging="360"/>
+      </w:pPr>
+    </w:lvl>
+    <w:lvl w:ilvl="7" w:tentative="1">
+      <w:start w:val="1"/>
+      <w:numFmt w:val="decimal"/>
+      <w:lvlText w:val="%8."/>
+      <w:lvlJc w:val="left"/>
+      <w:pPr>
+        <w:tabs>
+          <w:tab w:val="num" w:pos="5760"/>
+        </w:tabs>
+        <w:ind w:left="5760" w:hanging="360"/>
+      </w:pPr>
+    </w:lvl>
+    <w:lvl w:ilvl="8" w:tentative="1">
+      <w:start w:val="1"/>
+      <w:numFmt w:val="decimal"/>
+      <w:lvlText w:val="%9."/>
+      <w:lvlJc w:val="left"/>
+      <w:pPr>
+        <w:tabs>
+          <w:tab w:val="num" w:pos="6480"/>
+        </w:tabs>
+        <w:ind w:left="6480" w:hanging="360"/>
+      </w:pPr>
+    </w:lvl>
+  </w:abstractNum>
+  <w:abstractNum w:abstractNumId="14" w15:restartNumberingAfterBreak="0">
     <w:nsid w:val="49673DF7"/>
     <w:multiLevelType w:val="hybridMultilevel"/>
     <w:tmpl w:val="87A442E6"/>
@@ -1385,7 +7395,7 @@
       </w:pPr>
     </w:lvl>
   </w:abstractNum>
-  <w:abstractNum w:abstractNumId="5" w15:restartNumberingAfterBreak="0">
+  <w:abstractNum w:abstractNumId="15" w15:restartNumberingAfterBreak="0">
     <w:nsid w:val="51520BA2"/>
     <w:multiLevelType w:val="multilevel"/>
     <w:tmpl w:val="029A24FE"/>
@@ -1498,7 +7508,233 @@
       </w:pPr>
     </w:lvl>
   </w:abstractNum>
-  <w:abstractNum w:abstractNumId="6" w15:restartNumberingAfterBreak="0">
+  <w:abstractNum w:abstractNumId="16" w15:restartNumberingAfterBreak="0">
+    <w:nsid w:val="58376E6D"/>
+    <w:multiLevelType w:val="multilevel"/>
+    <w:tmpl w:val="5B321446"/>
+    <w:lvl w:ilvl="0">
+      <w:start w:val="1"/>
+      <w:numFmt w:val="decimal"/>
+      <w:lvlText w:val="%1."/>
+      <w:lvlJc w:val="left"/>
+      <w:pPr>
+        <w:tabs>
+          <w:tab w:val="num" w:pos="720"/>
+        </w:tabs>
+        <w:ind w:left="720" w:hanging="360"/>
+      </w:pPr>
+    </w:lvl>
+    <w:lvl w:ilvl="1" w:tentative="1">
+      <w:start w:val="1"/>
+      <w:numFmt w:val="decimal"/>
+      <w:lvlText w:val="%2."/>
+      <w:lvlJc w:val="left"/>
+      <w:pPr>
+        <w:tabs>
+          <w:tab w:val="num" w:pos="1440"/>
+        </w:tabs>
+        <w:ind w:left="1440" w:hanging="360"/>
+      </w:pPr>
+    </w:lvl>
+    <w:lvl w:ilvl="2" w:tentative="1">
+      <w:start w:val="1"/>
+      <w:numFmt w:val="decimal"/>
+      <w:lvlText w:val="%3."/>
+      <w:lvlJc w:val="left"/>
+      <w:pPr>
+        <w:tabs>
+          <w:tab w:val="num" w:pos="2160"/>
+        </w:tabs>
+        <w:ind w:left="2160" w:hanging="360"/>
+      </w:pPr>
+    </w:lvl>
+    <w:lvl w:ilvl="3" w:tentative="1">
+      <w:start w:val="1"/>
+      <w:numFmt w:val="decimal"/>
+      <w:lvlText w:val="%4."/>
+      <w:lvlJc w:val="left"/>
+      <w:pPr>
+        <w:tabs>
+          <w:tab w:val="num" w:pos="2880"/>
+        </w:tabs>
+        <w:ind w:left="2880" w:hanging="360"/>
+      </w:pPr>
+    </w:lvl>
+    <w:lvl w:ilvl="4" w:tentative="1">
+      <w:start w:val="1"/>
+      <w:numFmt w:val="decimal"/>
+      <w:lvlText w:val="%5."/>
+      <w:lvlJc w:val="left"/>
+      <w:pPr>
+        <w:tabs>
+          <w:tab w:val="num" w:pos="3600"/>
+        </w:tabs>
+        <w:ind w:left="3600" w:hanging="360"/>
+      </w:pPr>
+    </w:lvl>
+    <w:lvl w:ilvl="5" w:tentative="1">
+      <w:start w:val="1"/>
+      <w:numFmt w:val="decimal"/>
+      <w:lvlText w:val="%6."/>
+      <w:lvlJc w:val="left"/>
+      <w:pPr>
+        <w:tabs>
+          <w:tab w:val="num" w:pos="4320"/>
+        </w:tabs>
+        <w:ind w:left="4320" w:hanging="360"/>
+      </w:pPr>
+    </w:lvl>
+    <w:lvl w:ilvl="6" w:tentative="1">
+      <w:start w:val="1"/>
+      <w:numFmt w:val="decimal"/>
+      <w:lvlText w:val="%7."/>
+      <w:lvlJc w:val="left"/>
+      <w:pPr>
+        <w:tabs>
+          <w:tab w:val="num" w:pos="5040"/>
+        </w:tabs>
+        <w:ind w:left="5040" w:hanging="360"/>
+      </w:pPr>
+    </w:lvl>
+    <w:lvl w:ilvl="7" w:tentative="1">
+      <w:start w:val="1"/>
+      <w:numFmt w:val="decimal"/>
+      <w:lvlText w:val="%8."/>
+      <w:lvlJc w:val="left"/>
+      <w:pPr>
+        <w:tabs>
+          <w:tab w:val="num" w:pos="5760"/>
+        </w:tabs>
+        <w:ind w:left="5760" w:hanging="360"/>
+      </w:pPr>
+    </w:lvl>
+    <w:lvl w:ilvl="8" w:tentative="1">
+      <w:start w:val="1"/>
+      <w:numFmt w:val="decimal"/>
+      <w:lvlText w:val="%9."/>
+      <w:lvlJc w:val="left"/>
+      <w:pPr>
+        <w:tabs>
+          <w:tab w:val="num" w:pos="6480"/>
+        </w:tabs>
+        <w:ind w:left="6480" w:hanging="360"/>
+      </w:pPr>
+    </w:lvl>
+  </w:abstractNum>
+  <w:abstractNum w:abstractNumId="17" w15:restartNumberingAfterBreak="0">
+    <w:nsid w:val="5AE54E67"/>
+    <w:multiLevelType w:val="multilevel"/>
+    <w:tmpl w:val="1B5E4AFA"/>
+    <w:lvl w:ilvl="0">
+      <w:start w:val="1"/>
+      <w:numFmt w:val="decimal"/>
+      <w:lvlText w:val="%1."/>
+      <w:lvlJc w:val="left"/>
+      <w:pPr>
+        <w:tabs>
+          <w:tab w:val="num" w:pos="720"/>
+        </w:tabs>
+        <w:ind w:left="720" w:hanging="360"/>
+      </w:pPr>
+    </w:lvl>
+    <w:lvl w:ilvl="1" w:tentative="1">
+      <w:start w:val="1"/>
+      <w:numFmt w:val="decimal"/>
+      <w:lvlText w:val="%2."/>
+      <w:lvlJc w:val="left"/>
+      <w:pPr>
+        <w:tabs>
+          <w:tab w:val="num" w:pos="1440"/>
+        </w:tabs>
+        <w:ind w:left="1440" w:hanging="360"/>
+      </w:pPr>
+    </w:lvl>
+    <w:lvl w:ilvl="2" w:tentative="1">
+      <w:start w:val="1"/>
+      <w:numFmt w:val="decimal"/>
+      <w:lvlText w:val="%3."/>
+      <w:lvlJc w:val="left"/>
+      <w:pPr>
+        <w:tabs>
+          <w:tab w:val="num" w:pos="2160"/>
+        </w:tabs>
+        <w:ind w:left="2160" w:hanging="360"/>
+      </w:pPr>
+    </w:lvl>
+    <w:lvl w:ilvl="3" w:tentative="1">
+      <w:start w:val="1"/>
+      <w:numFmt w:val="decimal"/>
+      <w:lvlText w:val="%4."/>
+      <w:lvlJc w:val="left"/>
+      <w:pPr>
+        <w:tabs>
+          <w:tab w:val="num" w:pos="2880"/>
+        </w:tabs>
+        <w:ind w:left="2880" w:hanging="360"/>
+      </w:pPr>
+    </w:lvl>
+    <w:lvl w:ilvl="4" w:tentative="1">
+      <w:start w:val="1"/>
+      <w:numFmt w:val="decimal"/>
+      <w:lvlText w:val="%5."/>
+      <w:lvlJc w:val="left"/>
+      <w:pPr>
+        <w:tabs>
+          <w:tab w:val="num" w:pos="3600"/>
+        </w:tabs>
+        <w:ind w:left="3600" w:hanging="360"/>
+      </w:pPr>
+    </w:lvl>
+    <w:lvl w:ilvl="5" w:tentative="1">
+      <w:start w:val="1"/>
+      <w:numFmt w:val="decimal"/>
+      <w:lvlText w:val="%6."/>
+      <w:lvlJc w:val="left"/>
+      <w:pPr>
+        <w:tabs>
+          <w:tab w:val="num" w:pos="4320"/>
+        </w:tabs>
+        <w:ind w:left="4320" w:hanging="360"/>
+      </w:pPr>
+    </w:lvl>
+    <w:lvl w:ilvl="6" w:tentative="1">
+      <w:start w:val="1"/>
+      <w:numFmt w:val="decimal"/>
+      <w:lvlText w:val="%7."/>
+      <w:lvlJc w:val="left"/>
+      <w:pPr>
+        <w:tabs>
+          <w:tab w:val="num" w:pos="5040"/>
+        </w:tabs>
+        <w:ind w:left="5040" w:hanging="360"/>
+      </w:pPr>
+    </w:lvl>
+    <w:lvl w:ilvl="7" w:tentative="1">
+      <w:start w:val="1"/>
+      <w:numFmt w:val="decimal"/>
+      <w:lvlText w:val="%8."/>
+      <w:lvlJc w:val="left"/>
+      <w:pPr>
+        <w:tabs>
+          <w:tab w:val="num" w:pos="5760"/>
+        </w:tabs>
+        <w:ind w:left="5760" w:hanging="360"/>
+      </w:pPr>
+    </w:lvl>
+    <w:lvl w:ilvl="8" w:tentative="1">
+      <w:start w:val="1"/>
+      <w:numFmt w:val="decimal"/>
+      <w:lvlText w:val="%9."/>
+      <w:lvlJc w:val="left"/>
+      <w:pPr>
+        <w:tabs>
+          <w:tab w:val="num" w:pos="6480"/>
+        </w:tabs>
+        <w:ind w:left="6480" w:hanging="360"/>
+      </w:pPr>
+    </w:lvl>
+  </w:abstractNum>
+  <w:abstractNum w:abstractNumId="18" w15:restartNumberingAfterBreak="0">
     <w:nsid w:val="5C143D0F"/>
     <w:multiLevelType w:val="hybridMultilevel"/>
     <w:tmpl w:val="3D48661E"/>
@@ -1584,7 +7820,120 @@
       </w:pPr>
     </w:lvl>
   </w:abstractNum>
-  <w:abstractNum w:abstractNumId="7" w15:restartNumberingAfterBreak="0">
+  <w:abstractNum w:abstractNumId="19" w15:restartNumberingAfterBreak="0">
+    <w:nsid w:val="60601CD8"/>
+    <w:multiLevelType w:val="multilevel"/>
+    <w:tmpl w:val="A8E02758"/>
+    <w:lvl w:ilvl="0">
+      <w:start w:val="1"/>
+      <w:numFmt w:val="decimal"/>
+      <w:lvlText w:val="%1."/>
+      <w:lvlJc w:val="left"/>
+      <w:pPr>
+        <w:tabs>
+          <w:tab w:val="num" w:pos="720"/>
+        </w:tabs>
+        <w:ind w:left="720" w:hanging="360"/>
+      </w:pPr>
+    </w:lvl>
+    <w:lvl w:ilvl="1" w:tentative="1">
+      <w:start w:val="1"/>
+      <w:numFmt w:val="decimal"/>
+      <w:lvlText w:val="%2."/>
+      <w:lvlJc w:val="left"/>
+      <w:pPr>
+        <w:tabs>
+          <w:tab w:val="num" w:pos="1440"/>
+        </w:tabs>
+        <w:ind w:left="1440" w:hanging="360"/>
+      </w:pPr>
+    </w:lvl>
+    <w:lvl w:ilvl="2" w:tentative="1">
+      <w:start w:val="1"/>
+      <w:numFmt w:val="decimal"/>
+      <w:lvlText w:val="%3."/>
+      <w:lvlJc w:val="left"/>
+      <w:pPr>
+        <w:tabs>
+          <w:tab w:val="num" w:pos="2160"/>
+        </w:tabs>
+        <w:ind w:left="2160" w:hanging="360"/>
+      </w:pPr>
+    </w:lvl>
+    <w:lvl w:ilvl="3" w:tentative="1">
+      <w:start w:val="1"/>
+      <w:numFmt w:val="decimal"/>
+      <w:lvlText w:val="%4."/>
+      <w:lvlJc w:val="left"/>
+      <w:pPr>
+        <w:tabs>
+          <w:tab w:val="num" w:pos="2880"/>
+        </w:tabs>
+        <w:ind w:left="2880" w:hanging="360"/>
+      </w:pPr>
+    </w:lvl>
+    <w:lvl w:ilvl="4" w:tentative="1">
+      <w:start w:val="1"/>
+      <w:numFmt w:val="decimal"/>
+      <w:lvlText w:val="%5."/>
+      <w:lvlJc w:val="left"/>
+      <w:pPr>
+        <w:tabs>
+          <w:tab w:val="num" w:pos="3600"/>
+        </w:tabs>
+        <w:ind w:left="3600" w:hanging="360"/>
+      </w:pPr>
+    </w:lvl>
+    <w:lvl w:ilvl="5" w:tentative="1">
+      <w:start w:val="1"/>
+      <w:numFmt w:val="decimal"/>
+      <w:lvlText w:val="%6."/>
+      <w:lvlJc w:val="left"/>
+      <w:pPr>
+        <w:tabs>
+          <w:tab w:val="num" w:pos="4320"/>
+        </w:tabs>
+        <w:ind w:left="4320" w:hanging="360"/>
+      </w:pPr>
+    </w:lvl>
+    <w:lvl w:ilvl="6" w:tentative="1">
+      <w:start w:val="1"/>
+      <w:numFmt w:val="decimal"/>
+      <w:lvlText w:val="%7."/>
+      <w:lvlJc w:val="left"/>
+      <w:pPr>
+        <w:tabs>
+          <w:tab w:val="num" w:pos="5040"/>
+        </w:tabs>
+        <w:ind w:left="5040" w:hanging="360"/>
+      </w:pPr>
+    </w:lvl>
+    <w:lvl w:ilvl="7" w:tentative="1">
+      <w:start w:val="1"/>
+      <w:numFmt w:val="decimal"/>
+      <w:lvlText w:val="%8."/>
+      <w:lvlJc w:val="left"/>
+      <w:pPr>
+        <w:tabs>
+          <w:tab w:val="num" w:pos="5760"/>
+        </w:tabs>
+        <w:ind w:left="5760" w:hanging="360"/>
+      </w:pPr>
+    </w:lvl>
+    <w:lvl w:ilvl="8" w:tentative="1">
+      <w:start w:val="1"/>
+      <w:numFmt w:val="decimal"/>
+      <w:lvlText w:val="%9."/>
+      <w:lvlJc w:val="left"/>
+      <w:pPr>
+        <w:tabs>
+          <w:tab w:val="num" w:pos="6480"/>
+        </w:tabs>
+        <w:ind w:left="6480" w:hanging="360"/>
+      </w:pPr>
+    </w:lvl>
+  </w:abstractNum>
+  <w:abstractNum w:abstractNumId="20" w15:restartNumberingAfterBreak="0">
     <w:nsid w:val="61FE20E2"/>
     <w:multiLevelType w:val="multilevel"/>
     <w:tmpl w:val="4684A370"/>
@@ -1729,7 +8078,408 @@
       </w:rPr>
     </w:lvl>
   </w:abstractNum>
-  <w:abstractNum w:abstractNumId="8" w15:restartNumberingAfterBreak="0">
+  <w:abstractNum w:abstractNumId="21" w15:restartNumberingAfterBreak="0">
+    <w:nsid w:val="64740007"/>
+    <w:multiLevelType w:val="multilevel"/>
+    <w:tmpl w:val="66647C6C"/>
+    <w:lvl w:ilvl="0">
+      <w:start w:val="1"/>
+      <w:numFmt w:val="decimal"/>
+      <w:lvlText w:val="%1."/>
+      <w:lvlJc w:val="left"/>
+      <w:pPr>
+        <w:tabs>
+          <w:tab w:val="num" w:pos="720"/>
+        </w:tabs>
+        <w:ind w:left="720" w:hanging="360"/>
+      </w:pPr>
+    </w:lvl>
+    <w:lvl w:ilvl="1" w:tentative="1">
+      <w:start w:val="1"/>
+      <w:numFmt w:val="decimal"/>
+      <w:lvlText w:val="%2."/>
+      <w:lvlJc w:val="left"/>
+      <w:pPr>
+        <w:tabs>
+          <w:tab w:val="num" w:pos="1440"/>
+        </w:tabs>
+        <w:ind w:left="1440" w:hanging="360"/>
+      </w:pPr>
+    </w:lvl>
+    <w:lvl w:ilvl="2" w:tentative="1">
+      <w:start w:val="1"/>
+      <w:numFmt w:val="decimal"/>
+      <w:lvlText w:val="%3."/>
+      <w:lvlJc w:val="left"/>
+      <w:pPr>
+        <w:tabs>
+          <w:tab w:val="num" w:pos="2160"/>
+        </w:tabs>
+        <w:ind w:left="2160" w:hanging="360"/>
+      </w:pPr>
+    </w:lvl>
+    <w:lvl w:ilvl="3" w:tentative="1">
+      <w:start w:val="1"/>
+      <w:numFmt w:val="decimal"/>
+      <w:lvlText w:val="%4."/>
+      <w:lvlJc w:val="left"/>
+      <w:pPr>
+        <w:tabs>
+          <w:tab w:val="num" w:pos="2880"/>
+        </w:tabs>
+        <w:ind w:left="2880" w:hanging="360"/>
+      </w:pPr>
+    </w:lvl>
+    <w:lvl w:ilvl="4" w:tentative="1">
+      <w:start w:val="1"/>
+      <w:numFmt w:val="decimal"/>
+      <w:lvlText w:val="%5."/>
+      <w:lvlJc w:val="left"/>
+      <w:pPr>
+        <w:tabs>
+          <w:tab w:val="num" w:pos="3600"/>
+        </w:tabs>
+        <w:ind w:left="3600" w:hanging="360"/>
+      </w:pPr>
+    </w:lvl>
+    <w:lvl w:ilvl="5" w:tentative="1">
+      <w:start w:val="1"/>
+      <w:numFmt w:val="decimal"/>
+      <w:lvlText w:val="%6."/>
+      <w:lvlJc w:val="left"/>
+      <w:pPr>
+        <w:tabs>
+          <w:tab w:val="num" w:pos="4320"/>
+        </w:tabs>
+        <w:ind w:left="4320" w:hanging="360"/>
+      </w:pPr>
+    </w:lvl>
+    <w:lvl w:ilvl="6" w:tentative="1">
+      <w:start w:val="1"/>
+      <w:numFmt w:val="decimal"/>
+      <w:lvlText w:val="%7."/>
+      <w:lvlJc w:val="left"/>
+      <w:pPr>
+        <w:tabs>
+          <w:tab w:val="num" w:pos="5040"/>
+        </w:tabs>
+        <w:ind w:left="5040" w:hanging="360"/>
+      </w:pPr>
+    </w:lvl>
+    <w:lvl w:ilvl="7" w:tentative="1">
+      <w:start w:val="1"/>
+      <w:numFmt w:val="decimal"/>
+      <w:lvlText w:val="%8."/>
+      <w:lvlJc w:val="left"/>
+      <w:pPr>
+        <w:tabs>
+          <w:tab w:val="num" w:pos="5760"/>
+        </w:tabs>
+        <w:ind w:left="5760" w:hanging="360"/>
+      </w:pPr>
+    </w:lvl>
+    <w:lvl w:ilvl="8" w:tentative="1">
+      <w:start w:val="1"/>
+      <w:numFmt w:val="decimal"/>
+      <w:lvlText w:val="%9."/>
+      <w:lvlJc w:val="left"/>
+      <w:pPr>
+        <w:tabs>
+          <w:tab w:val="num" w:pos="6480"/>
+        </w:tabs>
+        <w:ind w:left="6480" w:hanging="360"/>
+      </w:pPr>
+    </w:lvl>
+  </w:abstractNum>
+  <w:abstractNum w:abstractNumId="22" w15:restartNumberingAfterBreak="0">
+    <w:nsid w:val="751A3147"/>
+    <w:multiLevelType w:val="hybridMultilevel"/>
+    <w:tmpl w:val="19AAFC62"/>
+    <w:lvl w:ilvl="0" w:tplc="0413000F">
+      <w:start w:val="1"/>
+      <w:numFmt w:val="decimal"/>
+      <w:lvlText w:val="%1."/>
+      <w:lvlJc w:val="left"/>
+      <w:pPr>
+        <w:ind w:left="720" w:hanging="360"/>
+      </w:pPr>
+      <w:rPr>
+        <w:rFonts w:hint="default"/>
+      </w:rPr>
+    </w:lvl>
+    <w:lvl w:ilvl="1" w:tplc="04130019" w:tentative="1">
+      <w:start w:val="1"/>
+      <w:numFmt w:val="lowerLetter"/>
+      <w:lvlText w:val="%2."/>
+      <w:lvlJc w:val="left"/>
+      <w:pPr>
+        <w:ind w:left="1440" w:hanging="360"/>
+      </w:pPr>
+    </w:lvl>
+    <w:lvl w:ilvl="2" w:tplc="0413001B" w:tentative="1">
+      <w:start w:val="1"/>
+      <w:numFmt w:val="lowerRoman"/>
+      <w:lvlText w:val="%3."/>
+      <w:lvlJc w:val="right"/>
+      <w:pPr>
+        <w:ind w:left="2160" w:hanging="180"/>
+      </w:pPr>
+    </w:lvl>
+    <w:lvl w:ilvl="3" w:tplc="0413000F" w:tentative="1">
+      <w:start w:val="1"/>
+      <w:numFmt w:val="decimal"/>
+      <w:lvlText w:val="%4."/>
+      <w:lvlJc w:val="left"/>
+      <w:pPr>
+        <w:ind w:left="2880" w:hanging="360"/>
+      </w:pPr>
+    </w:lvl>
+    <w:lvl w:ilvl="4" w:tplc="04130019" w:tentative="1">
+      <w:start w:val="1"/>
+      <w:numFmt w:val="lowerLetter"/>
+      <w:lvlText w:val="%5."/>
+      <w:lvlJc w:val="left"/>
+      <w:pPr>
+        <w:ind w:left="3600" w:hanging="360"/>
+      </w:pPr>
+    </w:lvl>
+    <w:lvl w:ilvl="5" w:tplc="0413001B" w:tentative="1">
+      <w:start w:val="1"/>
+      <w:numFmt w:val="lowerRoman"/>
+      <w:lvlText w:val="%6."/>
+      <w:lvlJc w:val="right"/>
+      <w:pPr>
+        <w:ind w:left="4320" w:hanging="180"/>
+      </w:pPr>
+    </w:lvl>
+    <w:lvl w:ilvl="6" w:tplc="0413000F" w:tentative="1">
+      <w:start w:val="1"/>
+      <w:numFmt w:val="decimal"/>
+      <w:lvlText w:val="%7."/>
+      <w:lvlJc w:val="left"/>
+      <w:pPr>
+        <w:ind w:left="5040" w:hanging="360"/>
+      </w:pPr>
+    </w:lvl>
+    <w:lvl w:ilvl="7" w:tplc="04130019" w:tentative="1">
+      <w:start w:val="1"/>
+      <w:numFmt w:val="lowerLetter"/>
+      <w:lvlText w:val="%8."/>
+      <w:lvlJc w:val="left"/>
+      <w:pPr>
+        <w:ind w:left="5760" w:hanging="360"/>
+      </w:pPr>
+    </w:lvl>
+    <w:lvl w:ilvl="8" w:tplc="0413001B" w:tentative="1">
+      <w:start w:val="1"/>
+      <w:numFmt w:val="lowerRoman"/>
+      <w:lvlText w:val="%9."/>
+      <w:lvlJc w:val="right"/>
+      <w:pPr>
+        <w:ind w:left="6480" w:hanging="180"/>
+      </w:pPr>
+    </w:lvl>
+  </w:abstractNum>
+  <w:abstractNum w:abstractNumId="23" w15:restartNumberingAfterBreak="0">
+    <w:nsid w:val="77CB7FEB"/>
+    <w:multiLevelType w:val="hybridMultilevel"/>
+    <w:tmpl w:val="87A442E6"/>
+    <w:lvl w:ilvl="0" w:tplc="FFFFFFFF">
+      <w:start w:val="1"/>
+      <w:numFmt w:val="decimal"/>
+      <w:lvlText w:val="%1."/>
+      <w:lvlJc w:val="left"/>
+      <w:pPr>
+        <w:ind w:left="720" w:hanging="360"/>
+      </w:pPr>
+    </w:lvl>
+    <w:lvl w:ilvl="1" w:tplc="FFFFFFFF" w:tentative="1">
+      <w:start w:val="1"/>
+      <w:numFmt w:val="lowerLetter"/>
+      <w:lvlText w:val="%2."/>
+      <w:lvlJc w:val="left"/>
+      <w:pPr>
+        <w:ind w:left="1440" w:hanging="360"/>
+      </w:pPr>
+    </w:lvl>
+    <w:lvl w:ilvl="2" w:tplc="FFFFFFFF" w:tentative="1">
+      <w:start w:val="1"/>
+      <w:numFmt w:val="lowerRoman"/>
+      <w:lvlText w:val="%3."/>
+      <w:lvlJc w:val="right"/>
+      <w:pPr>
+        <w:ind w:left="2160" w:hanging="180"/>
+      </w:pPr>
+    </w:lvl>
+    <w:lvl w:ilvl="3" w:tplc="FFFFFFFF" w:tentative="1">
+      <w:start w:val="1"/>
+      <w:numFmt w:val="decimal"/>
+      <w:lvlText w:val="%4."/>
+      <w:lvlJc w:val="left"/>
+      <w:pPr>
+        <w:ind w:left="2880" w:hanging="360"/>
+      </w:pPr>
+    </w:lvl>
+    <w:lvl w:ilvl="4" w:tplc="FFFFFFFF" w:tentative="1">
+      <w:start w:val="1"/>
+      <w:numFmt w:val="lowerLetter"/>
+      <w:lvlText w:val="%5."/>
+      <w:lvlJc w:val="left"/>
+      <w:pPr>
+        <w:ind w:left="3600" w:hanging="360"/>
+      </w:pPr>
+    </w:lvl>
+    <w:lvl w:ilvl="5" w:tplc="FFFFFFFF" w:tentative="1">
+      <w:start w:val="1"/>
+      <w:numFmt w:val="lowerRoman"/>
+      <w:lvlText w:val="%6."/>
+      <w:lvlJc w:val="right"/>
+      <w:pPr>
+        <w:ind w:left="4320" w:hanging="180"/>
+      </w:pPr>
+    </w:lvl>
+    <w:lvl w:ilvl="6" w:tplc="FFFFFFFF" w:tentative="1">
+      <w:start w:val="1"/>
+      <w:numFmt w:val="decimal"/>
+      <w:lvlText w:val="%7."/>
+      <w:lvlJc w:val="left"/>
+      <w:pPr>
+        <w:ind w:left="5040" w:hanging="360"/>
+      </w:pPr>
+    </w:lvl>
+    <w:lvl w:ilvl="7" w:tplc="FFFFFFFF" w:tentative="1">
+      <w:start w:val="1"/>
+      <w:numFmt w:val="lowerLetter"/>
+      <w:lvlText w:val="%8."/>
+      <w:lvlJc w:val="left"/>
+      <w:pPr>
+        <w:ind w:left="5760" w:hanging="360"/>
+      </w:pPr>
+    </w:lvl>
+    <w:lvl w:ilvl="8" w:tplc="FFFFFFFF" w:tentative="1">
+      <w:start w:val="1"/>
+      <w:numFmt w:val="lowerRoman"/>
+      <w:lvlText w:val="%9."/>
+      <w:lvlJc w:val="right"/>
+      <w:pPr>
+        <w:ind w:left="6480" w:hanging="180"/>
+      </w:pPr>
+    </w:lvl>
+  </w:abstractNum>
+  <w:abstractNum w:abstractNumId="24" w15:restartNumberingAfterBreak="0">
+    <w:nsid w:val="7A1C5083"/>
+    <w:multiLevelType w:val="multilevel"/>
+    <w:tmpl w:val="DBD88D8E"/>
+    <w:lvl w:ilvl="0">
+      <w:start w:val="1"/>
+      <w:numFmt w:val="decimal"/>
+      <w:lvlText w:val="%1."/>
+      <w:lvlJc w:val="left"/>
+      <w:pPr>
+        <w:tabs>
+          <w:tab w:val="num" w:pos="720"/>
+        </w:tabs>
+        <w:ind w:left="720" w:hanging="360"/>
+      </w:pPr>
+    </w:lvl>
+    <w:lvl w:ilvl="1" w:tentative="1">
+      <w:start w:val="1"/>
+      <w:numFmt w:val="decimal"/>
+      <w:lvlText w:val="%2."/>
+      <w:lvlJc w:val="left"/>
+      <w:pPr>
+        <w:tabs>
+          <w:tab w:val="num" w:pos="1440"/>
+        </w:tabs>
+        <w:ind w:left="1440" w:hanging="360"/>
+      </w:pPr>
+    </w:lvl>
+    <w:lvl w:ilvl="2" w:tentative="1">
+      <w:start w:val="1"/>
+      <w:numFmt w:val="decimal"/>
+      <w:lvlText w:val="%3."/>
+      <w:lvlJc w:val="left"/>
+      <w:pPr>
+        <w:tabs>
+          <w:tab w:val="num" w:pos="2160"/>
+        </w:tabs>
+        <w:ind w:left="2160" w:hanging="360"/>
+      </w:pPr>
+    </w:lvl>
+    <w:lvl w:ilvl="3" w:tentative="1">
+      <w:start w:val="1"/>
+      <w:numFmt w:val="decimal"/>
+      <w:lvlText w:val="%4."/>
+      <w:lvlJc w:val="left"/>
+      <w:pPr>
+        <w:tabs>
+          <w:tab w:val="num" w:pos="2880"/>
+        </w:tabs>
+        <w:ind w:left="2880" w:hanging="360"/>
+      </w:pPr>
+    </w:lvl>
+    <w:lvl w:ilvl="4" w:tentative="1">
+      <w:start w:val="1"/>
+      <w:numFmt w:val="decimal"/>
+      <w:lvlText w:val="%5."/>
+      <w:lvlJc w:val="left"/>
+      <w:pPr>
+        <w:tabs>
+          <w:tab w:val="num" w:pos="3600"/>
+        </w:tabs>
+        <w:ind w:left="3600" w:hanging="360"/>
+      </w:pPr>
+    </w:lvl>
+    <w:lvl w:ilvl="5" w:tentative="1">
+      <w:start w:val="1"/>
+      <w:numFmt w:val="decimal"/>
+      <w:lvlText w:val="%6."/>
+      <w:lvlJc w:val="left"/>
+      <w:pPr>
+        <w:tabs>
+          <w:tab w:val="num" w:pos="4320"/>
+        </w:tabs>
+        <w:ind w:left="4320" w:hanging="360"/>
+      </w:pPr>
+    </w:lvl>
+    <w:lvl w:ilvl="6" w:tentative="1">
+      <w:start w:val="1"/>
+      <w:numFmt w:val="decimal"/>
+      <w:lvlText w:val="%7."/>
+      <w:lvlJc w:val="left"/>
+      <w:pPr>
+        <w:tabs>
+          <w:tab w:val="num" w:pos="5040"/>
+        </w:tabs>
+        <w:ind w:left="5040" w:hanging="360"/>
+      </w:pPr>
+    </w:lvl>
+    <w:lvl w:ilvl="7" w:tentative="1">
+      <w:start w:val="1"/>
+      <w:numFmt w:val="decimal"/>
+      <w:lvlText w:val="%8."/>
+      <w:lvlJc w:val="left"/>
+      <w:pPr>
+        <w:tabs>
+          <w:tab w:val="num" w:pos="5760"/>
+        </w:tabs>
+        <w:ind w:left="5760" w:hanging="360"/>
+      </w:pPr>
+    </w:lvl>
+    <w:lvl w:ilvl="8" w:tentative="1">
+      <w:start w:val="1"/>
+      <w:numFmt w:val="decimal"/>
+      <w:lvlText w:val="%9."/>
+      <w:lvlJc w:val="left"/>
+      <w:pPr>
+        <w:tabs>
+          <w:tab w:val="num" w:pos="6480"/>
+        </w:tabs>
+        <w:ind w:left="6480" w:hanging="360"/>
+      </w:pPr>
+    </w:lvl>
+  </w:abstractNum>
+  <w:abstractNum w:abstractNumId="25" w15:restartNumberingAfterBreak="0">
     <w:nsid w:val="7C004FCB"/>
     <w:multiLevelType w:val="multilevel"/>
     <w:tmpl w:val="BA5875E8"/>
@@ -1875,55 +8625,106 @@
     </w:lvl>
   </w:abstractNum>
   <w:num w:numId="1" w16cid:durableId="1322271297">
-    <w:abstractNumId w:val="1"/>
+    <w:abstractNumId w:val="6"/>
   </w:num>
   <w:num w:numId="2" w16cid:durableId="1947809054">
-    <w:abstractNumId w:val="8"/>
+    <w:abstractNumId w:val="25"/>
   </w:num>
   <w:num w:numId="3" w16cid:durableId="1856454720">
-    <w:abstractNumId w:val="2"/>
+    <w:abstractNumId w:val="7"/>
   </w:num>
   <w:num w:numId="4" w16cid:durableId="1755083021">
-    <w:abstractNumId w:val="2"/>
+    <w:abstractNumId w:val="7"/>
     <w:lvlOverride w:ilvl="1">
       <w:startOverride w:val="2"/>
     </w:lvlOverride>
   </w:num>
   <w:num w:numId="5" w16cid:durableId="1428428605">
-    <w:abstractNumId w:val="2"/>
+    <w:abstractNumId w:val="7"/>
     <w:lvlOverride w:ilvl="1">
       <w:startOverride w:val="3"/>
     </w:lvlOverride>
   </w:num>
   <w:num w:numId="6" w16cid:durableId="1153987512">
-    <w:abstractNumId w:val="7"/>
+    <w:abstractNumId w:val="20"/>
   </w:num>
   <w:num w:numId="7" w16cid:durableId="1628703789">
-    <w:abstractNumId w:val="7"/>
+    <w:abstractNumId w:val="20"/>
     <w:lvlOverride w:ilvl="1">
       <w:startOverride w:val="2"/>
     </w:lvlOverride>
   </w:num>
   <w:num w:numId="8" w16cid:durableId="1963460983">
-    <w:abstractNumId w:val="7"/>
+    <w:abstractNumId w:val="20"/>
     <w:lvlOverride w:ilvl="1">
       <w:startOverride w:val="3"/>
     </w:lvlOverride>
   </w:num>
   <w:num w:numId="9" w16cid:durableId="1380058213">
+    <w:abstractNumId w:val="15"/>
+  </w:num>
+  <w:num w:numId="10" w16cid:durableId="1787388186">
+    <w:abstractNumId w:val="18"/>
+  </w:num>
+  <w:num w:numId="11" w16cid:durableId="2072845682">
+    <w:abstractNumId w:val="14"/>
+  </w:num>
+  <w:num w:numId="12" w16cid:durableId="175075034">
+    <w:abstractNumId w:val="2"/>
+  </w:num>
+  <w:num w:numId="13" w16cid:durableId="1085498662">
+    <w:abstractNumId w:val="9"/>
+  </w:num>
+  <w:num w:numId="14" w16cid:durableId="2135564334">
+    <w:abstractNumId w:val="8"/>
+  </w:num>
+  <w:num w:numId="15" w16cid:durableId="123545160">
+    <w:abstractNumId w:val="1"/>
+  </w:num>
+  <w:num w:numId="16" w16cid:durableId="1591084595">
+    <w:abstractNumId w:val="19"/>
+  </w:num>
+  <w:num w:numId="17" w16cid:durableId="1934701042">
+    <w:abstractNumId w:val="17"/>
+  </w:num>
+  <w:num w:numId="18" w16cid:durableId="1214778935">
+    <w:abstractNumId w:val="13"/>
+  </w:num>
+  <w:num w:numId="19" w16cid:durableId="1516380727">
+    <w:abstractNumId w:val="11"/>
+  </w:num>
+  <w:num w:numId="20" w16cid:durableId="2131390069">
+    <w:abstractNumId w:val="3"/>
+  </w:num>
+  <w:num w:numId="21" w16cid:durableId="516235566">
+    <w:abstractNumId w:val="16"/>
+  </w:num>
+  <w:num w:numId="22" w16cid:durableId="1309283238">
+    <w:abstractNumId w:val="21"/>
+  </w:num>
+  <w:num w:numId="23" w16cid:durableId="2014213659">
+    <w:abstractNumId w:val="24"/>
+  </w:num>
+  <w:num w:numId="24" w16cid:durableId="248319086">
+    <w:abstractNumId w:val="4"/>
+  </w:num>
+  <w:num w:numId="25" w16cid:durableId="676811568">
+    <w:abstractNumId w:val="0"/>
+  </w:num>
+  <w:num w:numId="26" w16cid:durableId="646008143">
+    <w:abstractNumId w:val="23"/>
+  </w:num>
+  <w:num w:numId="27" w16cid:durableId="1075661135">
+    <w:abstractNumId w:val="12"/>
+  </w:num>
+  <w:num w:numId="28" w16cid:durableId="1820416236">
     <w:abstractNumId w:val="5"/>
   </w:num>
-  <w:num w:numId="10" w16cid:durableId="1787388186">
-    <w:abstractNumId w:val="6"/>
+  <w:num w:numId="29" w16cid:durableId="1937130740">
+    <w:abstractNumId w:val="22"/>
   </w:num>
-  <w:num w:numId="11" w16cid:durableId="2072845682">
-    <w:abstractNumId w:val="4"/>
-  </w:num>
-  <w:num w:numId="12" w16cid:durableId="175075034">
-    <w:abstractNumId w:val="0"/>
-  </w:num>
-  <w:num w:numId="13" w16cid:durableId="1085498662">
-    <w:abstractNumId w:val="3"/>
+  <w:num w:numId="30" w16cid:durableId="1859922787">
+    <w:abstractNumId w:val="10"/>
   </w:num>
 </w:numbering>
 </file>
@@ -2324,15 +9125,15 @@
     <w:lsdException w:name="Unresolved Mention" w:semiHidden="1" w:unhideWhenUsed="1"/>
     <w:lsdException w:name="Smart Link" w:semiHidden="1" w:unhideWhenUsed="1"/>
   </w:latentStyles>
-  <w:style w:type="paragraph" w:default="1" w:styleId="Standaard">
+  <w:style w:type="paragraph" w:default="1" w:styleId="Normal">
     <w:name w:val="Normal"/>
     <w:qFormat/>
   </w:style>
-  <w:style w:type="paragraph" w:styleId="Kop1">
+  <w:style w:type="paragraph" w:styleId="Heading1">
     <w:name w:val="heading 1"/>
-    <w:basedOn w:val="Standaard"/>
-    <w:next w:val="Standaard"/>
-    <w:link w:val="Kop1Char"/>
+    <w:basedOn w:val="Normal"/>
+    <w:next w:val="Normal"/>
+    <w:link w:val="Heading1Char"/>
     <w:uiPriority w:val="9"/>
     <w:qFormat/>
     <w:rsid w:val="000C71AD"/>
@@ -2349,11 +9150,11 @@
       <w:szCs w:val="40"/>
     </w:rPr>
   </w:style>
-  <w:style w:type="paragraph" w:styleId="Kop2">
+  <w:style w:type="paragraph" w:styleId="Heading2">
     <w:name w:val="heading 2"/>
-    <w:basedOn w:val="Standaard"/>
-    <w:next w:val="Standaard"/>
-    <w:link w:val="Kop2Char"/>
+    <w:basedOn w:val="Normal"/>
+    <w:next w:val="Normal"/>
+    <w:link w:val="Heading2Char"/>
     <w:uiPriority w:val="9"/>
     <w:semiHidden/>
     <w:unhideWhenUsed/>
@@ -2372,11 +9173,11 @@
       <w:szCs w:val="32"/>
     </w:rPr>
   </w:style>
-  <w:style w:type="paragraph" w:styleId="Kop3">
+  <w:style w:type="paragraph" w:styleId="Heading3">
     <w:name w:val="heading 3"/>
-    <w:basedOn w:val="Standaard"/>
-    <w:next w:val="Standaard"/>
-    <w:link w:val="Kop3Char"/>
+    <w:basedOn w:val="Normal"/>
+    <w:next w:val="Normal"/>
+    <w:link w:val="Heading3Char"/>
     <w:uiPriority w:val="9"/>
     <w:semiHidden/>
     <w:unhideWhenUsed/>
@@ -2395,11 +9196,11 @@
       <w:szCs w:val="28"/>
     </w:rPr>
   </w:style>
-  <w:style w:type="paragraph" w:styleId="Kop4">
+  <w:style w:type="paragraph" w:styleId="Heading4">
     <w:name w:val="heading 4"/>
-    <w:basedOn w:val="Standaard"/>
-    <w:next w:val="Standaard"/>
-    <w:link w:val="Kop4Char"/>
+    <w:basedOn w:val="Normal"/>
+    <w:next w:val="Normal"/>
+    <w:link w:val="Heading4Char"/>
     <w:uiPriority w:val="9"/>
     <w:semiHidden/>
     <w:unhideWhenUsed/>
@@ -2418,11 +9219,11 @@
       <w:color w:val="0F4761" w:themeColor="accent1" w:themeShade="BF"/>
     </w:rPr>
   </w:style>
-  <w:style w:type="paragraph" w:styleId="Kop5">
+  <w:style w:type="paragraph" w:styleId="Heading5">
     <w:name w:val="heading 5"/>
-    <w:basedOn w:val="Standaard"/>
-    <w:next w:val="Standaard"/>
-    <w:link w:val="Kop5Char"/>
+    <w:basedOn w:val="Normal"/>
+    <w:next w:val="Normal"/>
+    <w:link w:val="Heading5Char"/>
     <w:uiPriority w:val="9"/>
     <w:semiHidden/>
     <w:unhideWhenUsed/>
@@ -2439,11 +9240,11 @@
       <w:color w:val="0F4761" w:themeColor="accent1" w:themeShade="BF"/>
     </w:rPr>
   </w:style>
-  <w:style w:type="paragraph" w:styleId="Kop6">
+  <w:style w:type="paragraph" w:styleId="Heading6">
     <w:name w:val="heading 6"/>
-    <w:basedOn w:val="Standaard"/>
-    <w:next w:val="Standaard"/>
-    <w:link w:val="Kop6Char"/>
+    <w:basedOn w:val="Normal"/>
+    <w:next w:val="Normal"/>
+    <w:link w:val="Heading6Char"/>
     <w:uiPriority w:val="9"/>
     <w:semiHidden/>
     <w:unhideWhenUsed/>
@@ -2462,11 +9263,11 @@
       <w:color w:val="595959" w:themeColor="text1" w:themeTint="A6"/>
     </w:rPr>
   </w:style>
-  <w:style w:type="paragraph" w:styleId="Kop7">
+  <w:style w:type="paragraph" w:styleId="Heading7">
     <w:name w:val="heading 7"/>
-    <w:basedOn w:val="Standaard"/>
-    <w:next w:val="Standaard"/>
-    <w:link w:val="Kop7Char"/>
+    <w:basedOn w:val="Normal"/>
+    <w:next w:val="Normal"/>
+    <w:link w:val="Heading7Char"/>
     <w:uiPriority w:val="9"/>
     <w:semiHidden/>
     <w:unhideWhenUsed/>
@@ -2483,11 +9284,11 @@
       <w:color w:val="595959" w:themeColor="text1" w:themeTint="A6"/>
     </w:rPr>
   </w:style>
-  <w:style w:type="paragraph" w:styleId="Kop8">
+  <w:style w:type="paragraph" w:styleId="Heading8">
     <w:name w:val="heading 8"/>
-    <w:basedOn w:val="Standaard"/>
-    <w:next w:val="Standaard"/>
-    <w:link w:val="Kop8Char"/>
+    <w:basedOn w:val="Normal"/>
+    <w:next w:val="Normal"/>
+    <w:link w:val="Heading8Char"/>
     <w:uiPriority w:val="9"/>
     <w:semiHidden/>
     <w:unhideWhenUsed/>
@@ -2506,11 +9307,11 @@
       <w:color w:val="272727" w:themeColor="text1" w:themeTint="D8"/>
     </w:rPr>
   </w:style>
-  <w:style w:type="paragraph" w:styleId="Kop9">
+  <w:style w:type="paragraph" w:styleId="Heading9">
     <w:name w:val="heading 9"/>
-    <w:basedOn w:val="Standaard"/>
-    <w:next w:val="Standaard"/>
-    <w:link w:val="Kop9Char"/>
+    <w:basedOn w:val="Normal"/>
+    <w:next w:val="Normal"/>
+    <w:link w:val="Heading9Char"/>
     <w:uiPriority w:val="9"/>
     <w:semiHidden/>
     <w:unhideWhenUsed/>
@@ -2527,13 +9328,12 @@
       <w:color w:val="272727" w:themeColor="text1" w:themeTint="D8"/>
     </w:rPr>
   </w:style>
-  <w:style w:type="character" w:default="1" w:styleId="Standaardalinea-lettertype">
+  <w:style w:type="character" w:default="1" w:styleId="DefaultParagraphFont">
     <w:name w:val="Default Paragraph Font"/>
     <w:uiPriority w:val="1"/>
-    <w:semiHidden/>
     <w:unhideWhenUsed/>
   </w:style>
-  <w:style w:type="table" w:default="1" w:styleId="Standaardtabel">
+  <w:style w:type="table" w:default="1" w:styleId="TableNormal">
     <w:name w:val="Normal Table"/>
     <w:uiPriority w:val="99"/>
     <w:semiHidden/>
@@ -2548,16 +9348,16 @@
       </w:tblCellMar>
     </w:tblPr>
   </w:style>
-  <w:style w:type="numbering" w:default="1" w:styleId="Geenlijst">
+  <w:style w:type="numbering" w:default="1" w:styleId="NoList">
     <w:name w:val="No List"/>
     <w:uiPriority w:val="99"/>
     <w:semiHidden/>
     <w:unhideWhenUsed/>
   </w:style>
-  <w:style w:type="character" w:customStyle="1" w:styleId="Kop1Char">
-    <w:name w:val="Kop 1 Char"/>
-    <w:basedOn w:val="Standaardalinea-lettertype"/>
-    <w:link w:val="Kop1"/>
+  <w:style w:type="character" w:customStyle="1" w:styleId="Heading1Char">
+    <w:name w:val="Heading 1 Char"/>
+    <w:basedOn w:val="DefaultParagraphFont"/>
+    <w:link w:val="Heading1"/>
     <w:uiPriority w:val="9"/>
     <w:rsid w:val="000C71AD"/>
     <w:rPr>
@@ -2567,10 +9367,10 @@
       <w:szCs w:val="40"/>
     </w:rPr>
   </w:style>
-  <w:style w:type="character" w:customStyle="1" w:styleId="Kop2Char">
-    <w:name w:val="Kop 2 Char"/>
-    <w:basedOn w:val="Standaardalinea-lettertype"/>
-    <w:link w:val="Kop2"/>
+  <w:style w:type="character" w:customStyle="1" w:styleId="Heading2Char">
+    <w:name w:val="Heading 2 Char"/>
+    <w:basedOn w:val="DefaultParagraphFont"/>
+    <w:link w:val="Heading2"/>
     <w:uiPriority w:val="9"/>
     <w:semiHidden/>
     <w:rsid w:val="000C71AD"/>
@@ -2581,10 +9381,10 @@
       <w:szCs w:val="32"/>
     </w:rPr>
   </w:style>
-  <w:style w:type="character" w:customStyle="1" w:styleId="Kop3Char">
-    <w:name w:val="Kop 3 Char"/>
-    <w:basedOn w:val="Standaardalinea-lettertype"/>
-    <w:link w:val="Kop3"/>
+  <w:style w:type="character" w:customStyle="1" w:styleId="Heading3Char">
+    <w:name w:val="Heading 3 Char"/>
+    <w:basedOn w:val="DefaultParagraphFont"/>
+    <w:link w:val="Heading3"/>
     <w:uiPriority w:val="9"/>
     <w:semiHidden/>
     <w:rsid w:val="000C71AD"/>
@@ -2595,10 +9395,10 @@
       <w:szCs w:val="28"/>
     </w:rPr>
   </w:style>
-  <w:style w:type="character" w:customStyle="1" w:styleId="Kop4Char">
-    <w:name w:val="Kop 4 Char"/>
-    <w:basedOn w:val="Standaardalinea-lettertype"/>
-    <w:link w:val="Kop4"/>
+  <w:style w:type="character" w:customStyle="1" w:styleId="Heading4Char">
+    <w:name w:val="Heading 4 Char"/>
+    <w:basedOn w:val="DefaultParagraphFont"/>
+    <w:link w:val="Heading4"/>
     <w:uiPriority w:val="9"/>
     <w:semiHidden/>
     <w:rsid w:val="000C71AD"/>
@@ -2609,10 +9409,10 @@
       <w:color w:val="0F4761" w:themeColor="accent1" w:themeShade="BF"/>
     </w:rPr>
   </w:style>
-  <w:style w:type="character" w:customStyle="1" w:styleId="Kop5Char">
-    <w:name w:val="Kop 5 Char"/>
-    <w:basedOn w:val="Standaardalinea-lettertype"/>
-    <w:link w:val="Kop5"/>
+  <w:style w:type="character" w:customStyle="1" w:styleId="Heading5Char">
+    <w:name w:val="Heading 5 Char"/>
+    <w:basedOn w:val="DefaultParagraphFont"/>
+    <w:link w:val="Heading5"/>
     <w:uiPriority w:val="9"/>
     <w:semiHidden/>
     <w:rsid w:val="000C71AD"/>
@@ -2621,10 +9421,10 @@
       <w:color w:val="0F4761" w:themeColor="accent1" w:themeShade="BF"/>
     </w:rPr>
   </w:style>
-  <w:style w:type="character" w:customStyle="1" w:styleId="Kop6Char">
-    <w:name w:val="Kop 6 Char"/>
-    <w:basedOn w:val="Standaardalinea-lettertype"/>
-    <w:link w:val="Kop6"/>
+  <w:style w:type="character" w:customStyle="1" w:styleId="Heading6Char">
+    <w:name w:val="Heading 6 Char"/>
+    <w:basedOn w:val="DefaultParagraphFont"/>
+    <w:link w:val="Heading6"/>
     <w:uiPriority w:val="9"/>
     <w:semiHidden/>
     <w:rsid w:val="000C71AD"/>
@@ -2635,10 +9435,10 @@
       <w:color w:val="595959" w:themeColor="text1" w:themeTint="A6"/>
     </w:rPr>
   </w:style>
-  <w:style w:type="character" w:customStyle="1" w:styleId="Kop7Char">
-    <w:name w:val="Kop 7 Char"/>
-    <w:basedOn w:val="Standaardalinea-lettertype"/>
-    <w:link w:val="Kop7"/>
+  <w:style w:type="character" w:customStyle="1" w:styleId="Heading7Char">
+    <w:name w:val="Heading 7 Char"/>
+    <w:basedOn w:val="DefaultParagraphFont"/>
+    <w:link w:val="Heading7"/>
     <w:uiPriority w:val="9"/>
     <w:semiHidden/>
     <w:rsid w:val="000C71AD"/>
@@ -2647,10 +9447,10 @@
       <w:color w:val="595959" w:themeColor="text1" w:themeTint="A6"/>
     </w:rPr>
   </w:style>
-  <w:style w:type="character" w:customStyle="1" w:styleId="Kop8Char">
-    <w:name w:val="Kop 8 Char"/>
-    <w:basedOn w:val="Standaardalinea-lettertype"/>
-    <w:link w:val="Kop8"/>
+  <w:style w:type="character" w:customStyle="1" w:styleId="Heading8Char">
+    <w:name w:val="Heading 8 Char"/>
+    <w:basedOn w:val="DefaultParagraphFont"/>
+    <w:link w:val="Heading8"/>
     <w:uiPriority w:val="9"/>
     <w:semiHidden/>
     <w:rsid w:val="000C71AD"/>
@@ -2661,10 +9461,10 @@
       <w:color w:val="272727" w:themeColor="text1" w:themeTint="D8"/>
     </w:rPr>
   </w:style>
-  <w:style w:type="character" w:customStyle="1" w:styleId="Kop9Char">
-    <w:name w:val="Kop 9 Char"/>
-    <w:basedOn w:val="Standaardalinea-lettertype"/>
-    <w:link w:val="Kop9"/>
+  <w:style w:type="character" w:customStyle="1" w:styleId="Heading9Char">
+    <w:name w:val="Heading 9 Char"/>
+    <w:basedOn w:val="DefaultParagraphFont"/>
+    <w:link w:val="Heading9"/>
     <w:uiPriority w:val="9"/>
     <w:semiHidden/>
     <w:rsid w:val="000C71AD"/>
@@ -2673,11 +9473,11 @@
       <w:color w:val="272727" w:themeColor="text1" w:themeTint="D8"/>
     </w:rPr>
   </w:style>
-  <w:style w:type="paragraph" w:styleId="Titel">
+  <w:style w:type="paragraph" w:styleId="Title">
     <w:name w:val="Title"/>
-    <w:basedOn w:val="Standaard"/>
-    <w:next w:val="Standaard"/>
-    <w:link w:val="TitelChar"/>
+    <w:basedOn w:val="Normal"/>
+    <w:next w:val="Normal"/>
+    <w:link w:val="TitleChar"/>
     <w:uiPriority w:val="10"/>
     <w:qFormat/>
     <w:rsid w:val="000C71AD"/>
@@ -2693,10 +9493,10 @@
       <w:szCs w:val="56"/>
     </w:rPr>
   </w:style>
-  <w:style w:type="character" w:customStyle="1" w:styleId="TitelChar">
-    <w:name w:val="Titel Char"/>
-    <w:basedOn w:val="Standaardalinea-lettertype"/>
-    <w:link w:val="Titel"/>
+  <w:style w:type="character" w:customStyle="1" w:styleId="TitleChar">
+    <w:name w:val="Title Char"/>
+    <w:basedOn w:val="DefaultParagraphFont"/>
+    <w:link w:val="Title"/>
     <w:uiPriority w:val="10"/>
     <w:rsid w:val="000C71AD"/>
     <w:rPr>
@@ -2707,11 +9507,11 @@
       <w:szCs w:val="56"/>
     </w:rPr>
   </w:style>
-  <w:style w:type="paragraph" w:styleId="Ondertitel">
+  <w:style w:type="paragraph" w:styleId="Subtitle">
     <w:name w:val="Subtitle"/>
-    <w:basedOn w:val="Standaard"/>
-    <w:next w:val="Standaard"/>
-    <w:link w:val="OndertitelChar"/>
+    <w:basedOn w:val="Normal"/>
+    <w:next w:val="Normal"/>
+    <w:link w:val="SubtitleChar"/>
     <w:uiPriority w:val="11"/>
     <w:qFormat/>
     <w:rsid w:val="000C71AD"/>
@@ -2728,10 +9528,10 @@
       <w:szCs w:val="28"/>
     </w:rPr>
   </w:style>
-  <w:style w:type="character" w:customStyle="1" w:styleId="OndertitelChar">
-    <w:name w:val="Ondertitel Char"/>
-    <w:basedOn w:val="Standaardalinea-lettertype"/>
-    <w:link w:val="Ondertitel"/>
+  <w:style w:type="character" w:customStyle="1" w:styleId="SubtitleChar">
+    <w:name w:val="Subtitle Char"/>
+    <w:basedOn w:val="DefaultParagraphFont"/>
+    <w:link w:val="Subtitle"/>
     <w:uiPriority w:val="11"/>
     <w:rsid w:val="000C71AD"/>
     <w:rPr>
@@ -2742,11 +9542,11 @@
       <w:szCs w:val="28"/>
     </w:rPr>
   </w:style>
-  <w:style w:type="paragraph" w:styleId="Citaat">
+  <w:style w:type="paragraph" w:styleId="Quote">
     <w:name w:val="Quote"/>
-    <w:basedOn w:val="Standaard"/>
-    <w:next w:val="Standaard"/>
-    <w:link w:val="CitaatChar"/>
+    <w:basedOn w:val="Normal"/>
+    <w:next w:val="Normal"/>
+    <w:link w:val="QuoteChar"/>
     <w:uiPriority w:val="29"/>
     <w:qFormat/>
     <w:rsid w:val="000C71AD"/>
@@ -2760,10 +9560,10 @@
       <w:color w:val="404040" w:themeColor="text1" w:themeTint="BF"/>
     </w:rPr>
   </w:style>
-  <w:style w:type="character" w:customStyle="1" w:styleId="CitaatChar">
-    <w:name w:val="Citaat Char"/>
-    <w:basedOn w:val="Standaardalinea-lettertype"/>
-    <w:link w:val="Citaat"/>
+  <w:style w:type="character" w:customStyle="1" w:styleId="QuoteChar">
+    <w:name w:val="Quote Char"/>
+    <w:basedOn w:val="DefaultParagraphFont"/>
+    <w:link w:val="Quote"/>
     <w:uiPriority w:val="29"/>
     <w:rsid w:val="000C71AD"/>
     <w:rPr>
@@ -2772,9 +9572,9 @@
       <w:color w:val="404040" w:themeColor="text1" w:themeTint="BF"/>
     </w:rPr>
   </w:style>
-  <w:style w:type="paragraph" w:styleId="Lijstalinea">
+  <w:style w:type="paragraph" w:styleId="ListParagraph">
     <w:name w:val="List Paragraph"/>
-    <w:basedOn w:val="Standaard"/>
+    <w:basedOn w:val="Normal"/>
     <w:uiPriority w:val="34"/>
     <w:qFormat/>
     <w:rsid w:val="000C71AD"/>
@@ -2783,9 +9583,9 @@
       <w:contextualSpacing/>
     </w:pPr>
   </w:style>
-  <w:style w:type="character" w:styleId="Intensievebenadrukking">
+  <w:style w:type="character" w:styleId="IntenseEmphasis">
     <w:name w:val="Intense Emphasis"/>
-    <w:basedOn w:val="Standaardalinea-lettertype"/>
+    <w:basedOn w:val="DefaultParagraphFont"/>
     <w:uiPriority w:val="21"/>
     <w:qFormat/>
     <w:rsid w:val="000C71AD"/>
@@ -2795,11 +9595,11 @@
       <w:color w:val="0F4761" w:themeColor="accent1" w:themeShade="BF"/>
     </w:rPr>
   </w:style>
-  <w:style w:type="paragraph" w:styleId="Duidelijkcitaat">
+  <w:style w:type="paragraph" w:styleId="IntenseQuote">
     <w:name w:val="Intense Quote"/>
-    <w:basedOn w:val="Standaard"/>
-    <w:next w:val="Standaard"/>
-    <w:link w:val="DuidelijkcitaatChar"/>
+    <w:basedOn w:val="Normal"/>
+    <w:next w:val="Normal"/>
+    <w:link w:val="IntenseQuoteChar"/>
     <w:uiPriority w:val="30"/>
     <w:qFormat/>
     <w:rsid w:val="000C71AD"/>
@@ -2818,10 +9618,10 @@
       <w:color w:val="0F4761" w:themeColor="accent1" w:themeShade="BF"/>
     </w:rPr>
   </w:style>
-  <w:style w:type="character" w:customStyle="1" w:styleId="DuidelijkcitaatChar">
-    <w:name w:val="Duidelijk citaat Char"/>
-    <w:basedOn w:val="Standaardalinea-lettertype"/>
-    <w:link w:val="Duidelijkcitaat"/>
+  <w:style w:type="character" w:customStyle="1" w:styleId="IntenseQuoteChar">
+    <w:name w:val="Intense Quote Char"/>
+    <w:basedOn w:val="DefaultParagraphFont"/>
+    <w:link w:val="IntenseQuote"/>
     <w:uiPriority w:val="30"/>
     <w:rsid w:val="000C71AD"/>
     <w:rPr>
@@ -2830,9 +9630,9 @@
       <w:color w:val="0F4761" w:themeColor="accent1" w:themeShade="BF"/>
     </w:rPr>
   </w:style>
-  <w:style w:type="character" w:styleId="Intensieveverwijzing">
+  <w:style w:type="character" w:styleId="IntenseReference">
     <w:name w:val="Intense Reference"/>
-    <w:basedOn w:val="Standaardalinea-lettertype"/>
+    <w:basedOn w:val="DefaultParagraphFont"/>
     <w:uiPriority w:val="32"/>
     <w:qFormat/>
     <w:rsid w:val="000C71AD"/>
@@ -3143,50 +9943,23 @@
 </file>
 
 <file path=customXml/item1.xml><?xml version="1.0" encoding="utf-8"?>
-<p:properties xmlns:p="http://schemas.microsoft.com/office/2006/metadata/properties" xmlns:xsi="http://www.w3.org/2001/XMLSchema-instance" xmlns:pc="http://schemas.microsoft.com/office/infopath/2007/PartnerControls">
-  <documentManagement>
-    <TaxCatchAll xmlns="32dd6115-ce5d-46b4-b638-9e7d5ca6cbee" xsi:nil="true"/>
-    <lcf76f155ced4ddcb4097134ff3c332f xmlns="094ecc41-7a37-40c9-8390-f18431712098">
-      <Terms xmlns="http://schemas.microsoft.com/office/infopath/2007/PartnerControls"/>
-    </lcf76f155ced4ddcb4097134ff3c332f>
-  </documentManagement>
-</p:properties>
-</file>
-
-<file path=customXml/item2.xml><?xml version="1.0" encoding="utf-8"?>
-<?mso-contentType ?>
-<FormTemplates xmlns="http://schemas.microsoft.com/sharepoint/v3/contenttype/forms">
-  <Display>DocumentLibraryForm</Display>
-  <Edit>DocumentLibraryForm</Edit>
-  <New>DocumentLibraryForm</New>
-</FormTemplates>
-</file>
-
-<file path=customXml/item3.xml><?xml version="1.0" encoding="utf-8"?>
-<ct:contentTypeSchema xmlns:ct="http://schemas.microsoft.com/office/2006/metadata/contentType" xmlns:ma="http://schemas.microsoft.com/office/2006/metadata/properties/metaAttributes" ct:_="" ma:_="" ma:contentTypeName="Document" ma:contentTypeID="0x010100D5188FA4F7421B4A93E65E307A769E27" ma:contentTypeVersion="15" ma:contentTypeDescription="Een nieuw document maken." ma:contentTypeScope="" ma:versionID="9bfd002f47f5f7e7b2724518f3fad1a5">
-  <xsd:schema xmlns:xsd="http://www.w3.org/2001/XMLSchema" xmlns:xs="http://www.w3.org/2001/XMLSchema" xmlns:p="http://schemas.microsoft.com/office/2006/metadata/properties" xmlns:ns2="094ecc41-7a37-40c9-8390-f18431712098" xmlns:ns3="32dd6115-ce5d-46b4-b638-9e7d5ca6cbee" targetNamespace="http://schemas.microsoft.com/office/2006/metadata/properties" ma:root="true" ma:fieldsID="e2c1118370456e9a6d2939e9bd0f2e89" ns2:_="" ns3:_="">
-    <xsd:import namespace="094ecc41-7a37-40c9-8390-f18431712098"/>
-    <xsd:import namespace="32dd6115-ce5d-46b4-b638-9e7d5ca6cbee"/>
+<ct:contentTypeSchema xmlns:ct="http://schemas.microsoft.com/office/2006/metadata/contentType" xmlns:ma="http://schemas.microsoft.com/office/2006/metadata/properties/metaAttributes" ct:_="" ma:_="" ma:contentTypeName="Document" ma:contentTypeID="0x0101009D3FF5477DB7A244AC392F0BFF90651A" ma:contentTypeVersion="8" ma:contentTypeDescription="Een nieuw document maken." ma:contentTypeScope="" ma:versionID="933532a4e7ce8c1b9fcdbc3dd44e24d3">
+  <xsd:schema xmlns:xsd="http://www.w3.org/2001/XMLSchema" xmlns:xs="http://www.w3.org/2001/XMLSchema" xmlns:p="http://schemas.microsoft.com/office/2006/metadata/properties" xmlns:ns2="f146dede-f291-467c-b2a9-cc4ee6b7da56" targetNamespace="http://schemas.microsoft.com/office/2006/metadata/properties" ma:root="true" ma:fieldsID="8b762ee4c99d9e205bc6ace67086e7be" ns2:_="">
+    <xsd:import namespace="f146dede-f291-467c-b2a9-cc4ee6b7da56"/>
     <xsd:element name="properties">
       <xsd:complexType>
         <xsd:sequence>
           <xsd:element name="documentManagement">
             <xsd:complexType>
               <xsd:all>
+                <xsd:element ref="ns2:ReferenceId" minOccurs="0"/>
                 <xsd:element ref="ns2:MediaServiceMetadata" minOccurs="0"/>
                 <xsd:element ref="ns2:MediaServiceFastMetadata" minOccurs="0"/>
-                <xsd:element ref="ns2:lcf76f155ced4ddcb4097134ff3c332f" minOccurs="0"/>
-                <xsd:element ref="ns3:TaxCatchAll" minOccurs="0"/>
-                <xsd:element ref="ns2:MediaServiceOCR" minOccurs="0"/>
+                <xsd:element ref="ns2:MediaServiceSearchProperties" minOccurs="0"/>
+                <xsd:element ref="ns2:MediaServiceBillingMetadata" minOccurs="0"/>
                 <xsd:element ref="ns2:MediaServiceGenerationTime" minOccurs="0"/>
                 <xsd:element ref="ns2:MediaServiceEventHashCode" minOccurs="0"/>
-                <xsd:element ref="ns2:MediaServiceDateTaken" minOccurs="0"/>
-                <xsd:element ref="ns2:MediaServiceObjectDetectorVersions" minOccurs="0"/>
-                <xsd:element ref="ns3:SharedWithUsers" minOccurs="0"/>
-                <xsd:element ref="ns3:SharedWithDetails" minOccurs="0"/>
                 <xsd:element ref="ns2:MediaLengthInSeconds" minOccurs="0"/>
-                <xsd:element ref="ns2:MediaServiceSearchProperties" minOccurs="0"/>
-                <xsd:element ref="ns2:MediaServiceLocation" minOccurs="0"/>
               </xsd:all>
             </xsd:complexType>
           </xsd:element>
@@ -3194,107 +9967,47 @@
       </xsd:complexType>
     </xsd:element>
   </xsd:schema>
-  <xsd:schema xmlns:xsd="http://www.w3.org/2001/XMLSchema" xmlns:xs="http://www.w3.org/2001/XMLSchema" xmlns:dms="http://schemas.microsoft.com/office/2006/documentManagement/types" xmlns:pc="http://schemas.microsoft.com/office/infopath/2007/PartnerControls" targetNamespace="094ecc41-7a37-40c9-8390-f18431712098" elementFormDefault="qualified">
+  <xsd:schema xmlns:xsd="http://www.w3.org/2001/XMLSchema" xmlns:xs="http://www.w3.org/2001/XMLSchema" xmlns:dms="http://schemas.microsoft.com/office/2006/documentManagement/types" xmlns:pc="http://schemas.microsoft.com/office/infopath/2007/PartnerControls" targetNamespace="f146dede-f291-467c-b2a9-cc4ee6b7da56" elementFormDefault="qualified">
     <xsd:import namespace="http://schemas.microsoft.com/office/2006/documentManagement/types"/>
     <xsd:import namespace="http://schemas.microsoft.com/office/infopath/2007/PartnerControls"/>
-    <xsd:element name="MediaServiceMetadata" ma:index="8" nillable="true" ma:displayName="MediaServiceMetadata" ma:hidden="true" ma:internalName="MediaServiceMetadata" ma:readOnly="true">
+    <xsd:element name="ReferenceId" ma:index="8" nillable="true" ma:displayName="ReferenceId" ma:indexed="true" ma:internalName="ReferenceId">
+      <xsd:simpleType>
+        <xsd:restriction base="dms:Text"/>
+      </xsd:simpleType>
+    </xsd:element>
+    <xsd:element name="MediaServiceMetadata" ma:index="9" nillable="true" ma:displayName="MediaServiceMetadata" ma:hidden="true" ma:internalName="MediaServiceMetadata" ma:readOnly="true">
       <xsd:simpleType>
         <xsd:restriction base="dms:Note"/>
       </xsd:simpleType>
     </xsd:element>
-    <xsd:element name="MediaServiceFastMetadata" ma:index="9" nillable="true" ma:displayName="MediaServiceFastMetadata" ma:hidden="true" ma:internalName="MediaServiceFastMetadata" ma:readOnly="true">
+    <xsd:element name="MediaServiceFastMetadata" ma:index="10" nillable="true" ma:displayName="MediaServiceFastMetadata" ma:hidden="true" ma:internalName="MediaServiceFastMetadata" ma:readOnly="true">
       <xsd:simpleType>
         <xsd:restriction base="dms:Note"/>
       </xsd:simpleType>
     </xsd:element>
-    <xsd:element name="lcf76f155ced4ddcb4097134ff3c332f" ma:index="11" nillable="true" ma:taxonomy="true" ma:internalName="lcf76f155ced4ddcb4097134ff3c332f" ma:taxonomyFieldName="MediaServiceImageTags" ma:displayName="Afbeeldingtags" ma:readOnly="false" ma:fieldId="{5cf76f15-5ced-4ddc-b409-7134ff3c332f}" ma:taxonomyMulti="true" ma:sspId="913d8191-1fa0-4b0e-82ea-9b3ed889c571" ma:termSetId="09814cd3-568e-fe90-9814-8d621ff8fb84" ma:anchorId="fba54fb3-c3e1-fe81-a776-ca4b69148c4d" ma:open="true" ma:isKeyword="false">
-      <xsd:complexType>
-        <xsd:sequence>
-          <xsd:element ref="pc:Terms" minOccurs="0" maxOccurs="1"/>
-        </xsd:sequence>
-      </xsd:complexType>
-    </xsd:element>
-    <xsd:element name="MediaServiceOCR" ma:index="13" nillable="true" ma:displayName="Extracted Text" ma:internalName="MediaServiceOCR" ma:readOnly="true">
+    <xsd:element name="MediaServiceSearchProperties" ma:index="11" nillable="true" ma:displayName="MediaServiceSearchProperties" ma:hidden="true" ma:internalName="MediaServiceSearchProperties" ma:readOnly="true">
       <xsd:simpleType>
-        <xsd:restriction base="dms:Note">
-          <xsd:maxLength value="255"/>
-        </xsd:restriction>
+        <xsd:restriction base="dms:Note"/>
       </xsd:simpleType>
     </xsd:element>
-    <xsd:element name="MediaServiceGenerationTime" ma:index="14" nillable="true" ma:displayName="MediaServiceGenerationTime" ma:hidden="true" ma:internalName="MediaServiceGenerationTime" ma:readOnly="true">
+    <xsd:element name="MediaServiceBillingMetadata" ma:index="12" nillable="true" ma:displayName="MediaServiceBillingMetadata" ma:hidden="true" ma:internalName="MediaServiceBillingMetadata" ma:readOnly="true">
+      <xsd:simpleType>
+        <xsd:restriction base="dms:Note"/>
+      </xsd:simpleType>
+    </xsd:element>
+    <xsd:element name="MediaServiceGenerationTime" ma:index="13" nillable="true" ma:displayName="MediaServiceGenerationTime" ma:hidden="true" ma:internalName="MediaServiceGenerationTime" ma:readOnly="true">
       <xsd:simpleType>
         <xsd:restriction base="dms:Text"/>
       </xsd:simpleType>
     </xsd:element>
-    <xsd:element name="MediaServiceEventHashCode" ma:index="15" nillable="true" ma:displayName="MediaServiceEventHashCode" ma:hidden="true" ma:internalName="MediaServiceEventHashCode" ma:readOnly="true">
+    <xsd:element name="MediaServiceEventHashCode" ma:index="14" nillable="true" ma:displayName="MediaServiceEventHashCode" ma:hidden="true" ma:internalName="MediaServiceEventHashCode" ma:readOnly="true">
       <xsd:simpleType>
         <xsd:restriction base="dms:Text"/>
       </xsd:simpleType>
     </xsd:element>
-    <xsd:element name="MediaServiceDateTaken" ma:index="16" nillable="true" ma:displayName="MediaServiceDateTaken" ma:hidden="true" ma:indexed="true" ma:internalName="MediaServiceDateTaken" ma:readOnly="true">
-      <xsd:simpleType>
-        <xsd:restriction base="dms:Text"/>
-      </xsd:simpleType>
-    </xsd:element>
-    <xsd:element name="MediaServiceObjectDetectorVersions" ma:index="17" nillable="true" ma:displayName="MediaServiceObjectDetectorVersions" ma:hidden="true" ma:indexed="true" ma:internalName="MediaServiceObjectDetectorVersions" ma:readOnly="true">
-      <xsd:simpleType>
-        <xsd:restriction base="dms:Text"/>
-      </xsd:simpleType>
-    </xsd:element>
-    <xsd:element name="MediaLengthInSeconds" ma:index="20" nillable="true" ma:displayName="MediaLengthInSeconds" ma:hidden="true" ma:internalName="MediaLengthInSeconds" ma:readOnly="true">
+    <xsd:element name="MediaLengthInSeconds" ma:index="15" nillable="true" ma:displayName="MediaLengthInSeconds" ma:hidden="true" ma:internalName="MediaLengthInSeconds" ma:readOnly="true">
       <xsd:simpleType>
         <xsd:restriction base="dms:Unknown"/>
-      </xsd:simpleType>
-    </xsd:element>
-    <xsd:element name="MediaServiceSearchProperties" ma:index="21" nillable="true" ma:displayName="MediaServiceSearchProperties" ma:hidden="true" ma:internalName="MediaServiceSearchProperties" ma:readOnly="true">
-      <xsd:simpleType>
-        <xsd:restriction base="dms:Note"/>
-      </xsd:simpleType>
-    </xsd:element>
-    <xsd:element name="MediaServiceLocation" ma:index="22" nillable="true" ma:displayName="Location" ma:indexed="true" ma:internalName="MediaServiceLocation" ma:readOnly="true">
-      <xsd:simpleType>
-        <xsd:restriction base="dms:Text"/>
-      </xsd:simpleType>
-    </xsd:element>
-  </xsd:schema>
-  <xsd:schema xmlns:xsd="http://www.w3.org/2001/XMLSchema" xmlns:xs="http://www.w3.org/2001/XMLSchema" xmlns:dms="http://schemas.microsoft.com/office/2006/documentManagement/types" xmlns:pc="http://schemas.microsoft.com/office/infopath/2007/PartnerControls" targetNamespace="32dd6115-ce5d-46b4-b638-9e7d5ca6cbee" elementFormDefault="qualified">
-    <xsd:import namespace="http://schemas.microsoft.com/office/2006/documentManagement/types"/>
-    <xsd:import namespace="http://schemas.microsoft.com/office/infopath/2007/PartnerControls"/>
-    <xsd:element name="TaxCatchAll" ma:index="12" nillable="true" ma:displayName="Taxonomy Catch All Column" ma:hidden="true" ma:list="{3ce8e41d-e4ee-4c63-be71-563cd362734e}" ma:internalName="TaxCatchAll" ma:showField="CatchAllData" ma:web="32dd6115-ce5d-46b4-b638-9e7d5ca6cbee">
-      <xsd:complexType>
-        <xsd:complexContent>
-          <xsd:extension base="dms:MultiChoiceLookup">
-            <xsd:sequence>
-              <xsd:element name="Value" type="dms:Lookup" maxOccurs="unbounded" minOccurs="0" nillable="true"/>
-            </xsd:sequence>
-          </xsd:extension>
-        </xsd:complexContent>
-      </xsd:complexType>
-    </xsd:element>
-    <xsd:element name="SharedWithUsers" ma:index="18" nillable="true" ma:displayName="Gedeeld met" ma:internalName="SharedWithUsers" ma:readOnly="true">
-      <xsd:complexType>
-        <xsd:complexContent>
-          <xsd:extension base="dms:UserMulti">
-            <xsd:sequence>
-              <xsd:element name="UserInfo" minOccurs="0" maxOccurs="unbounded">
-                <xsd:complexType>
-                  <xsd:sequence>
-                    <xsd:element name="DisplayName" type="xsd:string" minOccurs="0"/>
-                    <xsd:element name="AccountId" type="dms:UserId" minOccurs="0" nillable="true"/>
-                    <xsd:element name="AccountType" type="xsd:string" minOccurs="0"/>
-                  </xsd:sequence>
-                </xsd:complexType>
-              </xsd:element>
-            </xsd:sequence>
-          </xsd:extension>
-        </xsd:complexContent>
-      </xsd:complexType>
-    </xsd:element>
-    <xsd:element name="SharedWithDetails" ma:index="19" nillable="true" ma:displayName="Gedeeld met details" ma:internalName="SharedWithDetails" ma:readOnly="true">
-      <xsd:simpleType>
-        <xsd:restriction base="dms:Note">
-          <xsd:maxLength value="255"/>
-        </xsd:restriction>
       </xsd:simpleType>
     </xsd:element>
   </xsd:schema>
@@ -3397,34 +10110,31 @@
 </ct:contentTypeSchema>
 </file>
 
-<file path=customXml/itemProps1.xml><?xml version="1.0" encoding="utf-8"?>
-<ds:datastoreItem xmlns:ds="http://schemas.openxmlformats.org/officeDocument/2006/customXml" ds:itemID="{12922F36-55F1-486C-AA45-86287294FBCC}">
-  <ds:schemaRefs>
-    <ds:schemaRef ds:uri="http://schemas.microsoft.com/office/2006/metadata/properties"/>
-    <ds:schemaRef ds:uri="http://schemas.microsoft.com/office/infopath/2007/PartnerControls"/>
-    <ds:schemaRef ds:uri="32dd6115-ce5d-46b4-b638-9e7d5ca6cbee"/>
-    <ds:schemaRef ds:uri="094ecc41-7a37-40c9-8390-f18431712098"/>
-  </ds:schemaRefs>
-</ds:datastoreItem>
+<file path=customXml/item2.xml><?xml version="1.0" encoding="utf-8"?>
+<p:properties xmlns:p="http://schemas.microsoft.com/office/2006/metadata/properties" xmlns:xsi="http://www.w3.org/2001/XMLSchema-instance" xmlns:pc="http://schemas.microsoft.com/office/infopath/2007/PartnerControls">
+  <documentManagement>
+    <ReferenceId xmlns="f146dede-f291-467c-b2a9-cc4ee6b7da56" xsi:nil="true"/>
+  </documentManagement>
+</p:properties>
 </file>
 
-<file path=customXml/itemProps2.xml><?xml version="1.0" encoding="utf-8"?>
-<ds:datastoreItem xmlns:ds="http://schemas.openxmlformats.org/officeDocument/2006/customXml" ds:itemID="{2ABD75BD-0EC0-4203-BD0D-0E29491F4147}">
-  <ds:schemaRefs>
-    <ds:schemaRef ds:uri="http://schemas.microsoft.com/sharepoint/v3/contenttype/forms"/>
-  </ds:schemaRefs>
-</ds:datastoreItem>
+<file path=customXml/item3.xml><?xml version="1.0" encoding="utf-8"?>
+<?mso-contentType ?>
+<FormTemplates xmlns="http://schemas.microsoft.com/sharepoint/v3/contenttype/forms">
+  <Display>DocumentLibraryForm</Display>
+  <Edit>DocumentLibraryForm</Edit>
+  <New>DocumentLibraryForm</New>
+</FormTemplates>
 </file>
 
-<file path=customXml/itemProps3.xml><?xml version="1.0" encoding="utf-8"?>
-<ds:datastoreItem xmlns:ds="http://schemas.openxmlformats.org/officeDocument/2006/customXml" ds:itemID="{A14AD147-08DA-47D4-8F12-6F6A85430E28}">
+<file path=customXml/itemProps1.xml><?xml version="1.0" encoding="utf-8"?>
+<ds:datastoreItem xmlns:ds="http://schemas.openxmlformats.org/officeDocument/2006/customXml" ds:itemID="{9193D045-8D4E-4839-AD9E-081FAF65FC38}">
   <ds:schemaRefs>
     <ds:schemaRef ds:uri="http://schemas.microsoft.com/office/2006/metadata/contentType"/>
     <ds:schemaRef ds:uri="http://schemas.microsoft.com/office/2006/metadata/properties/metaAttributes"/>
     <ds:schemaRef ds:uri="http://www.w3.org/2001/XMLSchema"/>
     <ds:schemaRef ds:uri="http://schemas.microsoft.com/office/2006/metadata/properties"/>
-    <ds:schemaRef ds:uri="094ecc41-7a37-40c9-8390-f18431712098"/>
-    <ds:schemaRef ds:uri="32dd6115-ce5d-46b4-b638-9e7d5ca6cbee"/>
+    <ds:schemaRef ds:uri="f146dede-f291-467c-b2a9-cc4ee6b7da56"/>
     <ds:schemaRef ds:uri="http://schemas.microsoft.com/office/2006/documentManagement/types"/>
     <ds:schemaRef ds:uri="http://schemas.microsoft.com/office/infopath/2007/PartnerControls"/>
     <ds:schemaRef ds:uri="http://schemas.openxmlformats.org/package/2006/metadata/core-properties"/>
@@ -3433,4 +10143,22 @@
     <ds:schemaRef ds:uri="http://schemas.microsoft.com/internal/obd"/>
   </ds:schemaRefs>
 </ds:datastoreItem>
+</file>
+
+<file path=customXml/itemProps2.xml><?xml version="1.0" encoding="utf-8"?>
+<ds:datastoreItem xmlns:ds="http://schemas.openxmlformats.org/officeDocument/2006/customXml" ds:itemID="{12922F36-55F1-486C-AA45-86287294FBCC}">
+  <ds:schemaRefs>
+    <ds:schemaRef ds:uri="http://schemas.microsoft.com/office/2006/metadata/properties"/>
+    <ds:schemaRef ds:uri="http://schemas.microsoft.com/office/infopath/2007/PartnerControls"/>
+    <ds:schemaRef ds:uri="f146dede-f291-467c-b2a9-cc4ee6b7da56"/>
+  </ds:schemaRefs>
+</ds:datastoreItem>
+</file>
+
+<file path=customXml/itemProps3.xml><?xml version="1.0" encoding="utf-8"?>
+<ds:datastoreItem xmlns:ds="http://schemas.openxmlformats.org/officeDocument/2006/customXml" ds:itemID="{2ABD75BD-0EC0-4203-BD0D-0E29491F4147}">
+  <ds:schemaRefs>
+    <ds:schemaRef ds:uri="http://schemas.microsoft.com/sharepoint/v3/contenttype/forms"/>
+  </ds:schemaRefs>
+</ds:datastoreItem>
 </file>